--- a/docs/paper_with_methods.docx
+++ b/docs/paper_with_methods.docx
@@ -908,6 +908,59 @@
     </w:p>
     <w:p>
       <w:pPr>
+        <w:pStyle w:val="Normal"/>
+        <w:widowControl/>
+        <w:spacing w:after="160" w:line="278" w:lineRule="auto"/>
+      </w:pPr>
+      <w:r>
+        <w:rPr>
+          <w:rFonts w:ascii="Times New Roman" w:hAnsi="Times New Roman" w:cs="Times New Roman"/>
+          <w:color w:val="000000"/>
+          <w:sz w:val="24"/>
+          <w:szCs w:val="24"/>
+          <w:lang w:val="en-US"/>
+        </w:rPr>
+        <w:t>We evaluate research-paper augmentation in MLEvolve and autoresearch, focusing on predictive performance and the diversity of generated solutions. Each MLEvolve run uses gpt-5.6-sol with one GPU, eight CPU cores, and 48 GiB of memory. The search starts from three initial drafts and is limited to 12 hours and a maximum of 500 steps.</w:t>
+      </w:r>
+    </w:p>
+    <w:p>
+      <w:pPr>
+        <w:pStyle w:val="Normal"/>
+        <w:widowControl/>
+        <w:spacing w:after="160" w:line="278" w:lineRule="auto"/>
+      </w:pPr>
+      <w:r>
+        <w:rPr>
+          <w:rFonts w:ascii="Times New Roman" w:hAnsi="Times New Roman" w:cs="Times New Roman"/>
+          <w:color w:val="000000"/>
+          <w:sz w:val="24"/>
+          <w:szCs w:val="24"/>
+          <w:lang w:val="en-US"/>
+        </w:rPr>
+        <w:t>Autoresearch runs use one GPU, eight CPU cores, and 32 GiB of memory, with a six-hour job limit that includes setup and agent execution. The host agent uses opus-5.5, while the analogy module uses gpt-5.6-sol to generate methodological suggestions.</w:t>
+      </w:r>
+    </w:p>
+    <w:p>
+      <w:pPr>
+        <w:pStyle w:val="ListParagraph"/>
+        <w:numPr>
+          <w:ilvl w:val="0"/>
+          <w:numId w:val="3"/>
+        </w:numPr>
+        <w:rPr>
+          <w:rFonts w:ascii="Times New Roman" w:hAnsi="Times New Roman" w:cs="Times New Roman"/>
+        </w:rPr>
+        <w:keepNext/>
+      </w:pPr>
+      <w:r>
+        <w:rPr>
+          <w:rFonts w:ascii="Times New Roman" w:hAnsi="Times New Roman" w:cs="Times New Roman"/>
+        </w:rPr>
+        <w:t>Task</w:t>
+      </w:r>
+    </w:p>
+    <w:p>
+      <w:pPr>
         <w:pStyle w:val="ListParagraph"/>
         <w:numPr>
           <w:ilvl w:val="1"/>
@@ -916,32 +969,86 @@
         <w:rPr>
           <w:rFonts w:ascii="Times New Roman" w:hAnsi="Times New Roman" w:cs="Times New Roman"/>
         </w:rPr>
-      </w:pPr>
-      <w:proofErr w:type="spellStart"/>
+        <w:keepNext/>
+        <w:keepLines/>
+        <w:spacing w:before="120" w:after="80"/>
+      </w:pPr>
+      <w:hyperlink r:id="rIdTaskSource1">
+        <w:r>
+          <w:rPr>
+            <w:rFonts w:ascii="Times New Roman" w:hAnsi="Times New Roman" w:cs="Times New Roman"/>
+            <w:b/>
+            <w:color w:val="000000"/>
+            <w:sz w:val="24"/>
+            <w:szCs w:val="24"/>
+          </w:rPr>
+          <w:t>Learning Agency Lab - Automated Essay Scoring 2.0</w:t>
+        </w:r>
+      </w:hyperlink>
+    </w:p>
+    <w:p>
+      <w:pPr>
+        <w:pStyle w:val="Normal"/>
+        <w:widowControl/>
+        <w:spacing w:after="160" w:line="278" w:lineRule="auto"/>
+        <w:ind w:left="1440"/>
+        <w:keepLines/>
+      </w:pPr>
       <w:r>
         <w:rPr>
           <w:rFonts w:ascii="Times New Roman" w:hAnsi="Times New Roman" w:cs="Times New Roman"/>
-        </w:rPr>
-        <w:t>MLEvolve</w:t>
+          <w:color w:val="000000"/>
+          <w:sz w:val="24"/>
+          <w:szCs w:val="24"/>
+          <w:lang w:val="en-US"/>
+        </w:rPr>
+        <w:t>This task predicts a holistic writing score from a student-written argumentative essay. Scores range from 1 to 6, making the target ordinal. The input is the full essay text, and predictions are evaluated using quadratic weighted kappa, which measures agreement with the reference scores while assigning larger penalties to larger disagreements.</w:t>
       </w:r>
-      <w:proofErr w:type="spellEnd"/>
+    </w:p>
+    <w:p>
+      <w:pPr>
+        <w:pStyle w:val="ListParagraph"/>
+        <w:keepNext/>
+        <w:numPr>
+          <w:ilvl w:val="1"/>
+          <w:numId w:val="3"/>
+        </w:numPr>
+        <w:rPr>
+          <w:rFonts w:ascii="Times New Roman" w:hAnsi="Times New Roman" w:cs="Times New Roman"/>
+        </w:rPr>
+        <w:keepLines/>
+        <w:spacing w:before="120" w:after="80"/>
+      </w:pPr>
+      <w:hyperlink r:id="rIdTaskSource2">
+        <w:r>
+          <w:rPr>
+            <w:rFonts w:ascii="Times New Roman" w:hAnsi="Times New Roman" w:cs="Times New Roman"/>
+            <w:b/>
+            <w:color w:val="000000"/>
+            <w:sz w:val="24"/>
+            <w:szCs w:val="24"/>
+          </w:rPr>
+          <w:t>Jigsaw Toxic Comment Classification Challenge</w:t>
+        </w:r>
+      </w:hyperlink>
+    </w:p>
+    <w:p>
+      <w:pPr>
+        <w:pStyle w:val="Normal"/>
+        <w:widowControl/>
+        <w:spacing w:after="160" w:line="278" w:lineRule="auto"/>
+        <w:ind w:left="1440"/>
+        <w:keepLines/>
+      </w:pPr>
       <w:r>
         <w:rPr>
           <w:rFonts w:ascii="Times New Roman" w:hAnsi="Times New Roman" w:cs="Times New Roman"/>
-        </w:rPr>
-        <w:t>: Time limit 12 hours, 1 GPU, 8 CPU, 48 Gi memory, LLM model gpt-5.6</w:t>
-      </w:r>
-      <w:r>
-        <w:rPr>
-          <w:rFonts w:ascii="Times New Roman" w:hAnsi="Times New Roman" w:cs="Times New Roman"/>
-        </w:rPr>
-        <w:t>-sol</w:t>
-      </w:r>
-      <w:r>
-        <w:rPr>
-          <w:rFonts w:ascii="Times New Roman" w:hAnsi="Times New Roman" w:cs="Times New Roman"/>
-        </w:rPr>
-        <w:t>, 3 initial drafts, maximum 500 steps.</w:t>
+          <w:color w:val="000000"/>
+          <w:sz w:val="24"/>
+          <w:szCs w:val="24"/>
+          <w:lang w:val="en-US"/>
+        </w:rPr>
+        <w:t>This multilabel classification task uses human-annotated comments from Wikipedia talk pages. For each comment, the model predicts separate probabilities for six categories: toxic, severe toxic, obscene, threat, insult, and identity hate. A comment may belong to multiple categories. Performance is measured by the arithmetic mean of the six category-specific ROC-AUC scores.</w:t>
       </w:r>
     </w:p>
     <w:p>
@@ -954,56 +1061,40 @@
         <w:rPr>
           <w:rFonts w:ascii="Times New Roman" w:hAnsi="Times New Roman" w:cs="Times New Roman"/>
         </w:rPr>
-      </w:pPr>
-      <w:proofErr w:type="spellStart"/>
-      <w:r>
-        <w:rPr>
-          <w:rFonts w:ascii="Times New Roman" w:hAnsi="Times New Roman" w:cs="Times New Roman"/>
-        </w:rPr>
-        <w:t>Autoresearch</w:t>
-      </w:r>
-      <w:proofErr w:type="spellEnd"/>
-      <w:r>
-        <w:rPr>
-          <w:rFonts w:ascii="Times New Roman" w:hAnsi="Times New Roman" w:cs="Times New Roman"/>
-        </w:rPr>
-        <w:t xml:space="preserve">: Time limit 6 hours, 1 GPU, 8 CPU, 32 Gi memory, </w:t>
-      </w:r>
-      <w:r>
-        <w:rPr>
-          <w:rFonts w:ascii="Times New Roman" w:hAnsi="Times New Roman" w:cs="Times New Roman"/>
-        </w:rPr>
-        <w:t>Agent</w:t>
-      </w:r>
-      <w:r>
-        <w:rPr>
-          <w:rFonts w:ascii="Times New Roman" w:hAnsi="Times New Roman" w:cs="Times New Roman"/>
-        </w:rPr>
-        <w:t xml:space="preserve"> model </w:t>
-      </w:r>
-      <w:r>
-        <w:rPr>
-          <w:rFonts w:ascii="Times New Roman" w:hAnsi="Times New Roman" w:cs="Times New Roman"/>
-        </w:rPr>
-        <w:t>opus-5.5, analogy LLM model gpt-5.6-sol</w:t>
-      </w:r>
+        <w:keepNext/>
+        <w:keepLines/>
+        <w:spacing w:before="120" w:after="80"/>
+      </w:pPr>
+      <w:hyperlink r:id="rIdTaskSource3">
+        <w:r>
+          <w:rPr>
+            <w:rFonts w:ascii="Times New Roman" w:hAnsi="Times New Roman" w:cs="Times New Roman"/>
+            <w:b/>
+            <w:color w:val="000000"/>
+            <w:sz w:val="24"/>
+            <w:szCs w:val="24"/>
+          </w:rPr>
+          <w:t>Jigsaw Unintended Bias in Toxicity Classification</w:t>
+        </w:r>
+      </w:hyperlink>
     </w:p>
     <w:p>
       <w:pPr>
-        <w:pStyle w:val="ListParagraph"/>
-        <w:numPr>
-          <w:ilvl w:val="0"/>
-          <w:numId w:val="3"/>
-        </w:numPr>
-        <w:rPr>
-          <w:rFonts w:ascii="Times New Roman" w:hAnsi="Times New Roman" w:cs="Times New Roman"/>
-        </w:rPr>
+        <w:pStyle w:val="Normal"/>
+        <w:widowControl/>
+        <w:spacing w:after="160" w:line="278" w:lineRule="auto"/>
+        <w:ind w:left="1440"/>
+        <w:keepLines/>
       </w:pPr>
       <w:r>
         <w:rPr>
           <w:rFonts w:ascii="Times New Roman" w:hAnsi="Times New Roman" w:cs="Times New Roman"/>
-        </w:rPr>
-        <w:t>Task</w:t>
+          <w:color w:val="000000"/>
+          <w:sz w:val="24"/>
+          <w:szCs w:val="24"/>
+          <w:lang w:val="en-US"/>
+        </w:rPr>
+        <w:t>This task predicts toxicity scores for English online comments from Civil Comments, with an emphasis on reducing unintended bias associated with identity mentions. Identity annotations support the assessment of subgroup performance. Evaluation combines overall ROC-AUC with identity-specific AUC measures that assess performance within subgroups and across subgroup and background examples.</w:t>
       </w:r>
     </w:p>
     <w:p>
@@ -1016,19 +1107,48 @@
         <w:rPr>
           <w:rFonts w:ascii="Times New Roman" w:hAnsi="Times New Roman" w:cs="Times New Roman"/>
         </w:rPr>
+        <w:keepNext/>
+        <w:keepLines/>
+        <w:spacing w:before="120" w:after="80"/>
+      </w:pPr>
+      <w:hyperlink r:id="rIdTaskSource4">
+        <w:r>
+          <w:rPr>
+            <w:rFonts w:ascii="Times New Roman" w:hAnsi="Times New Roman" w:cs="Times New Roman"/>
+            <w:b/>
+            <w:color w:val="000000"/>
+            <w:sz w:val="24"/>
+            <w:szCs w:val="24"/>
+          </w:rPr>
+          <w:t>LMSYS - Chatbot Arena Human Preference Predictions</w:t>
+        </w:r>
+      </w:hyperlink>
+    </w:p>
+    <w:p>
+      <w:pPr>
+        <w:pStyle w:val="Normal"/>
+        <w:widowControl/>
+        <w:spacing w:after="160" w:line="278" w:lineRule="auto"/>
+        <w:ind w:left="1440"/>
+        <w:keepLines/>
       </w:pPr>
       <w:r>
         <w:rPr>
           <w:rFonts w:ascii="Times New Roman" w:hAnsi="Times New Roman" w:cs="Times New Roman"/>
-        </w:rPr>
-        <w:t>learning-agency-lab-automated-essay-scoring-2</w:t>
+          <w:color w:val="000000"/>
+          <w:sz w:val="24"/>
+          <w:szCs w:val="24"/>
+          <w:lang w:val="en-US"/>
+        </w:rPr>
+        <w:t>This task predicts human preferences between responses from two large language models. Given a user prompt or sequence of prompts and both models' responses, the model estimates probabilities for three outcomes: model A wins, model B wins, or a tie. The examples come from real Chatbot Arena interactions, and predictions are evaluated using multiclass log loss.</w:t>
       </w:r>
     </w:p>
     <w:p>
       <w:pPr>
         <w:pStyle w:val="ListParagraph"/>
+        <w:keepNext/>
         <w:numPr>
-          <w:ilvl w:val="2"/>
+          <w:ilvl w:val="0"/>
           <w:numId w:val="3"/>
         </w:numPr>
         <w:rPr>
@@ -1039,268 +1159,1350 @@
         <w:rPr>
           <w:rFonts w:ascii="Times New Roman" w:hAnsi="Times New Roman" w:cs="Times New Roman"/>
         </w:rPr>
-        <w:t>https://www.kaggle.com/c/learning-agency-lab-automated-essay-scoring-2</w:t>
+        <w:t>Baselines</w:t>
       </w:r>
     </w:p>
     <w:p>
       <w:pPr>
+        <w:pStyle w:val="Normal"/>
+        <w:widowControl/>
+        <w:spacing w:after="160" w:line="278" w:lineRule="auto"/>
+      </w:pPr>
+      <w:r>
+        <w:rPr>
+          <w:rFonts w:ascii="Times New Roman" w:hAnsi="Times New Roman" w:cs="Times New Roman"/>
+          <w:color w:val="000000"/>
+          <w:sz w:val="24"/>
+          <w:szCs w:val="24"/>
+          <w:lang w:val="en-US"/>
+        </w:rPr>
+        <w:t>For MLEvolve, arm A serves as the baseline without external paper guidance. It retains the standard search procedure, internal experiment memory, and predefined pretrained-model recommendations. The traditional RAG variants provide an additional reference using fixed task-level literature guidance: draft-only injection (B) and draft-plus-improvement injection (C).</w:t>
+      </w:r>
+    </w:p>
+    <w:p>
+      <w:pPr>
+        <w:pStyle w:val="Normal"/>
+        <w:widowControl/>
+        <w:spacing w:after="160" w:line="278" w:lineRule="auto"/>
+      </w:pPr>
+      <w:r>
+        <w:rPr>
+          <w:rFonts w:ascii="Times New Roman" w:hAnsi="Times New Roman" w:cs="Times New Roman"/>
+          <w:color w:val="000000"/>
+          <w:sz w:val="24"/>
+          <w:szCs w:val="24"/>
+          <w:lang w:val="en-US"/>
+        </w:rPr>
+        <w:t>For autoresearch, the baseline retains the sequential cycle of proposing, implementing, training, and evaluating candidates using the task description, current code, and previous experimental results. It has no access to the analogy module, paper knowledge base, full-text cache, or analogy reports. The baseline and analogy variants share the prepared data split, fixed evaluator, and procedure for saving source snapshots and experimental results.</w:t>
+      </w:r>
+    </w:p>
+    <w:p>
+      <w:pPr>
         <w:pStyle w:val="ListParagraph"/>
+        <w:keepNext/>
+        <w:numPr>
+          <w:ilvl w:val="0"/>
+          <w:numId w:val="3"/>
+        </w:numPr>
+        <w:rPr>
+          <w:rFonts w:ascii="Times New Roman" w:hAnsi="Times New Roman" w:cs="Times New Roman"/>
+          <w:b/>
+        </w:rPr>
+      </w:pPr>
+      <w:r>
+        <w:rPr>
+          <w:rFonts w:ascii="Times New Roman" w:hAnsi="Times New Roman" w:cs="Times New Roman"/>
+          <w:b/>
+        </w:rPr>
+        <w:t xml:space="preserve">Evaluation metrics</w:t>
+      </w:r>
+      <w:r>
+        <w:rPr>
+          <w:rFonts w:ascii="Times New Roman" w:hAnsi="Times New Roman" w:cs="Times New Roman"/>
+          <w:b/>
+        </w:rPr>
+        <w:t/>
+      </w:r>
+    </w:p>
+    <w:p>
+      <w:pPr>
+        <w:pStyle w:val="Normal"/>
+        <w:widowControl/>
+        <w:spacing w:after="160" w:line="278" w:lineRule="auto"/>
+        <w:ind w:left="720"/>
+      </w:pPr>
+      <w:r>
+        <w:rPr>
+          <w:rFonts w:ascii="Times New Roman" w:hAnsi="Times New Roman" w:cs="Times New Roman"/>
+          <w:color w:val="000000"/>
+          <w:sz w:val="24"/>
+          <w:szCs w:val="24"/>
+          <w:lang w:val="en-US"/>
+        </w:rPr>
+        <w:t>We evaluate predictive performance using each task’s competition metric and measure solution diversity separately with the Vendi score. MLEvolve results use submissions graded against MLE-bench private-test answers; autoresearch results use its fixed validation split. These evaluation sources are reported separately.</w:t>
+      </w:r>
+    </w:p>
+    <w:p>
+      <w:pPr>
+        <w:pStyle w:val="ListParagraph"/>
+        <w:keepNext/>
         <w:numPr>
           <w:ilvl w:val="1"/>
           <w:numId w:val="3"/>
         </w:numPr>
         <w:rPr>
           <w:rFonts w:ascii="Times New Roman" w:hAnsi="Times New Roman" w:cs="Times New Roman"/>
+          <w:b/>
         </w:rPr>
       </w:pPr>
       <w:r>
         <w:rPr>
           <w:rFonts w:ascii="Times New Roman" w:hAnsi="Times New Roman" w:cs="Times New Roman"/>
-        </w:rPr>
-        <w:t>jigsaw-toxic-comment-classification-challenge</w:t>
+          <w:b/>
+        </w:rPr>
+        <w:t>Quadratic Weighted Kappa</w:t>
       </w:r>
     </w:p>
     <w:p>
       <w:pPr>
-        <w:pStyle w:val="ListParagraph"/>
-        <w:numPr>
-          <w:ilvl w:val="2"/>
-          <w:numId w:val="3"/>
-        </w:numPr>
-        <w:rPr>
-          <w:rFonts w:ascii="Times New Roman" w:hAnsi="Times New Roman" w:cs="Times New Roman"/>
-        </w:rPr>
+        <w:pStyle w:val="Normal"/>
+        <w:widowControl/>
+        <w:spacing w:after="160" w:line="278" w:lineRule="auto"/>
+        <w:ind w:left="1440"/>
       </w:pPr>
       <w:r>
         <w:rPr>
           <w:rFonts w:ascii="Times New Roman" w:hAnsi="Times New Roman" w:cs="Times New Roman"/>
-        </w:rPr>
-        <w:t>https://www.kaggle.com/c/jigsaw-toxic-comment-classification-challenge</w:t>
+          <w:color w:val="000000"/>
+          <w:sz w:val="24"/>
+          <w:szCs w:val="24"/>
+          <w:lang w:val="en-US"/>
+        </w:rPr>
+        <w:t>For Automated Essay Scoring 2.0, quadratic weighted kappa (QWK) measures agreement between predicted and reference scores on the ordinal 1–6 scale, correcting for agreement expected by chance:</w:t>
       </w:r>
     </w:p>
     <w:p>
       <w:pPr>
+        <w:pStyle w:val="Normal"/>
+        <w:keepNext/>
+        <w:widowControl/>
+        <w:spacing w:after="160" w:line="278" w:lineRule="auto"/>
+        <w:ind w:left="1440"/>
+      </w:pPr>
+      <m:oMathPara>
+        <m:oMathParaPr>
+          <m:jc m:val="center"/>
+        </m:oMathParaPr>
+        <m:oMath>
+          <m:r>
+            <m:rPr>
+              <m:sty m:val="p"/>
+            </m:rPr>
+            <w:rPr>
+              <w:rFonts w:ascii="Cambria Math" w:hAnsi="Cambria Math"/>
+              <w:sz w:val="24"/>
+            </w:rPr>
+            <m:t>κ = 1 − </m:t>
+          </m:r>
+          <m:f>
+            <m:num>
+              <m:nary>
+                <m:naryPr>
+                  <m:chr m:val="∑"/>
+                  <m:limLoc m:val="undOvr"/>
+                  <m:supHide m:val="1"/>
+                </m:naryPr>
+                <m:sub>
+                  <m:r>
+                    <m:rPr>
+                      <m:sty m:val="p"/>
+                    </m:rPr>
+                    <w:rPr>
+                      <w:rFonts w:ascii="Cambria Math" w:hAnsi="Cambria Math"/>
+                      <w:sz w:val="24"/>
+                    </w:rPr>
+                    <m:t>i,j</m:t>
+                  </m:r>
+                </m:sub>
+                <m:sup>
+                  <m:r>
+                    <m:rPr>
+                      <m:sty m:val="p"/>
+                    </m:rPr>
+                    <w:rPr>
+                      <w:rFonts w:ascii="Cambria Math" w:hAnsi="Cambria Math"/>
+                      <w:sz w:val="24"/>
+                    </w:rPr>
+                    <m:t/>
+                  </m:r>
+                </m:sup>
+                <m:e>
+                  <m:sSub>
+                    <m:e>
+                      <m:r>
+                        <m:rPr>
+                          <m:sty m:val="p"/>
+                        </m:rPr>
+                        <w:rPr>
+                          <w:rFonts w:ascii="Cambria Math" w:hAnsi="Cambria Math"/>
+                          <w:sz w:val="24"/>
+                        </w:rPr>
+                        <m:t>w</m:t>
+                      </m:r>
+                    </m:e>
+                    <m:sub>
+                      <m:r>
+                        <m:rPr>
+                          <m:sty m:val="p"/>
+                        </m:rPr>
+                        <w:rPr>
+                          <w:rFonts w:ascii="Cambria Math" w:hAnsi="Cambria Math"/>
+                          <w:sz w:val="24"/>
+                        </w:rPr>
+                        <m:t>ij</m:t>
+                      </m:r>
+                    </m:sub>
+                  </m:sSub>
+                  <m:sSub>
+                    <m:e>
+                      <m:r>
+                        <m:rPr>
+                          <m:sty m:val="p"/>
+                        </m:rPr>
+                        <w:rPr>
+                          <w:rFonts w:ascii="Cambria Math" w:hAnsi="Cambria Math"/>
+                          <w:sz w:val="24"/>
+                        </w:rPr>
+                        <m:t>O</m:t>
+                      </m:r>
+                    </m:e>
+                    <m:sub>
+                      <m:r>
+                        <m:rPr>
+                          <m:sty m:val="p"/>
+                        </m:rPr>
+                        <w:rPr>
+                          <w:rFonts w:ascii="Cambria Math" w:hAnsi="Cambria Math"/>
+                          <w:sz w:val="24"/>
+                        </w:rPr>
+                        <m:t>ij</m:t>
+                      </m:r>
+                    </m:sub>
+                  </m:sSub>
+                </m:e>
+              </m:nary>
+            </m:num>
+            <m:den>
+              <m:nary>
+                <m:naryPr>
+                  <m:chr m:val="∑"/>
+                  <m:limLoc m:val="undOvr"/>
+                  <m:supHide m:val="1"/>
+                </m:naryPr>
+                <m:sub>
+                  <m:r>
+                    <m:rPr>
+                      <m:sty m:val="p"/>
+                    </m:rPr>
+                    <w:rPr>
+                      <w:rFonts w:ascii="Cambria Math" w:hAnsi="Cambria Math"/>
+                      <w:sz w:val="24"/>
+                    </w:rPr>
+                    <m:t>i,j</m:t>
+                  </m:r>
+                </m:sub>
+                <m:sup>
+                  <m:r>
+                    <m:rPr>
+                      <m:sty m:val="p"/>
+                    </m:rPr>
+                    <w:rPr>
+                      <w:rFonts w:ascii="Cambria Math" w:hAnsi="Cambria Math"/>
+                      <w:sz w:val="24"/>
+                    </w:rPr>
+                    <m:t/>
+                  </m:r>
+                </m:sup>
+                <m:e>
+                  <m:sSub>
+                    <m:e>
+                      <m:r>
+                        <m:rPr>
+                          <m:sty m:val="p"/>
+                        </m:rPr>
+                        <w:rPr>
+                          <w:rFonts w:ascii="Cambria Math" w:hAnsi="Cambria Math"/>
+                          <w:sz w:val="24"/>
+                        </w:rPr>
+                        <m:t>w</m:t>
+                      </m:r>
+                    </m:e>
+                    <m:sub>
+                      <m:r>
+                        <m:rPr>
+                          <m:sty m:val="p"/>
+                        </m:rPr>
+                        <w:rPr>
+                          <w:rFonts w:ascii="Cambria Math" w:hAnsi="Cambria Math"/>
+                          <w:sz w:val="24"/>
+                        </w:rPr>
+                        <m:t>ij</m:t>
+                      </m:r>
+                    </m:sub>
+                  </m:sSub>
+                  <m:sSub>
+                    <m:e>
+                      <m:r>
+                        <m:rPr>
+                          <m:sty m:val="p"/>
+                        </m:rPr>
+                        <w:rPr>
+                          <w:rFonts w:ascii="Cambria Math" w:hAnsi="Cambria Math"/>
+                          <w:sz w:val="24"/>
+                        </w:rPr>
+                        <m:t>E</m:t>
+                      </m:r>
+                    </m:e>
+                    <m:sub>
+                      <m:r>
+                        <m:rPr>
+                          <m:sty m:val="p"/>
+                        </m:rPr>
+                        <w:rPr>
+                          <w:rFonts w:ascii="Cambria Math" w:hAnsi="Cambria Math"/>
+                          <w:sz w:val="24"/>
+                        </w:rPr>
+                        <m:t>ij</m:t>
+                      </m:r>
+                    </m:sub>
+                  </m:sSub>
+                </m:e>
+              </m:nary>
+            </m:den>
+          </m:f>
+          <m:r>
+            <m:rPr>
+              <m:sty m:val="p"/>
+            </m:rPr>
+            <w:rPr>
+              <w:rFonts w:ascii="Cambria Math" w:hAnsi="Cambria Math"/>
+              <w:sz w:val="24"/>
+            </w:rPr>
+            <m:t> ,   </m:t>
+          </m:r>
+          <m:sSub>
+            <m:e>
+              <m:r>
+                <m:rPr>
+                  <m:sty m:val="p"/>
+                </m:rPr>
+                <w:rPr>
+                  <w:rFonts w:ascii="Cambria Math" w:hAnsi="Cambria Math"/>
+                  <w:sz w:val="24"/>
+                </w:rPr>
+                <m:t>w</m:t>
+              </m:r>
+            </m:e>
+            <m:sub>
+              <m:r>
+                <m:rPr>
+                  <m:sty m:val="p"/>
+                </m:rPr>
+                <w:rPr>
+                  <w:rFonts w:ascii="Cambria Math" w:hAnsi="Cambria Math"/>
+                  <w:sz w:val="24"/>
+                </w:rPr>
+                <m:t>ij</m:t>
+              </m:r>
+            </m:sub>
+          </m:sSub>
+          <m:r>
+            <m:rPr>
+              <m:sty m:val="p"/>
+            </m:rPr>
+            <w:rPr>
+              <w:rFonts w:ascii="Cambria Math" w:hAnsi="Cambria Math"/>
+              <w:sz w:val="24"/>
+            </w:rPr>
+            <m:t> = </m:t>
+          </m:r>
+          <m:sSup>
+            <m:e>
+              <m:r>
+                <m:rPr>
+                  <m:sty m:val="p"/>
+                </m:rPr>
+                <w:rPr>
+                  <w:rFonts w:ascii="Cambria Math" w:hAnsi="Cambria Math"/>
+                  <w:sz w:val="24"/>
+                </w:rPr>
+                <m:t>(i − j)</m:t>
+              </m:r>
+            </m:e>
+            <m:sup>
+              <m:r>
+                <m:rPr>
+                  <m:sty m:val="p"/>
+                </m:rPr>
+                <w:rPr>
+                  <w:rFonts w:ascii="Cambria Math" w:hAnsi="Cambria Math"/>
+                  <w:sz w:val="24"/>
+                </w:rPr>
+                <m:t>2</m:t>
+              </m:r>
+            </m:sup>
+          </m:sSup>
+        </m:oMath>
+      </m:oMathPara>
+    </w:p>
+    <w:p>
+      <w:pPr>
+        <w:pStyle w:val="Normal"/>
+        <w:widowControl/>
+        <w:spacing w:after="160" w:line="278" w:lineRule="auto"/>
+        <w:ind w:left="1440"/>
+      </w:pPr>
+      <w:r>
+        <w:rPr>
+          <w:rFonts w:ascii="Times New Roman" w:hAnsi="Times New Roman" w:cs="Times New Roman"/>
+          <w:color w:val="000000"/>
+          <w:sz w:val="24"/>
+          <w:szCs w:val="24"/>
+          <w:lang w:val="en-US"/>
+        </w:rPr>
+        <w:t>Here, O is the observed count matrix and E is the expected count matrix under independence, using the same marginal score distributions. Quadratic weights penalize larger score differences more heavily. Higher QWK is better: 1 indicates perfect agreement, 0 indicates chance-level agreement, and negative values indicate worse agreement than expected by chance.</w:t>
+      </w:r>
+    </w:p>
+    <w:p>
+      <w:pPr>
         <w:pStyle w:val="ListParagraph"/>
+        <w:keepNext/>
         <w:numPr>
           <w:ilvl w:val="1"/>
           <w:numId w:val="3"/>
         </w:numPr>
         <w:rPr>
           <w:rFonts w:ascii="Times New Roman" w:hAnsi="Times New Roman" w:cs="Times New Roman"/>
+          <w:b/>
         </w:rPr>
       </w:pPr>
       <w:r>
         <w:rPr>
-          <w:rFonts w:ascii="Times New Roman" w:hAnsi="Times New Roman" w:cs="Times New Roman"/>
-        </w:rPr>
-        <w:t>jigsaw-unintended-bias-in-toxicity-classification</w:t>
+          <w:rFonts w:ascii="Times New Roman" w:hAnsi="Times New Roman" w:cs="Times New Roman" w:hint="eastAsia"/>
+          <w:b/>
+        </w:rPr>
+        <w:t>ROC-AUC</w:t>
       </w:r>
     </w:p>
     <w:p>
       <w:pPr>
-        <w:pStyle w:val="ListParagraph"/>
-        <w:numPr>
-          <w:ilvl w:val="2"/>
-          <w:numId w:val="3"/>
-        </w:numPr>
-        <w:rPr>
-          <w:rFonts w:ascii="Times New Roman" w:hAnsi="Times New Roman" w:cs="Times New Roman"/>
-        </w:rPr>
+        <w:pStyle w:val="Normal"/>
+        <w:widowControl/>
+        <w:spacing w:after="160" w:line="278" w:lineRule="auto"/>
+        <w:ind w:left="1440"/>
       </w:pPr>
       <w:r>
         <w:rPr>
           <w:rFonts w:ascii="Times New Roman" w:hAnsi="Times New Roman" w:cs="Times New Roman"/>
-        </w:rPr>
-        <w:lastRenderedPageBreak/>
-        <w:t>https://www.kaggle.com/c/jigsaw-unintended-bias-in-toxicity-classification</w:t>
+          <w:color w:val="000000"/>
+          <w:sz w:val="24"/>
+          <w:szCs w:val="24"/>
+          <w:lang w:val="en-US"/>
+        </w:rPr>
+        <w:t>For Jigsaw Toxic Comment Classification, we compute the area under the receiver operating characteristic curve (ROC-AUC) separately for each of the six labels and take their arithmetic mean. Each label therefore contributes equally. AUC measures how well continuous prediction scores rank positive examples above negative examples, with ties receiving half credit. Predictions are not thresholded into binary decisions. Higher values are better; 0.5 represents random ranking and 1 represents perfect ranking.</w:t>
       </w:r>
     </w:p>
     <w:p>
       <w:pPr>
         <w:pStyle w:val="ListParagraph"/>
+        <w:keepNext/>
         <w:numPr>
           <w:ilvl w:val="1"/>
           <w:numId w:val="3"/>
         </w:numPr>
         <w:rPr>
           <w:rFonts w:ascii="Times New Roman" w:hAnsi="Times New Roman" w:cs="Times New Roman"/>
-        </w:rPr>
-      </w:pPr>
-      <w:proofErr w:type="spellStart"/>
+          <w:b/>
+        </w:rPr>
+      </w:pPr>
       <w:r>
         <w:rPr>
-          <w:rFonts w:ascii="Times New Roman" w:hAnsi="Times New Roman" w:cs="Times New Roman"/>
-        </w:rPr>
-        <w:t>lmsys</w:t>
+          <w:rFonts w:ascii="Times New Roman" w:hAnsi="Times New Roman" w:cs="Times New Roman" w:hint="eastAsia"/>
+          <w:b/>
+        </w:rPr>
+        <w:t>Log loss</w:t>
       </w:r>
-      <w:proofErr w:type="spellEnd"/>
       <w:r>
         <w:rPr>
           <w:rFonts w:ascii="Times New Roman" w:hAnsi="Times New Roman" w:cs="Times New Roman"/>
-        </w:rPr>
-        <w:t>-chatbot-arena</w:t>
+          <w:b/>
+        </w:rPr>
+        <w:t xml:space="preserve"/>
       </w:r>
     </w:p>
     <w:p>
       <w:pPr>
-        <w:pStyle w:val="ListParagraph"/>
-        <w:numPr>
-          <w:ilvl w:val="2"/>
-          <w:numId w:val="3"/>
-        </w:numPr>
-        <w:rPr>
-          <w:rFonts w:ascii="Times New Roman" w:hAnsi="Times New Roman" w:cs="Times New Roman"/>
-        </w:rPr>
+        <w:pStyle w:val="Normal"/>
+        <w:widowControl/>
+        <w:spacing w:after="160" w:line="278" w:lineRule="auto"/>
+        <w:ind w:left="1440"/>
       </w:pPr>
       <w:r>
         <w:rPr>
           <w:rFonts w:ascii="Times New Roman" w:hAnsi="Times New Roman" w:cs="Times New Roman"/>
-        </w:rPr>
-        <w:t>https://www.kaggle.com/competitions/lmsys-chatbot-arena</w:t>
+          <w:color w:val="000000"/>
+          <w:sz w:val="24"/>
+          <w:szCs w:val="24"/>
+          <w:lang w:val="en-US"/>
+        </w:rPr>
+        <w:t>For LMSYS, multiclass log loss evaluates probabilities for the three preference outcomes, which sum to one for each example:</w:t>
       </w:r>
     </w:p>
     <w:p>
       <w:pPr>
-        <w:pStyle w:val="ListParagraph"/>
-        <w:numPr>
-          <w:ilvl w:val="0"/>
-          <w:numId w:val="3"/>
-        </w:numPr>
-        <w:rPr>
-          <w:rFonts w:ascii="Times New Roman" w:hAnsi="Times New Roman" w:cs="Times New Roman"/>
-        </w:rPr>
+        <w:pStyle w:val="Normal"/>
+        <w:keepNext/>
+        <w:widowControl/>
+        <w:spacing w:after="160" w:line="278" w:lineRule="auto"/>
+        <w:ind w:left="1440"/>
+      </w:pPr>
+      <m:oMathPara>
+        <m:oMathParaPr>
+          <m:jc m:val="center"/>
+        </m:oMathParaPr>
+        <m:oMath>
+          <m:r>
+            <m:rPr>
+              <m:sty m:val="p"/>
+            </m:rPr>
+            <w:rPr>
+              <w:rFonts w:ascii="Cambria Math" w:hAnsi="Cambria Math"/>
+              <w:sz w:val="24"/>
+            </w:rPr>
+            <m:t>L = −</m:t>
+          </m:r>
+          <m:f>
+            <m:num>
+              <m:r>
+                <m:rPr>
+                  <m:sty m:val="p"/>
+                </m:rPr>
+                <w:rPr>
+                  <w:rFonts w:ascii="Cambria Math" w:hAnsi="Cambria Math"/>
+                  <w:sz w:val="24"/>
+                </w:rPr>
+                <m:t>1</m:t>
+              </m:r>
+            </m:num>
+            <m:den>
+              <m:r>
+                <m:rPr>
+                  <m:sty m:val="p"/>
+                </m:rPr>
+                <w:rPr>
+                  <w:rFonts w:ascii="Cambria Math" w:hAnsi="Cambria Math"/>
+                  <w:sz w:val="24"/>
+                </w:rPr>
+                <m:t>N</m:t>
+              </m:r>
+            </m:den>
+          </m:f>
+          <m:nary>
+            <m:naryPr>
+              <m:chr m:val="∑"/>
+              <m:limLoc m:val="undOvr"/>
+            </m:naryPr>
+            <m:sub>
+              <m:r>
+                <m:rPr>
+                  <m:sty m:val="p"/>
+                </m:rPr>
+                <w:rPr>
+                  <w:rFonts w:ascii="Cambria Math" w:hAnsi="Cambria Math"/>
+                  <w:sz w:val="24"/>
+                </w:rPr>
+                <m:t>i = 1</m:t>
+              </m:r>
+            </m:sub>
+            <m:sup>
+              <m:r>
+                <m:rPr>
+                  <m:sty m:val="p"/>
+                </m:rPr>
+                <w:rPr>
+                  <w:rFonts w:ascii="Cambria Math" w:hAnsi="Cambria Math"/>
+                  <w:sz w:val="24"/>
+                </w:rPr>
+                <m:t>N</m:t>
+              </m:r>
+            </m:sup>
+            <m:e>
+              <m:r>
+                <m:rPr>
+                  <m:sty m:val="p"/>
+                </m:rPr>
+                <w:rPr>
+                  <w:rFonts w:ascii="Cambria Math" w:hAnsi="Cambria Math"/>
+                  <w:sz w:val="24"/>
+                </w:rPr>
+                <m:t>log </m:t>
+              </m:r>
+              <m:sSub>
+                <m:e>
+                  <m:r>
+                    <m:rPr>
+                      <m:sty m:val="p"/>
+                    </m:rPr>
+                    <w:rPr>
+                      <w:rFonts w:ascii="Cambria Math" w:hAnsi="Cambria Math"/>
+                      <w:sz w:val="24"/>
+                    </w:rPr>
+                    <m:t>p</m:t>
+                  </m:r>
+                </m:e>
+                <m:sub>
+                  <m:r>
+                    <m:rPr>
+                      <m:sty m:val="p"/>
+                    </m:rPr>
+                    <w:rPr>
+                      <w:rFonts w:ascii="Cambria Math" w:hAnsi="Cambria Math"/>
+                      <w:sz w:val="24"/>
+                    </w:rPr>
+                    <m:t>i,</m:t>
+                  </m:r>
+                  <m:sSub>
+                    <m:e>
+                      <m:r>
+                        <m:rPr>
+                          <m:sty m:val="p"/>
+                        </m:rPr>
+                        <w:rPr>
+                          <w:rFonts w:ascii="Cambria Math" w:hAnsi="Cambria Math"/>
+                          <w:sz w:val="24"/>
+                        </w:rPr>
+                        <m:t>y</m:t>
+                      </m:r>
+                    </m:e>
+                    <m:sub>
+                      <m:r>
+                        <m:rPr>
+                          <m:sty m:val="p"/>
+                        </m:rPr>
+                        <w:rPr>
+                          <w:rFonts w:ascii="Cambria Math" w:hAnsi="Cambria Math"/>
+                          <w:sz w:val="24"/>
+                        </w:rPr>
+                        <m:t>i</m:t>
+                      </m:r>
+                    </m:sub>
+                  </m:sSub>
+                </m:sub>
+              </m:sSub>
+            </m:e>
+          </m:nary>
+        </m:oMath>
+      </m:oMathPara>
+    </w:p>
+    <w:p>
+      <w:pPr>
+        <w:pStyle w:val="Normal"/>
+        <w:widowControl/>
+        <w:spacing w:after="160" w:line="278" w:lineRule="auto"/>
+        <w:ind w:left="1440"/>
       </w:pPr>
       <w:r>
         <w:rPr>
           <w:rFonts w:ascii="Times New Roman" w:hAnsi="Times New Roman" w:cs="Times New Roman"/>
-        </w:rPr>
-        <w:t>Baselines</w:t>
+          <w:color w:val="000000"/>
+          <w:sz w:val="24"/>
+          <w:szCs w:val="24"/>
+          <w:lang w:val="en-US"/>
+        </w:rPr>
+        <w:t>Here, N is the number of examples, and each probability term corresponds to its example’s true class. Lower values are better. Natural logarithms strongly penalize confident incorrect predictions.</w:t>
       </w:r>
     </w:p>
     <w:p>
       <w:pPr>
         <w:pStyle w:val="ListParagraph"/>
-        <w:numPr>
-          <w:ilvl w:val="0"/>
-          <w:numId w:val="3"/>
-        </w:numPr>
-        <w:rPr>
-          <w:rFonts w:ascii="Times New Roman" w:hAnsi="Times New Roman" w:cs="Times New Roman"/>
-        </w:rPr>
-      </w:pPr>
-      <w:r>
-        <w:rPr>
-          <w:rFonts w:ascii="Times New Roman" w:hAnsi="Times New Roman" w:cs="Times New Roman"/>
-        </w:rPr>
-        <w:t xml:space="preserve">Evaluation </w:t>
-      </w:r>
-      <w:r>
-        <w:rPr>
-          <w:rFonts w:ascii="Times New Roman" w:hAnsi="Times New Roman" w:cs="Times New Roman"/>
-        </w:rPr>
-        <w:t>metrics</w:t>
-      </w:r>
-    </w:p>
-    <w:p>
-      <w:pPr>
-        <w:pStyle w:val="ListParagraph"/>
+        <w:keepNext/>
         <w:numPr>
           <w:ilvl w:val="1"/>
           <w:numId w:val="3"/>
         </w:numPr>
         <w:rPr>
           <w:rFonts w:ascii="Times New Roman" w:hAnsi="Times New Roman" w:cs="Times New Roman"/>
+          <w:b/>
         </w:rPr>
       </w:pPr>
       <w:r>
         <w:rPr>
           <w:rFonts w:ascii="Times New Roman" w:hAnsi="Times New Roman" w:cs="Times New Roman"/>
-        </w:rPr>
-        <w:t>Quadratic Weighted Kappa</w:t>
+          <w:b/>
+        </w:rPr>
+        <w:t>Bias AUC</w:t>
       </w:r>
     </w:p>
     <w:p>
       <w:pPr>
+        <w:pStyle w:val="Normal"/>
+        <w:widowControl/>
+        <w:spacing w:after="160" w:line="278" w:lineRule="auto"/>
+        <w:ind w:left="1440"/>
+      </w:pPr>
+      <w:r>
+        <w:rPr>
+          <w:rFonts w:ascii="Times New Roman" w:hAnsi="Times New Roman" w:cs="Times New Roman"/>
+          <w:color w:val="000000"/>
+          <w:sz w:val="24"/>
+          <w:szCs w:val="24"/>
+          <w:lang w:val="en-US"/>
+        </w:rPr>
+        <w:t>For Jigsaw Unintended Bias, the composite score combines overall ROC-AUC with three identity-sensitive components. Subgroup AUC evaluates examples within an identity group. Background Positive–Subgroup Negative (BPSN) AUC compares toxic background examples with non-toxic subgroup examples, exposing overprediction of toxicity in the subgroup. Background Negative–Subgroup Positive (BNSP) AUC compares non-toxic background examples with toxic subgroup examples, exposing underprediction of subgroup toxicity. Background denotes examples outside the identity group being evaluated.</w:t>
+      </w:r>
+    </w:p>
+    <w:p>
+      <w:pPr>
+        <w:pStyle w:val="Normal"/>
+        <w:widowControl/>
+        <w:spacing w:after="160" w:line="278" w:lineRule="auto"/>
+        <w:ind w:left="1440"/>
+      </w:pPr>
+      <w:r>
+        <w:rPr>
+          <w:rFonts w:ascii="Times New Roman" w:hAnsi="Times New Roman" w:cs="Times New Roman"/>
+          <w:color w:val="000000"/>
+          <w:sz w:val="24"/>
+          <w:szCs w:val="24"/>
+          <w:lang w:val="en-US"/>
+        </w:rPr>
+        <w:t>Across the nine identity groups g, each bias component t is aggregated using a generalized mean with exponent −5:</w:t>
+      </w:r>
+    </w:p>
+    <w:p>
+      <w:pPr>
+        <w:pStyle w:val="Normal"/>
+        <w:keepNext/>
+        <w:widowControl/>
+        <w:spacing w:after="160" w:line="278" w:lineRule="auto"/>
+        <w:ind w:left="1440"/>
+      </w:pPr>
+      <m:oMathPara>
+        <m:oMathParaPr>
+          <m:jc m:val="center"/>
+        </m:oMathParaPr>
+        <m:oMath>
+          <m:sSub>
+            <m:e>
+              <m:r>
+                <m:rPr>
+                  <m:sty m:val="p"/>
+                </m:rPr>
+                <w:rPr>
+                  <w:rFonts w:ascii="Cambria Math" w:hAnsi="Cambria Math"/>
+                  <w:sz w:val="24"/>
+                </w:rPr>
+                <m:t>M</m:t>
+              </m:r>
+            </m:e>
+            <m:sub>
+              <m:r>
+                <m:rPr>
+                  <m:sty m:val="p"/>
+                </m:rPr>
+                <w:rPr>
+                  <w:rFonts w:ascii="Cambria Math" w:hAnsi="Cambria Math"/>
+                  <w:sz w:val="24"/>
+                </w:rPr>
+                <m:t>t</m:t>
+              </m:r>
+            </m:sub>
+          </m:sSub>
+          <m:r>
+            <m:rPr>
+              <m:sty m:val="p"/>
+            </m:rPr>
+            <w:rPr>
+              <w:rFonts w:ascii="Cambria Math" w:hAnsi="Cambria Math"/>
+              <w:sz w:val="24"/>
+            </w:rPr>
+            <m:t> = </m:t>
+          </m:r>
+          <m:sSup>
+            <m:e>
+              <m:r>
+                <m:rPr>
+                  <m:sty m:val="p"/>
+                </m:rPr>
+                <w:rPr>
+                  <w:rFonts w:ascii="Cambria Math" w:hAnsi="Cambria Math"/>
+                  <w:sz w:val="24"/>
+                </w:rPr>
+                <m:t>(</m:t>
+              </m:r>
+              <m:f>
+                <m:num>
+                  <m:r>
+                    <m:rPr>
+                      <m:sty m:val="p"/>
+                    </m:rPr>
+                    <w:rPr>
+                      <w:rFonts w:ascii="Cambria Math" w:hAnsi="Cambria Math"/>
+                      <w:sz w:val="24"/>
+                    </w:rPr>
+                    <m:t>1</m:t>
+                  </m:r>
+                </m:num>
+                <m:den>
+                  <m:r>
+                    <m:rPr>
+                      <m:sty m:val="p"/>
+                    </m:rPr>
+                    <w:rPr>
+                      <w:rFonts w:ascii="Cambria Math" w:hAnsi="Cambria Math"/>
+                      <w:sz w:val="24"/>
+                    </w:rPr>
+                    <m:t>9</m:t>
+                  </m:r>
+                </m:den>
+              </m:f>
+              <m:nary>
+                <m:naryPr>
+                  <m:chr m:val="∑"/>
+                  <m:limLoc m:val="undOvr"/>
+                </m:naryPr>
+                <m:sub>
+                  <m:r>
+                    <m:rPr>
+                      <m:sty m:val="p"/>
+                    </m:rPr>
+                    <w:rPr>
+                      <w:rFonts w:ascii="Cambria Math" w:hAnsi="Cambria Math"/>
+                      <w:sz w:val="24"/>
+                    </w:rPr>
+                    <m:t>g = 1</m:t>
+                  </m:r>
+                </m:sub>
+                <m:sup>
+                  <m:r>
+                    <m:rPr>
+                      <m:sty m:val="p"/>
+                    </m:rPr>
+                    <w:rPr>
+                      <w:rFonts w:ascii="Cambria Math" w:hAnsi="Cambria Math"/>
+                      <w:sz w:val="24"/>
+                    </w:rPr>
+                    <m:t>9</m:t>
+                  </m:r>
+                </m:sup>
+                <m:e>
+                  <m:sSup>
+                    <m:e>
+                      <m:sSub>
+                        <m:e>
+                          <m:r>
+                            <m:rPr>
+                              <m:sty m:val="p"/>
+                            </m:rPr>
+                            <w:rPr>
+                              <w:rFonts w:ascii="Cambria Math" w:hAnsi="Cambria Math"/>
+                              <w:sz w:val="24"/>
+                            </w:rPr>
+                            <m:t>A</m:t>
+                          </m:r>
+                        </m:e>
+                        <m:sub>
+                          <m:r>
+                            <m:rPr>
+                              <m:sty m:val="p"/>
+                            </m:rPr>
+                            <w:rPr>
+                              <w:rFonts w:ascii="Cambria Math" w:hAnsi="Cambria Math"/>
+                              <w:sz w:val="24"/>
+                            </w:rPr>
+                            <m:t>g,t</m:t>
+                          </m:r>
+                        </m:sub>
+                      </m:sSub>
+                    </m:e>
+                    <m:sup>
+                      <m:r>
+                        <m:rPr>
+                          <m:sty m:val="p"/>
+                        </m:rPr>
+                        <w:rPr>
+                          <w:rFonts w:ascii="Cambria Math" w:hAnsi="Cambria Math"/>
+                          <w:sz w:val="24"/>
+                        </w:rPr>
+                        <m:t>−5</m:t>
+                      </m:r>
+                    </m:sup>
+                  </m:sSup>
+                </m:e>
+              </m:nary>
+              <m:r>
+                <m:rPr>
+                  <m:sty m:val="p"/>
+                </m:rPr>
+                <w:rPr>
+                  <w:rFonts w:ascii="Cambria Math" w:hAnsi="Cambria Math"/>
+                  <w:sz w:val="24"/>
+                </w:rPr>
+                <m:t>)</m:t>
+              </m:r>
+            </m:e>
+            <m:sup>
+              <m:r>
+                <m:rPr>
+                  <m:sty m:val="p"/>
+                </m:rPr>
+                <w:rPr>
+                  <w:rFonts w:ascii="Cambria Math" w:hAnsi="Cambria Math"/>
+                  <w:sz w:val="24"/>
+                </w:rPr>
+                <m:t>−1/5</m:t>
+              </m:r>
+            </m:sup>
+          </m:sSup>
+        </m:oMath>
+      </m:oMathPara>
+    </w:p>
+    <w:p>
+      <w:pPr>
+        <w:pStyle w:val="Normal"/>
+        <w:keepNext/>
+        <w:widowControl/>
+        <w:spacing w:after="160" w:line="278" w:lineRule="auto"/>
+        <w:ind w:left="1440"/>
+      </w:pPr>
+      <m:oMathPara>
+        <m:oMathParaPr>
+          <m:jc m:val="center"/>
+        </m:oMathParaPr>
+        <m:oMath>
+          <m:r>
+            <m:rPr>
+              <m:sty m:val="p"/>
+            </m:rPr>
+            <w:rPr>
+              <w:rFonts w:ascii="Cambria Math" w:hAnsi="Cambria Math"/>
+              <w:sz w:val="24"/>
+            </w:rPr>
+            <m:t>Bias AUC = 0.25(</m:t>
+          </m:r>
+          <m:sSub>
+            <m:e>
+              <m:r>
+                <m:rPr>
+                  <m:sty m:val="p"/>
+                </m:rPr>
+                <w:rPr>
+                  <w:rFonts w:ascii="Cambria Math" w:hAnsi="Cambria Math"/>
+                  <w:sz w:val="24"/>
+                </w:rPr>
+                <m:t>A</m:t>
+              </m:r>
+            </m:e>
+            <m:sub>
+              <m:r>
+                <m:rPr>
+                  <m:sty m:val="p"/>
+                </m:rPr>
+                <w:rPr>
+                  <w:rFonts w:ascii="Cambria Math" w:hAnsi="Cambria Math"/>
+                  <w:sz w:val="24"/>
+                </w:rPr>
+                <m:t>all</m:t>
+              </m:r>
+            </m:sub>
+          </m:sSub>
+          <m:r>
+            <m:rPr>
+              <m:sty m:val="p"/>
+            </m:rPr>
+            <w:rPr>
+              <w:rFonts w:ascii="Cambria Math" w:hAnsi="Cambria Math"/>
+              <w:sz w:val="24"/>
+            </w:rPr>
+            <m:t> + </m:t>
+          </m:r>
+          <m:sSub>
+            <m:e>
+              <m:r>
+                <m:rPr>
+                  <m:sty m:val="p"/>
+                </m:rPr>
+                <w:rPr>
+                  <w:rFonts w:ascii="Cambria Math" w:hAnsi="Cambria Math"/>
+                  <w:sz w:val="24"/>
+                </w:rPr>
+                <m:t>M</m:t>
+              </m:r>
+            </m:e>
+            <m:sub>
+              <m:r>
+                <m:rPr>
+                  <m:sty m:val="p"/>
+                </m:rPr>
+                <w:rPr>
+                  <w:rFonts w:ascii="Cambria Math" w:hAnsi="Cambria Math"/>
+                  <w:sz w:val="24"/>
+                </w:rPr>
+                <m:t>Subgroup</m:t>
+              </m:r>
+            </m:sub>
+          </m:sSub>
+          <m:r>
+            <m:rPr>
+              <m:sty m:val="p"/>
+            </m:rPr>
+            <w:rPr>
+              <w:rFonts w:ascii="Cambria Math" w:hAnsi="Cambria Math"/>
+              <w:sz w:val="24"/>
+            </w:rPr>
+            <m:t> + </m:t>
+          </m:r>
+          <m:sSub>
+            <m:e>
+              <m:r>
+                <m:rPr>
+                  <m:sty m:val="p"/>
+                </m:rPr>
+                <w:rPr>
+                  <w:rFonts w:ascii="Cambria Math" w:hAnsi="Cambria Math"/>
+                  <w:sz w:val="24"/>
+                </w:rPr>
+                <m:t>M</m:t>
+              </m:r>
+            </m:e>
+            <m:sub>
+              <m:r>
+                <m:rPr>
+                  <m:sty m:val="p"/>
+                </m:rPr>
+                <w:rPr>
+                  <w:rFonts w:ascii="Cambria Math" w:hAnsi="Cambria Math"/>
+                  <w:sz w:val="24"/>
+                </w:rPr>
+                <m:t>BPSN</m:t>
+              </m:r>
+            </m:sub>
+          </m:sSub>
+          <m:r>
+            <m:rPr>
+              <m:sty m:val="p"/>
+            </m:rPr>
+            <w:rPr>
+              <w:rFonts w:ascii="Cambria Math" w:hAnsi="Cambria Math"/>
+              <w:sz w:val="24"/>
+            </w:rPr>
+            <m:t> + </m:t>
+          </m:r>
+          <m:sSub>
+            <m:e>
+              <m:r>
+                <m:rPr>
+                  <m:sty m:val="p"/>
+                </m:rPr>
+                <w:rPr>
+                  <w:rFonts w:ascii="Cambria Math" w:hAnsi="Cambria Math"/>
+                  <w:sz w:val="24"/>
+                </w:rPr>
+                <m:t>M</m:t>
+              </m:r>
+            </m:e>
+            <m:sub>
+              <m:r>
+                <m:rPr>
+                  <m:sty m:val="p"/>
+                </m:rPr>
+                <w:rPr>
+                  <w:rFonts w:ascii="Cambria Math" w:hAnsi="Cambria Math"/>
+                  <w:sz w:val="24"/>
+                </w:rPr>
+                <m:t>BNSP</m:t>
+              </m:r>
+            </m:sub>
+          </m:sSub>
+          <m:r>
+            <m:rPr>
+              <m:sty m:val="p"/>
+            </m:rPr>
+            <w:rPr>
+              <w:rFonts w:ascii="Cambria Math" w:hAnsi="Cambria Math"/>
+              <w:sz w:val="24"/>
+            </w:rPr>
+            <m:t>)</m:t>
+          </m:r>
+        </m:oMath>
+      </m:oMathPara>
+    </w:p>
+    <w:p>
+      <w:pPr>
+        <w:pStyle w:val="Normal"/>
+        <w:widowControl/>
+        <w:spacing w:after="160" w:line="278" w:lineRule="auto"/>
+        <w:ind w:left="1440"/>
+      </w:pPr>
+      <w:r>
+        <w:rPr>
+          <w:rFonts w:ascii="Times New Roman" w:hAnsi="Times New Roman" w:cs="Times New Roman"/>
+          <w:color w:val="000000"/>
+          <w:sz w:val="24"/>
+          <w:szCs w:val="24"/>
+          <w:lang w:val="en-US"/>
+        </w:rPr>
+        <w:t>The negative exponent emphasizes groups with lower AUCs. Overall AUC and the three aggregates receive equal weight. Higher scores are better. Ground-truth toxicity and identity annotations are binarized at 0.5, while predicted toxicity scores remain continuous. In the fixed validation evaluator, any component lacking positive or negative examples is treated as undefined rather than silently omitted.</w:t>
+      </w:r>
+    </w:p>
+    <w:p>
+      <w:pPr>
         <w:pStyle w:val="ListParagraph"/>
+        <w:keepNext/>
         <w:numPr>
           <w:ilvl w:val="1"/>
           <w:numId w:val="3"/>
         </w:numPr>
         <w:rPr>
           <w:rFonts w:ascii="Times New Roman" w:hAnsi="Times New Roman" w:cs="Times New Roman"/>
+          <w:b/>
         </w:rPr>
       </w:pPr>
       <w:r>
         <w:rPr>
           <w:rFonts w:ascii="Times New Roman" w:hAnsi="Times New Roman" w:cs="Times New Roman" w:hint="eastAsia"/>
-        </w:rPr>
-        <w:t>ROC-AUC</w:t>
+          <w:b/>
+        </w:rPr>
+        <w:t>Vendi score</w:t>
+      </w:r>
+      <w:r>
+        <w:rPr>
+          <w:rFonts w:ascii="Times New Roman" w:hAnsi="Times New Roman" w:cs="Times New Roman"/>
+          <w:b/>
+        </w:rPr>
+        <w:t xml:space="preserve"/>
       </w:r>
     </w:p>
     <w:p>
       <w:pPr>
-        <w:pStyle w:val="ListParagraph"/>
-        <w:numPr>
-          <w:ilvl w:val="1"/>
-          <w:numId w:val="3"/>
-        </w:numPr>
-        <w:rPr>
-          <w:rFonts w:ascii="Times New Roman" w:hAnsi="Times New Roman" w:cs="Times New Roman"/>
-        </w:rPr>
+        <w:pStyle w:val="Normal"/>
+        <w:widowControl/>
+        <w:spacing w:after="160" w:line="278" w:lineRule="auto"/>
+        <w:ind w:left="1440"/>
       </w:pPr>
       <w:r>
         <w:rPr>
-          <w:rFonts w:ascii="Times New Roman" w:hAnsi="Times New Roman" w:cs="Times New Roman" w:hint="eastAsia"/>
-        </w:rPr>
-        <w:t>Log</w:t>
+          <w:rFonts w:ascii="Times New Roman" w:hAnsi="Times New Roman" w:cs="Times New Roman"/>
+          <w:color w:val="000000"/>
+          <w:sz w:val="24"/>
+          <w:szCs w:val="24"/>
+          <w:lang w:val="en-US"/>
+        </w:rPr>
+        <w:t xml:space="preserve">We measure solution diversity from complete candidate implementations. Each candidate’s source code is summarized independently into a neutral description of at most 160 words. Only this description is embedded using all-MiniLM-L6-v2; experimental labels, performance scores, and analogy reports are excluded. Let K be the cosine-similarity matrix of m candidate embeddings, and let </w:t>
       </w:r>
+      <m:oMath>
+        <m:sSub>
+          <m:e>
+            <m:r>
+              <m:rPr>
+                <m:sty m:val="p"/>
+              </m:rPr>
+              <w:rPr>
+                <w:rFonts w:ascii="Cambria Math" w:hAnsi="Cambria Math"/>
+                <w:sz w:val="24"/>
+              </w:rPr>
+              <m:t>λ</m:t>
+            </m:r>
+          </m:e>
+          <m:sub>
+            <m:r>
+              <m:rPr>
+                <m:sty m:val="p"/>
+              </m:rPr>
+              <w:rPr>
+                <w:rFonts w:ascii="Cambria Math" w:hAnsi="Cambria Math"/>
+                <w:sz w:val="24"/>
+              </w:rPr>
+              <m:t>i</m:t>
+            </m:r>
+          </m:sub>
+        </m:sSub>
+      </m:oMath>
       <w:r>
         <w:rPr>
           <w:rFonts w:ascii="Times New Roman" w:hAnsi="Times New Roman" w:cs="Times New Roman"/>
-        </w:rPr>
-        <w:t xml:space="preserve"> loss</w:t>
+          <w:color w:val="000000"/>
+          <w:sz w:val="24"/>
+          <w:szCs w:val="24"/>
+          <w:lang w:val="en-US"/>
+        </w:rPr>
+        <w:t xml:space="preserve"> be the eigenvalues of K/m. The Vendi score is</w:t>
       </w:r>
     </w:p>
     <w:p>
       <w:pPr>
-        <w:pStyle w:val="ListParagraph"/>
-        <w:numPr>
-          <w:ilvl w:val="1"/>
-          <w:numId w:val="3"/>
-        </w:numPr>
-        <w:rPr>
-          <w:rFonts w:ascii="Times New Roman" w:hAnsi="Times New Roman" w:cs="Times New Roman"/>
-        </w:rPr>
+        <w:pStyle w:val="Normal"/>
+        <w:keepNext/>
+        <w:widowControl/>
+        <w:spacing w:after="160" w:line="278" w:lineRule="auto"/>
+        <w:ind w:left="1440"/>
+      </w:pPr>
+      <m:oMathPara>
+        <m:oMathParaPr>
+          <m:jc m:val="center"/>
+        </m:oMathParaPr>
+        <m:oMath>
+          <m:r>
+            <m:rPr>
+              <m:sty m:val="p"/>
+            </m:rPr>
+            <w:rPr>
+              <w:rFonts w:ascii="Cambria Math" w:hAnsi="Cambria Math"/>
+              <w:sz w:val="24"/>
+            </w:rPr>
+            <m:t>VS = exp(−</m:t>
+          </m:r>
+          <m:nary>
+            <m:naryPr>
+              <m:chr m:val="∑"/>
+              <m:limLoc m:val="undOvr"/>
+            </m:naryPr>
+            <m:sub>
+              <m:r>
+                <m:rPr>
+                  <m:sty m:val="p"/>
+                </m:rPr>
+                <w:rPr>
+                  <w:rFonts w:ascii="Cambria Math" w:hAnsi="Cambria Math"/>
+                  <w:sz w:val="24"/>
+                </w:rPr>
+                <m:t>i = 1</m:t>
+              </m:r>
+            </m:sub>
+            <m:sup>
+              <m:r>
+                <m:rPr>
+                  <m:sty m:val="p"/>
+                </m:rPr>
+                <w:rPr>
+                  <w:rFonts w:ascii="Cambria Math" w:hAnsi="Cambria Math"/>
+                  <w:sz w:val="24"/>
+                </w:rPr>
+                <m:t>m</m:t>
+              </m:r>
+            </m:sup>
+            <m:e>
+              <m:sSub>
+                <m:e>
+                  <m:r>
+                    <m:rPr>
+                      <m:sty m:val="p"/>
+                    </m:rPr>
+                    <w:rPr>
+                      <w:rFonts w:ascii="Cambria Math" w:hAnsi="Cambria Math"/>
+                      <w:sz w:val="24"/>
+                    </w:rPr>
+                    <m:t>λ</m:t>
+                  </m:r>
+                </m:e>
+                <m:sub>
+                  <m:r>
+                    <m:rPr>
+                      <m:sty m:val="p"/>
+                    </m:rPr>
+                    <w:rPr>
+                      <w:rFonts w:ascii="Cambria Math" w:hAnsi="Cambria Math"/>
+                      <w:sz w:val="24"/>
+                    </w:rPr>
+                    <m:t>i</m:t>
+                  </m:r>
+                </m:sub>
+              </m:sSub>
+              <m:r>
+                <m:rPr>
+                  <m:sty m:val="p"/>
+                </m:rPr>
+                <w:rPr>
+                  <w:rFonts w:ascii="Cambria Math" w:hAnsi="Cambria Math"/>
+                  <w:sz w:val="24"/>
+                </w:rPr>
+                <m:t> log </m:t>
+              </m:r>
+              <m:sSub>
+                <m:e>
+                  <m:r>
+                    <m:rPr>
+                      <m:sty m:val="p"/>
+                    </m:rPr>
+                    <w:rPr>
+                      <w:rFonts w:ascii="Cambria Math" w:hAnsi="Cambria Math"/>
+                      <w:sz w:val="24"/>
+                    </w:rPr>
+                    <m:t>λ</m:t>
+                  </m:r>
+                </m:e>
+                <m:sub>
+                  <m:r>
+                    <m:rPr>
+                      <m:sty m:val="p"/>
+                    </m:rPr>
+                    <w:rPr>
+                      <w:rFonts w:ascii="Cambria Math" w:hAnsi="Cambria Math"/>
+                      <w:sz w:val="24"/>
+                    </w:rPr>
+                    <m:t>i</m:t>
+                  </m:r>
+                </m:sub>
+              </m:sSub>
+            </m:e>
+          </m:nary>
+          <m:r>
+            <m:rPr>
+              <m:sty m:val="p"/>
+            </m:rPr>
+            <w:rPr>
+              <w:rFonts w:ascii="Cambria Math" w:hAnsi="Cambria Math"/>
+              <w:sz w:val="24"/>
+            </w:rPr>
+            <m:t>)</m:t>
+          </m:r>
+        </m:oMath>
+      </m:oMathPara>
+    </w:p>
+    <w:p>
+      <w:pPr>
+        <w:pStyle w:val="Normal"/>
+        <w:widowControl/>
+        <w:spacing w:after="160" w:line="278" w:lineRule="auto"/>
+        <w:ind w:left="1440"/>
       </w:pPr>
       <w:r>
         <w:rPr>
           <w:rFonts w:ascii="Times New Roman" w:hAnsi="Times New Roman" w:cs="Times New Roman"/>
-        </w:rPr>
-        <w:t>Bias AUC</w:t>
+          <w:color w:val="000000"/>
+          <w:sz w:val="24"/>
+          <w:szCs w:val="24"/>
+          <w:lang w:val="en-US"/>
+        </w:rPr>
+        <w:t>with zero eigenvalues contributing zero. The score ranges from 1 for identical embeddings to m for mutually orthogonal embeddings and can be interpreted as an effective number of distinct solutions under this representation. Higher values indicate greater diversity, without establishing correctness, scientific novelty, or predictive quality.</w:t>
       </w:r>
     </w:p>
     <w:p>
       <w:pPr>
-        <w:pStyle w:val="ListParagraph"/>
-        <w:numPr>
-          <w:ilvl w:val="1"/>
-          <w:numId w:val="3"/>
-        </w:numPr>
-        <w:rPr>
-          <w:rFonts w:ascii="Times New Roman" w:hAnsi="Times New Roman" w:cs="Times New Roman"/>
-        </w:rPr>
+        <w:pStyle w:val="Normal"/>
+        <w:widowControl/>
+        <w:spacing w:after="160" w:line="278" w:lineRule="auto"/>
+        <w:ind w:left="1440"/>
       </w:pPr>
       <w:r>
         <w:rPr>
-          <w:rFonts w:ascii="Times New Roman" w:hAnsi="Times New Roman" w:cs="Times New Roman" w:hint="eastAsia"/>
-        </w:rPr>
-        <w:t>Vendi</w:t>
-      </w:r>
-      <w:r>
-        <w:rPr>
-          <w:rFonts w:ascii="Times New Roman" w:hAnsi="Times New Roman" w:cs="Times New Roman"/>
-        </w:rPr>
-        <w:t xml:space="preserve"> score</w:t>
+          <w:rFonts w:ascii="Times New Roman" w:hAnsi="Times New Roman" w:cs="Times New Roman"/>
+          <w:color w:val="000000"/>
+          <w:sz w:val="24"/>
+          <w:szCs w:val="24"/>
+          <w:lang w:val="en-US"/>
+        </w:rPr>
+        <w:t>To control for different candidate counts, runs with at least two available representations are compared at matched subset sizes, up to a shared minimum run size. For each size, we average over all subsets when there are at most 1,000 combinations; otherwise, we draw 1,000 subsets, sampling without replacement within each draw. Scores are computed within individual runs, and comparisons remain within the same task and experimental cohort. Repeated implementations retain their frequency, and failed training attempts remain eligible when their code can be represented. Missing or failed representations are reported as missing, not zero diversity. Subset variability describes sensitivity to candidate selection, not confidence intervals for differences between methods.</w:t>
       </w:r>
     </w:p>
     <w:p>
@@ -1313,19 +2515,42 @@
     </w:p>
     <w:p>
       <w:pPr>
-        <w:rPr>
-          <w:rFonts w:ascii="Times New Roman" w:hAnsi="Times New Roman" w:cs="Times New Roman"/>
+        <w:keepNext/>
+        <w:rPr>
+          <w:rFonts w:ascii="Times New Roman" w:hAnsi="Times New Roman" w:cs="Times New Roman"/>
+          <w:b/>
+          <w:color w:val="000000"/>
         </w:rPr>
       </w:pPr>
       <w:r>
         <w:rPr>
           <w:rFonts w:ascii="Times New Roman" w:hAnsi="Times New Roman" w:cs="Times New Roman"/>
+          <w:b/>
+          <w:color w:val="000000"/>
         </w:rPr>
         <w:t>Results</w:t>
       </w:r>
     </w:p>
     <w:p>
       <w:pPr>
+        <w:pStyle w:val="Normal"/>
+        <w:widowControl/>
+        <w:spacing w:after="160" w:line="278" w:lineRule="auto" w:before="0"/>
+      </w:pPr>
+      <w:r>
+        <w:rPr>
+          <w:rFonts w:ascii="Times New Roman" w:hAnsi="Times New Roman" w:cs="Times New Roman"/>
+          <w:color w:val="000000"/>
+          <w:sz w:val="24"/>
+          <w:szCs w:val="24"/>
+          <w:lang w:val="en-US"/>
+        </w:rPr>
+        <w:t>We report predictive performance and solution diversity separately. Traditional RAG results are summarized using independently averaged experimental arms, whereas analogical reasoning results are presented as individual baseline–analogy pairs.</w:t>
+      </w:r>
+    </w:p>
+    <w:p>
+      <w:pPr>
+        <w:keepNext/>
         <w:pStyle w:val="ListParagraph"/>
         <w:numPr>
           <w:ilvl w:val="0"/>
@@ -1333,17 +2558,1167 @@
         </w:numPr>
         <w:rPr>
           <w:rFonts w:ascii="Times New Roman" w:hAnsi="Times New Roman" w:cs="Times New Roman"/>
+          <w:b/>
+          <w:color w:val="000000"/>
         </w:rPr>
       </w:pPr>
       <w:r>
         <w:rPr>
           <w:rFonts w:ascii="Times New Roman" w:hAnsi="Times New Roman" w:cs="Times New Roman"/>
+          <w:b/>
+          <w:color w:val="000000"/>
         </w:rPr>
         <w:t>Traditional RAG method</w:t>
       </w:r>
     </w:p>
     <w:p>
       <w:pPr>
+        <w:pStyle w:val="Normal"/>
+        <w:widowControl/>
+        <w:spacing w:after="160" w:line="278" w:lineRule="auto" w:before="0"/>
+      </w:pPr>
+      <w:r>
+        <w:rPr>
+          <w:rFonts w:ascii="Times New Roman" w:hAnsi="Times New Roman" w:cs="Times New Roman"/>
+          <w:color w:val="000000"/>
+          <w:sz w:val="24"/>
+          <w:szCs w:val="24"/>
+          <w:lang w:val="en-US"/>
+        </w:rPr>
+        <w:t>Table 1 reports mean private-test scores for the baseline (A), draft-only knowledge injection (B), and draft-plus-improvement injection (C). Each arm is averaged over all its valid runs without requiring matched runs across arms. The sample sizes therefore describe the contributing runs in each arm, rather than the number of paired comparisons.</w:t>
+      </w:r>
+    </w:p>
+    <w:p>
+      <w:pPr>
+        <w:pStyle w:val="Normal"/>
+        <w:widowControl/>
+        <w:spacing w:after="100" w:line="278" w:lineRule="auto" w:before="0"/>
+        <w:keepNext/>
+      </w:pPr>
+      <w:r>
+        <w:rPr>
+          <w:rFonts w:ascii="Times New Roman" w:hAnsi="Times New Roman" w:cs="Times New Roman"/>
+          <w:color w:val="000000"/>
+          <w:sz w:val="22"/>
+          <w:szCs w:val="22"/>
+          <w:lang w:val="en-US"/>
+          <w:b/>
+        </w:rPr>
+        <w:t>Table 1. Mean Traditional RAG results on private test sets.</w:t>
+      </w:r>
+    </w:p>
+    <w:tbl>
+      <w:tblPr>
+        <w:tblW w:w="9360" w:type="dxa"/>
+        <w:jc w:val="center"/>
+        <w:tblLayout w:type="fixed"/>
+        <w:tblBorders>
+          <w:top w:val="single" w:sz="4" w:color="D9D9D9"/>
+          <w:left w:val="single" w:sz="4" w:color="D9D9D9"/>
+          <w:bottom w:val="single" w:sz="4" w:color="D9D9D9"/>
+          <w:right w:val="single" w:sz="4" w:color="D9D9D9"/>
+          <w:insideH w:val="single" w:sz="4" w:color="D9D9D9"/>
+          <w:insideV w:val="single" w:sz="4" w:color="D9D9D9"/>
+        </w:tblBorders>
+        <w:tblCellMar>
+          <w:top w:w="70" w:type="dxa"/>
+          <w:bottom w:w="70" w:type="dxa"/>
+          <w:left w:w="80" w:type="dxa"/>
+          <w:right w:w="80" w:type="dxa"/>
+        </w:tblCellMar>
+      </w:tblPr>
+      <w:tblGrid>
+        <w:gridCol w:w="1800"/>
+        <w:gridCol w:w="1350"/>
+        <w:gridCol w:w="1150"/>
+        <w:gridCol w:w="950"/>
+        <w:gridCol w:w="950"/>
+        <w:gridCol w:w="950"/>
+        <w:gridCol w:w="1105"/>
+        <w:gridCol w:w="1105"/>
+      </w:tblGrid>
+      <w:tr>
+        <w:trPr>
+          <w:cantSplit/>
+          <w:tblHeader/>
+        </w:trPr>
+        <w:tc>
+          <w:tcPr>
+            <w:tcW w:w="1800" w:type="dxa"/>
+            <w:vAlign w:val="center"/>
+            <w:shd w:val="clear" w:color="auto" w:fill="EDEDED"/>
+          </w:tcPr>
+          <w:p>
+            <w:pPr>
+              <w:pStyle w:val="Normal"/>
+              <w:widowControl/>
+              <w:spacing w:after="0" w:line="240" w:lineRule="auto" w:before="0"/>
+              <w:jc w:val="left"/>
+            </w:pPr>
+            <w:r>
+              <w:rPr>
+                <w:rFonts w:ascii="Times New Roman" w:hAnsi="Times New Roman" w:cs="Times New Roman"/>
+                <w:color w:val="000000"/>
+                <w:sz w:val="22"/>
+                <w:szCs w:val="22"/>
+                <w:lang w:val="en-US"/>
+                <w:b/>
+              </w:rPr>
+              <w:t>Task</w:t>
+            </w:r>
+          </w:p>
+        </w:tc>
+        <w:tc>
+          <w:tcPr>
+            <w:tcW w:w="1350" w:type="dxa"/>
+            <w:vAlign w:val="center"/>
+            <w:shd w:val="clear" w:color="auto" w:fill="EDEDED"/>
+          </w:tcPr>
+          <w:p>
+            <w:pPr>
+              <w:pStyle w:val="Normal"/>
+              <w:widowControl/>
+              <w:spacing w:after="0" w:line="240" w:lineRule="auto" w:before="0"/>
+              <w:jc w:val="center"/>
+            </w:pPr>
+            <w:r>
+              <w:rPr>
+                <w:rFonts w:ascii="Times New Roman" w:hAnsi="Times New Roman" w:cs="Times New Roman"/>
+                <w:color w:val="000000"/>
+                <w:sz w:val="22"/>
+                <w:szCs w:val="22"/>
+                <w:lang w:val="en-US"/>
+                <w:b/>
+              </w:rPr>
+              <w:t>Metric</w:t>
+            </w:r>
+          </w:p>
+        </w:tc>
+        <w:tc>
+          <w:tcPr>
+            <w:tcW w:w="1150" w:type="dxa"/>
+            <w:vAlign w:val="center"/>
+            <w:shd w:val="clear" w:color="auto" w:fill="EDEDED"/>
+          </w:tcPr>
+          <w:p>
+            <w:pPr>
+              <w:pStyle w:val="Normal"/>
+              <w:widowControl/>
+              <w:spacing w:after="0" w:line="240" w:lineRule="auto" w:before="0"/>
+              <w:jc w:val="center"/>
+            </w:pPr>
+            <w:r>
+              <w:rPr>
+                <w:rFonts w:ascii="Times New Roman" w:hAnsi="Times New Roman" w:cs="Times New Roman"/>
+                <w:color w:val="000000"/>
+                <w:sz w:val="22"/>
+                <w:szCs w:val="22"/>
+                <w:lang w:val="en-US"/>
+                <w:b/>
+              </w:rPr>
+              <w:t>Runs</w:t>
+              <w:br/>
+              <w:t>(A, B, C)</w:t>
+            </w:r>
+          </w:p>
+        </w:tc>
+        <w:tc>
+          <w:tcPr>
+            <w:tcW w:w="950" w:type="dxa"/>
+            <w:vAlign w:val="center"/>
+            <w:shd w:val="clear" w:color="auto" w:fill="EDEDED"/>
+          </w:tcPr>
+          <w:p>
+            <w:pPr>
+              <w:pStyle w:val="Normal"/>
+              <w:widowControl/>
+              <w:spacing w:after="0" w:line="240" w:lineRule="auto" w:before="0"/>
+              <w:jc w:val="center"/>
+            </w:pPr>
+            <w:r>
+              <w:rPr>
+                <w:rFonts w:ascii="Times New Roman" w:hAnsi="Times New Roman" w:cs="Times New Roman"/>
+                <w:color w:val="000000"/>
+                <w:sz w:val="22"/>
+                <w:szCs w:val="22"/>
+                <w:lang w:val="en-US"/>
+                <w:b/>
+              </w:rPr>
+              <w:t>A</w:t>
+            </w:r>
+          </w:p>
+        </w:tc>
+        <w:tc>
+          <w:tcPr>
+            <w:tcW w:w="950" w:type="dxa"/>
+            <w:vAlign w:val="center"/>
+            <w:shd w:val="clear" w:color="auto" w:fill="EDEDED"/>
+          </w:tcPr>
+          <w:p>
+            <w:pPr>
+              <w:pStyle w:val="Normal"/>
+              <w:widowControl/>
+              <w:spacing w:after="0" w:line="240" w:lineRule="auto" w:before="0"/>
+              <w:jc w:val="center"/>
+            </w:pPr>
+            <w:r>
+              <w:rPr>
+                <w:rFonts w:ascii="Times New Roman" w:hAnsi="Times New Roman" w:cs="Times New Roman"/>
+                <w:color w:val="000000"/>
+                <w:sz w:val="22"/>
+                <w:szCs w:val="22"/>
+                <w:lang w:val="en-US"/>
+                <w:b/>
+              </w:rPr>
+              <w:t>B</w:t>
+            </w:r>
+          </w:p>
+        </w:tc>
+        <w:tc>
+          <w:tcPr>
+            <w:tcW w:w="950" w:type="dxa"/>
+            <w:vAlign w:val="center"/>
+            <w:shd w:val="clear" w:color="auto" w:fill="EDEDED"/>
+          </w:tcPr>
+          <w:p>
+            <w:pPr>
+              <w:pStyle w:val="Normal"/>
+              <w:widowControl/>
+              <w:spacing w:after="0" w:line="240" w:lineRule="auto" w:before="0"/>
+              <w:jc w:val="center"/>
+            </w:pPr>
+            <w:r>
+              <w:rPr>
+                <w:rFonts w:ascii="Times New Roman" w:hAnsi="Times New Roman" w:cs="Times New Roman"/>
+                <w:color w:val="000000"/>
+                <w:sz w:val="22"/>
+                <w:szCs w:val="22"/>
+                <w:lang w:val="en-US"/>
+                <w:b/>
+              </w:rPr>
+              <w:t>C</w:t>
+            </w:r>
+          </w:p>
+        </w:tc>
+        <w:tc>
+          <w:tcPr>
+            <w:tcW w:w="1105" w:type="dxa"/>
+            <w:vAlign w:val="center"/>
+            <w:shd w:val="clear" w:color="auto" w:fill="EDEDED"/>
+          </w:tcPr>
+          <w:p>
+            <w:pPr>
+              <w:pStyle w:val="Normal"/>
+              <w:widowControl/>
+              <w:spacing w:after="0" w:line="240" w:lineRule="auto" w:before="0"/>
+              <w:jc w:val="center"/>
+            </w:pPr>
+            <w:r>
+              <w:rPr>
+                <w:rFonts w:ascii="Times New Roman" w:hAnsi="Times New Roman" w:cs="Times New Roman"/>
+                <w:color w:val="000000"/>
+                <w:sz w:val="22"/>
+                <w:szCs w:val="22"/>
+                <w:lang w:val="en-US"/>
+                <w:b/>
+              </w:rPr>
+              <w:t>Δ B−A</w:t>
+            </w:r>
+          </w:p>
+        </w:tc>
+        <w:tc>
+          <w:tcPr>
+            <w:tcW w:w="1105" w:type="dxa"/>
+            <w:vAlign w:val="center"/>
+            <w:shd w:val="clear" w:color="auto" w:fill="EDEDED"/>
+          </w:tcPr>
+          <w:p>
+            <w:pPr>
+              <w:pStyle w:val="Normal"/>
+              <w:widowControl/>
+              <w:spacing w:after="0" w:line="240" w:lineRule="auto" w:before="0"/>
+              <w:jc w:val="center"/>
+            </w:pPr>
+            <w:r>
+              <w:rPr>
+                <w:rFonts w:ascii="Times New Roman" w:hAnsi="Times New Roman" w:cs="Times New Roman"/>
+                <w:color w:val="000000"/>
+                <w:sz w:val="22"/>
+                <w:szCs w:val="22"/>
+                <w:lang w:val="en-US"/>
+                <w:b/>
+              </w:rPr>
+              <w:t>Δ C−A</w:t>
+            </w:r>
+          </w:p>
+        </w:tc>
+      </w:tr>
+      <w:tr>
+        <w:trPr>
+          <w:cantSplit/>
+        </w:trPr>
+        <w:tc>
+          <w:tcPr>
+            <w:tcW w:w="1800" w:type="dxa"/>
+            <w:vAlign w:val="center"/>
+          </w:tcPr>
+          <w:p>
+            <w:pPr>
+              <w:pStyle w:val="Normal"/>
+              <w:widowControl/>
+              <w:spacing w:after="0" w:line="240" w:lineRule="auto" w:before="0"/>
+              <w:jc w:val="left"/>
+            </w:pPr>
+            <w:r>
+              <w:rPr>
+                <w:rFonts w:ascii="Times New Roman" w:hAnsi="Times New Roman" w:cs="Times New Roman"/>
+                <w:color w:val="000000"/>
+                <w:sz w:val="22"/>
+                <w:szCs w:val="22"/>
+                <w:lang w:val="en-US"/>
+              </w:rPr>
+              <w:t>Essay</w:t>
+            </w:r>
+          </w:p>
+        </w:tc>
+        <w:tc>
+          <w:tcPr>
+            <w:tcW w:w="1350" w:type="dxa"/>
+            <w:vAlign w:val="center"/>
+          </w:tcPr>
+          <w:p>
+            <w:pPr>
+              <w:pStyle w:val="Normal"/>
+              <w:widowControl/>
+              <w:spacing w:after="0" w:line="240" w:lineRule="auto" w:before="0"/>
+              <w:jc w:val="center"/>
+            </w:pPr>
+            <w:r>
+              <w:rPr>
+                <w:rFonts w:ascii="Times New Roman" w:hAnsi="Times New Roman" w:cs="Times New Roman"/>
+                <w:color w:val="000000"/>
+                <w:sz w:val="22"/>
+                <w:szCs w:val="22"/>
+                <w:lang w:val="en-US"/>
+              </w:rPr>
+              <w:t>QWK ↑</w:t>
+            </w:r>
+          </w:p>
+        </w:tc>
+        <w:tc>
+          <w:tcPr>
+            <w:tcW w:w="1150" w:type="dxa"/>
+            <w:vAlign w:val="center"/>
+          </w:tcPr>
+          <w:p>
+            <w:pPr>
+              <w:pStyle w:val="Normal"/>
+              <w:widowControl/>
+              <w:spacing w:after="0" w:line="240" w:lineRule="auto" w:before="0"/>
+              <w:jc w:val="center"/>
+            </w:pPr>
+            <w:r>
+              <w:rPr>
+                <w:rFonts w:ascii="Times New Roman" w:hAnsi="Times New Roman" w:cs="Times New Roman"/>
+                <w:color w:val="000000"/>
+                <w:sz w:val="22"/>
+                <w:szCs w:val="22"/>
+                <w:lang w:val="en-US"/>
+              </w:rPr>
+              <w:t>(7,7,7)</w:t>
+            </w:r>
+          </w:p>
+        </w:tc>
+        <w:tc>
+          <w:tcPr>
+            <w:tcW w:w="950" w:type="dxa"/>
+            <w:vAlign w:val="center"/>
+          </w:tcPr>
+          <w:p>
+            <w:pPr>
+              <w:pStyle w:val="Normal"/>
+              <w:widowControl/>
+              <w:spacing w:after="0" w:line="240" w:lineRule="auto" w:before="0"/>
+              <w:jc w:val="center"/>
+            </w:pPr>
+            <w:r>
+              <w:rPr>
+                <w:rFonts w:ascii="Times New Roman" w:hAnsi="Times New Roman" w:cs="Times New Roman"/>
+                <w:color w:val="000000"/>
+                <w:sz w:val="22"/>
+                <w:szCs w:val="22"/>
+                <w:lang w:val="en-US"/>
+              </w:rPr>
+              <w:t>0.82610</w:t>
+            </w:r>
+          </w:p>
+        </w:tc>
+        <w:tc>
+          <w:tcPr>
+            <w:tcW w:w="950" w:type="dxa"/>
+            <w:vAlign w:val="center"/>
+          </w:tcPr>
+          <w:p>
+            <w:pPr>
+              <w:pStyle w:val="Normal"/>
+              <w:widowControl/>
+              <w:spacing w:after="0" w:line="240" w:lineRule="auto" w:before="0"/>
+              <w:jc w:val="center"/>
+            </w:pPr>
+            <w:r>
+              <w:rPr>
+                <w:rFonts w:ascii="Times New Roman" w:hAnsi="Times New Roman" w:cs="Times New Roman"/>
+                <w:color w:val="000000"/>
+                <w:sz w:val="22"/>
+                <w:szCs w:val="22"/>
+                <w:lang w:val="en-US"/>
+              </w:rPr>
+              <w:t>0.82821</w:t>
+            </w:r>
+          </w:p>
+        </w:tc>
+        <w:tc>
+          <w:tcPr>
+            <w:tcW w:w="950" w:type="dxa"/>
+            <w:vAlign w:val="center"/>
+          </w:tcPr>
+          <w:p>
+            <w:pPr>
+              <w:pStyle w:val="Normal"/>
+              <w:widowControl/>
+              <w:spacing w:after="0" w:line="240" w:lineRule="auto" w:before="0"/>
+              <w:jc w:val="center"/>
+            </w:pPr>
+            <w:r>
+              <w:rPr>
+                <w:rFonts w:ascii="Times New Roman" w:hAnsi="Times New Roman" w:cs="Times New Roman"/>
+                <w:color w:val="000000"/>
+                <w:sz w:val="22"/>
+                <w:szCs w:val="22"/>
+                <w:lang w:val="en-US"/>
+              </w:rPr>
+              <w:t>0.82868</w:t>
+            </w:r>
+          </w:p>
+        </w:tc>
+        <w:tc>
+          <w:tcPr>
+            <w:tcW w:w="1105" w:type="dxa"/>
+            <w:vAlign w:val="center"/>
+          </w:tcPr>
+          <w:p>
+            <w:pPr>
+              <w:pStyle w:val="Normal"/>
+              <w:widowControl/>
+              <w:spacing w:after="0" w:line="240" w:lineRule="auto" w:before="0"/>
+              <w:jc w:val="center"/>
+            </w:pPr>
+            <w:r>
+              <w:rPr>
+                <w:rFonts w:ascii="Times New Roman" w:hAnsi="Times New Roman" w:cs="Times New Roman"/>
+                <w:color w:val="000000"/>
+                <w:sz w:val="22"/>
+                <w:szCs w:val="22"/>
+                <w:lang w:val="en-US"/>
+              </w:rPr>
+              <w:t>+0.00212</w:t>
+            </w:r>
+          </w:p>
+        </w:tc>
+        <w:tc>
+          <w:tcPr>
+            <w:tcW w:w="1105" w:type="dxa"/>
+            <w:vAlign w:val="center"/>
+          </w:tcPr>
+          <w:p>
+            <w:pPr>
+              <w:pStyle w:val="Normal"/>
+              <w:widowControl/>
+              <w:spacing w:after="0" w:line="240" w:lineRule="auto" w:before="0"/>
+              <w:jc w:val="center"/>
+            </w:pPr>
+            <w:r>
+              <w:rPr>
+                <w:rFonts w:ascii="Times New Roman" w:hAnsi="Times New Roman" w:cs="Times New Roman"/>
+                <w:color w:val="000000"/>
+                <w:sz w:val="22"/>
+                <w:szCs w:val="22"/>
+                <w:lang w:val="en-US"/>
+              </w:rPr>
+              <w:t>+0.00258</w:t>
+            </w:r>
+          </w:p>
+        </w:tc>
+      </w:tr>
+      <w:tr>
+        <w:trPr>
+          <w:cantSplit/>
+        </w:trPr>
+        <w:tc>
+          <w:tcPr>
+            <w:tcW w:w="1800" w:type="dxa"/>
+            <w:vAlign w:val="center"/>
+          </w:tcPr>
+          <w:p>
+            <w:pPr>
+              <w:pStyle w:val="Normal"/>
+              <w:widowControl/>
+              <w:spacing w:after="0" w:line="240" w:lineRule="auto" w:before="0"/>
+              <w:jc w:val="left"/>
+            </w:pPr>
+            <w:r>
+              <w:rPr>
+                <w:rFonts w:ascii="Times New Roman" w:hAnsi="Times New Roman" w:cs="Times New Roman"/>
+                <w:color w:val="000000"/>
+                <w:sz w:val="22"/>
+                <w:szCs w:val="22"/>
+                <w:lang w:val="en-US"/>
+              </w:rPr>
+              <w:t>Jigsaw</w:t>
+            </w:r>
+          </w:p>
+        </w:tc>
+        <w:tc>
+          <w:tcPr>
+            <w:tcW w:w="1350" w:type="dxa"/>
+            <w:vAlign w:val="center"/>
+          </w:tcPr>
+          <w:p>
+            <w:pPr>
+              <w:pStyle w:val="Normal"/>
+              <w:widowControl/>
+              <w:spacing w:after="0" w:line="240" w:lineRule="auto" w:before="0"/>
+              <w:jc w:val="center"/>
+            </w:pPr>
+            <w:r>
+              <w:rPr>
+                <w:rFonts w:ascii="Times New Roman" w:hAnsi="Times New Roman" w:cs="Times New Roman"/>
+                <w:color w:val="000000"/>
+                <w:sz w:val="22"/>
+                <w:szCs w:val="22"/>
+                <w:lang w:val="en-US"/>
+              </w:rPr>
+              <w:t>ROC-AUC ↑</w:t>
+            </w:r>
+          </w:p>
+        </w:tc>
+        <w:tc>
+          <w:tcPr>
+            <w:tcW w:w="1150" w:type="dxa"/>
+            <w:vAlign w:val="center"/>
+          </w:tcPr>
+          <w:p>
+            <w:pPr>
+              <w:pStyle w:val="Normal"/>
+              <w:widowControl/>
+              <w:spacing w:after="0" w:line="240" w:lineRule="auto" w:before="0"/>
+              <w:jc w:val="center"/>
+            </w:pPr>
+            <w:r>
+              <w:rPr>
+                <w:rFonts w:ascii="Times New Roman" w:hAnsi="Times New Roman" w:cs="Times New Roman"/>
+                <w:color w:val="000000"/>
+                <w:sz w:val="22"/>
+                <w:szCs w:val="22"/>
+                <w:lang w:val="en-US"/>
+              </w:rPr>
+              <w:t>(4,4,4)</w:t>
+            </w:r>
+          </w:p>
+        </w:tc>
+        <w:tc>
+          <w:tcPr>
+            <w:tcW w:w="950" w:type="dxa"/>
+            <w:vAlign w:val="center"/>
+          </w:tcPr>
+          <w:p>
+            <w:pPr>
+              <w:pStyle w:val="Normal"/>
+              <w:widowControl/>
+              <w:spacing w:after="0" w:line="240" w:lineRule="auto" w:before="0"/>
+              <w:jc w:val="center"/>
+            </w:pPr>
+            <w:r>
+              <w:rPr>
+                <w:rFonts w:ascii="Times New Roman" w:hAnsi="Times New Roman" w:cs="Times New Roman"/>
+                <w:color w:val="000000"/>
+                <w:sz w:val="22"/>
+                <w:szCs w:val="22"/>
+                <w:lang w:val="en-US"/>
+              </w:rPr>
+              <w:t>0.98188</w:t>
+            </w:r>
+          </w:p>
+        </w:tc>
+        <w:tc>
+          <w:tcPr>
+            <w:tcW w:w="950" w:type="dxa"/>
+            <w:vAlign w:val="center"/>
+          </w:tcPr>
+          <w:p>
+            <w:pPr>
+              <w:pStyle w:val="Normal"/>
+              <w:widowControl/>
+              <w:spacing w:after="0" w:line="240" w:lineRule="auto" w:before="0"/>
+              <w:jc w:val="center"/>
+            </w:pPr>
+            <w:r>
+              <w:rPr>
+                <w:rFonts w:ascii="Times New Roman" w:hAnsi="Times New Roman" w:cs="Times New Roman"/>
+                <w:color w:val="000000"/>
+                <w:sz w:val="22"/>
+                <w:szCs w:val="22"/>
+                <w:lang w:val="en-US"/>
+              </w:rPr>
+              <w:t>0.97670</w:t>
+            </w:r>
+          </w:p>
+        </w:tc>
+        <w:tc>
+          <w:tcPr>
+            <w:tcW w:w="950" w:type="dxa"/>
+            <w:vAlign w:val="center"/>
+          </w:tcPr>
+          <w:p>
+            <w:pPr>
+              <w:pStyle w:val="Normal"/>
+              <w:widowControl/>
+              <w:spacing w:after="0" w:line="240" w:lineRule="auto" w:before="0"/>
+              <w:jc w:val="center"/>
+            </w:pPr>
+            <w:r>
+              <w:rPr>
+                <w:rFonts w:ascii="Times New Roman" w:hAnsi="Times New Roman" w:cs="Times New Roman"/>
+                <w:color w:val="000000"/>
+                <w:sz w:val="22"/>
+                <w:szCs w:val="22"/>
+                <w:lang w:val="en-US"/>
+              </w:rPr>
+              <w:t>0.98293</w:t>
+            </w:r>
+          </w:p>
+        </w:tc>
+        <w:tc>
+          <w:tcPr>
+            <w:tcW w:w="1105" w:type="dxa"/>
+            <w:vAlign w:val="center"/>
+          </w:tcPr>
+          <w:p>
+            <w:pPr>
+              <w:pStyle w:val="Normal"/>
+              <w:widowControl/>
+              <w:spacing w:after="0" w:line="240" w:lineRule="auto" w:before="0"/>
+              <w:jc w:val="center"/>
+            </w:pPr>
+            <w:r>
+              <w:rPr>
+                <w:rFonts w:ascii="Times New Roman" w:hAnsi="Times New Roman" w:cs="Times New Roman"/>
+                <w:color w:val="000000"/>
+                <w:sz w:val="22"/>
+                <w:szCs w:val="22"/>
+                <w:lang w:val="en-US"/>
+              </w:rPr>
+              <w:t>−0.00518</w:t>
+            </w:r>
+          </w:p>
+        </w:tc>
+        <w:tc>
+          <w:tcPr>
+            <w:tcW w:w="1105" w:type="dxa"/>
+            <w:vAlign w:val="center"/>
+          </w:tcPr>
+          <w:p>
+            <w:pPr>
+              <w:pStyle w:val="Normal"/>
+              <w:widowControl/>
+              <w:spacing w:after="0" w:line="240" w:lineRule="auto" w:before="0"/>
+              <w:jc w:val="center"/>
+            </w:pPr>
+            <w:r>
+              <w:rPr>
+                <w:rFonts w:ascii="Times New Roman" w:hAnsi="Times New Roman" w:cs="Times New Roman"/>
+                <w:color w:val="000000"/>
+                <w:sz w:val="22"/>
+                <w:szCs w:val="22"/>
+                <w:lang w:val="en-US"/>
+              </w:rPr>
+              <w:t>+0.00105</w:t>
+            </w:r>
+          </w:p>
+        </w:tc>
+      </w:tr>
+      <w:tr>
+        <w:trPr>
+          <w:cantSplit/>
+        </w:trPr>
+        <w:tc>
+          <w:tcPr>
+            <w:tcW w:w="1800" w:type="dxa"/>
+            <w:vAlign w:val="center"/>
+          </w:tcPr>
+          <w:p>
+            <w:pPr>
+              <w:pStyle w:val="Normal"/>
+              <w:widowControl/>
+              <w:spacing w:after="0" w:line="240" w:lineRule="auto" w:before="0"/>
+              <w:jc w:val="left"/>
+            </w:pPr>
+            <w:r>
+              <w:rPr>
+                <w:rFonts w:ascii="Times New Roman" w:hAnsi="Times New Roman" w:cs="Times New Roman"/>
+                <w:color w:val="000000"/>
+                <w:sz w:val="22"/>
+                <w:szCs w:val="22"/>
+                <w:lang w:val="en-US"/>
+              </w:rPr>
+              <w:t>LMSYS</w:t>
+            </w:r>
+          </w:p>
+        </w:tc>
+        <w:tc>
+          <w:tcPr>
+            <w:tcW w:w="1350" w:type="dxa"/>
+            <w:vAlign w:val="center"/>
+          </w:tcPr>
+          <w:p>
+            <w:pPr>
+              <w:pStyle w:val="Normal"/>
+              <w:widowControl/>
+              <w:spacing w:after="0" w:line="240" w:lineRule="auto" w:before="0"/>
+              <w:jc w:val="center"/>
+            </w:pPr>
+            <w:r>
+              <w:rPr>
+                <w:rFonts w:ascii="Times New Roman" w:hAnsi="Times New Roman" w:cs="Times New Roman"/>
+                <w:color w:val="000000"/>
+                <w:sz w:val="22"/>
+                <w:szCs w:val="22"/>
+                <w:lang w:val="en-US"/>
+              </w:rPr>
+              <w:t>Log loss ↓</w:t>
+            </w:r>
+          </w:p>
+        </w:tc>
+        <w:tc>
+          <w:tcPr>
+            <w:tcW w:w="1150" w:type="dxa"/>
+            <w:vAlign w:val="center"/>
+          </w:tcPr>
+          <w:p>
+            <w:pPr>
+              <w:pStyle w:val="Normal"/>
+              <w:widowControl/>
+              <w:spacing w:after="0" w:line="240" w:lineRule="auto" w:before="0"/>
+              <w:jc w:val="center"/>
+            </w:pPr>
+            <w:r>
+              <w:rPr>
+                <w:rFonts w:ascii="Times New Roman" w:hAnsi="Times New Roman" w:cs="Times New Roman"/>
+                <w:color w:val="000000"/>
+                <w:sz w:val="22"/>
+                <w:szCs w:val="22"/>
+                <w:lang w:val="en-US"/>
+              </w:rPr>
+              <w:t>(5,5,3)</w:t>
+            </w:r>
+          </w:p>
+        </w:tc>
+        <w:tc>
+          <w:tcPr>
+            <w:tcW w:w="950" w:type="dxa"/>
+            <w:vAlign w:val="center"/>
+          </w:tcPr>
+          <w:p>
+            <w:pPr>
+              <w:pStyle w:val="Normal"/>
+              <w:widowControl/>
+              <w:spacing w:after="0" w:line="240" w:lineRule="auto" w:before="0"/>
+              <w:jc w:val="center"/>
+            </w:pPr>
+            <w:r>
+              <w:rPr>
+                <w:rFonts w:ascii="Times New Roman" w:hAnsi="Times New Roman" w:cs="Times New Roman"/>
+                <w:color w:val="000000"/>
+                <w:sz w:val="22"/>
+                <w:szCs w:val="22"/>
+                <w:lang w:val="en-US"/>
+              </w:rPr>
+              <w:t>1.03534</w:t>
+            </w:r>
+          </w:p>
+        </w:tc>
+        <w:tc>
+          <w:tcPr>
+            <w:tcW w:w="950" w:type="dxa"/>
+            <w:vAlign w:val="center"/>
+          </w:tcPr>
+          <w:p>
+            <w:pPr>
+              <w:pStyle w:val="Normal"/>
+              <w:widowControl/>
+              <w:spacing w:after="0" w:line="240" w:lineRule="auto" w:before="0"/>
+              <w:jc w:val="center"/>
+            </w:pPr>
+            <w:r>
+              <w:rPr>
+                <w:rFonts w:ascii="Times New Roman" w:hAnsi="Times New Roman" w:cs="Times New Roman"/>
+                <w:color w:val="000000"/>
+                <w:sz w:val="22"/>
+                <w:szCs w:val="22"/>
+                <w:lang w:val="en-US"/>
+              </w:rPr>
+              <w:t>1.04488</w:t>
+            </w:r>
+          </w:p>
+        </w:tc>
+        <w:tc>
+          <w:tcPr>
+            <w:tcW w:w="950" w:type="dxa"/>
+            <w:vAlign w:val="center"/>
+          </w:tcPr>
+          <w:p>
+            <w:pPr>
+              <w:pStyle w:val="Normal"/>
+              <w:widowControl/>
+              <w:spacing w:after="0" w:line="240" w:lineRule="auto" w:before="0"/>
+              <w:jc w:val="center"/>
+            </w:pPr>
+            <w:r>
+              <w:rPr>
+                <w:rFonts w:ascii="Times New Roman" w:hAnsi="Times New Roman" w:cs="Times New Roman"/>
+                <w:color w:val="000000"/>
+                <w:sz w:val="22"/>
+                <w:szCs w:val="22"/>
+                <w:lang w:val="en-US"/>
+              </w:rPr>
+              <w:t>1.02893</w:t>
+            </w:r>
+          </w:p>
+        </w:tc>
+        <w:tc>
+          <w:tcPr>
+            <w:tcW w:w="1105" w:type="dxa"/>
+            <w:vAlign w:val="center"/>
+          </w:tcPr>
+          <w:p>
+            <w:pPr>
+              <w:pStyle w:val="Normal"/>
+              <w:widowControl/>
+              <w:spacing w:after="0" w:line="240" w:lineRule="auto" w:before="0"/>
+              <w:jc w:val="center"/>
+            </w:pPr>
+            <w:r>
+              <w:rPr>
+                <w:rFonts w:ascii="Times New Roman" w:hAnsi="Times New Roman" w:cs="Times New Roman"/>
+                <w:color w:val="000000"/>
+                <w:sz w:val="22"/>
+                <w:szCs w:val="22"/>
+                <w:lang w:val="en-US"/>
+              </w:rPr>
+              <w:t>+0.00954</w:t>
+            </w:r>
+          </w:p>
+        </w:tc>
+        <w:tc>
+          <w:tcPr>
+            <w:tcW w:w="1105" w:type="dxa"/>
+            <w:vAlign w:val="center"/>
+          </w:tcPr>
+          <w:p>
+            <w:pPr>
+              <w:pStyle w:val="Normal"/>
+              <w:widowControl/>
+              <w:spacing w:after="0" w:line="240" w:lineRule="auto" w:before="0"/>
+              <w:jc w:val="center"/>
+            </w:pPr>
+            <w:r>
+              <w:rPr>
+                <w:rFonts w:ascii="Times New Roman" w:hAnsi="Times New Roman" w:cs="Times New Roman"/>
+                <w:color w:val="000000"/>
+                <w:sz w:val="22"/>
+                <w:szCs w:val="22"/>
+                <w:lang w:val="en-US"/>
+              </w:rPr>
+              <w:t>−0.00642</w:t>
+            </w:r>
+          </w:p>
+        </w:tc>
+      </w:tr>
+      <w:tr>
+        <w:trPr>
+          <w:cantSplit/>
+        </w:trPr>
+        <w:tc>
+          <w:tcPr>
+            <w:tcW w:w="1800" w:type="dxa"/>
+            <w:vAlign w:val="center"/>
+          </w:tcPr>
+          <w:p>
+            <w:pPr>
+              <w:pStyle w:val="Normal"/>
+              <w:widowControl/>
+              <w:spacing w:after="0" w:line="240" w:lineRule="auto" w:before="0"/>
+              <w:jc w:val="left"/>
+            </w:pPr>
+            <w:r>
+              <w:rPr>
+                <w:rFonts w:ascii="Times New Roman" w:hAnsi="Times New Roman" w:cs="Times New Roman"/>
+                <w:color w:val="000000"/>
+                <w:sz w:val="22"/>
+                <w:szCs w:val="22"/>
+                <w:lang w:val="en-US"/>
+              </w:rPr>
+              <w:t>Jigsaw Unintended Bias</w:t>
+            </w:r>
+          </w:p>
+        </w:tc>
+        <w:tc>
+          <w:tcPr>
+            <w:tcW w:w="1350" w:type="dxa"/>
+            <w:vAlign w:val="center"/>
+          </w:tcPr>
+          <w:p>
+            <w:pPr>
+              <w:pStyle w:val="Normal"/>
+              <w:widowControl/>
+              <w:spacing w:after="0" w:line="240" w:lineRule="auto" w:before="0"/>
+              <w:jc w:val="center"/>
+            </w:pPr>
+            <w:r>
+              <w:rPr>
+                <w:rFonts w:ascii="Times New Roman" w:hAnsi="Times New Roman" w:cs="Times New Roman"/>
+                <w:color w:val="000000"/>
+                <w:sz w:val="22"/>
+                <w:szCs w:val="22"/>
+                <w:lang w:val="en-US"/>
+              </w:rPr>
+              <w:t>Bias-aware AUC ↑</w:t>
+            </w:r>
+          </w:p>
+        </w:tc>
+        <w:tc>
+          <w:tcPr>
+            <w:tcW w:w="1150" w:type="dxa"/>
+            <w:vAlign w:val="center"/>
+          </w:tcPr>
+          <w:p>
+            <w:pPr>
+              <w:pStyle w:val="Normal"/>
+              <w:widowControl/>
+              <w:spacing w:after="0" w:line="240" w:lineRule="auto" w:before="0"/>
+              <w:jc w:val="center"/>
+            </w:pPr>
+            <w:r>
+              <w:rPr>
+                <w:rFonts w:ascii="Times New Roman" w:hAnsi="Times New Roman" w:cs="Times New Roman"/>
+                <w:color w:val="000000"/>
+                <w:sz w:val="22"/>
+                <w:szCs w:val="22"/>
+                <w:lang w:val="en-US"/>
+              </w:rPr>
+              <w:t>(8,6,5)</w:t>
+            </w:r>
+          </w:p>
+        </w:tc>
+        <w:tc>
+          <w:tcPr>
+            <w:tcW w:w="950" w:type="dxa"/>
+            <w:vAlign w:val="center"/>
+          </w:tcPr>
+          <w:p>
+            <w:pPr>
+              <w:pStyle w:val="Normal"/>
+              <w:widowControl/>
+              <w:spacing w:after="0" w:line="240" w:lineRule="auto" w:before="0"/>
+              <w:jc w:val="center"/>
+            </w:pPr>
+            <w:r>
+              <w:rPr>
+                <w:rFonts w:ascii="Times New Roman" w:hAnsi="Times New Roman" w:cs="Times New Roman"/>
+                <w:color w:val="000000"/>
+                <w:sz w:val="22"/>
+                <w:szCs w:val="22"/>
+                <w:lang w:val="en-US"/>
+              </w:rPr>
+              <w:t>0.84012</w:t>
+            </w:r>
+          </w:p>
+        </w:tc>
+        <w:tc>
+          <w:tcPr>
+            <w:tcW w:w="950" w:type="dxa"/>
+            <w:vAlign w:val="center"/>
+          </w:tcPr>
+          <w:p>
+            <w:pPr>
+              <w:pStyle w:val="Normal"/>
+              <w:widowControl/>
+              <w:spacing w:after="0" w:line="240" w:lineRule="auto" w:before="0"/>
+              <w:jc w:val="center"/>
+            </w:pPr>
+            <w:r>
+              <w:rPr>
+                <w:rFonts w:ascii="Times New Roman" w:hAnsi="Times New Roman" w:cs="Times New Roman"/>
+                <w:color w:val="000000"/>
+                <w:sz w:val="22"/>
+                <w:szCs w:val="22"/>
+                <w:lang w:val="en-US"/>
+              </w:rPr>
+              <w:t>0.87707</w:t>
+            </w:r>
+          </w:p>
+        </w:tc>
+        <w:tc>
+          <w:tcPr>
+            <w:tcW w:w="950" w:type="dxa"/>
+            <w:vAlign w:val="center"/>
+          </w:tcPr>
+          <w:p>
+            <w:pPr>
+              <w:pStyle w:val="Normal"/>
+              <w:widowControl/>
+              <w:spacing w:after="0" w:line="240" w:lineRule="auto" w:before="0"/>
+              <w:jc w:val="center"/>
+            </w:pPr>
+            <w:r>
+              <w:rPr>
+                <w:rFonts w:ascii="Times New Roman" w:hAnsi="Times New Roman" w:cs="Times New Roman"/>
+                <w:color w:val="000000"/>
+                <w:sz w:val="22"/>
+                <w:szCs w:val="22"/>
+                <w:lang w:val="en-US"/>
+              </w:rPr>
+              <w:t>0.90108</w:t>
+            </w:r>
+          </w:p>
+        </w:tc>
+        <w:tc>
+          <w:tcPr>
+            <w:tcW w:w="1105" w:type="dxa"/>
+            <w:vAlign w:val="center"/>
+          </w:tcPr>
+          <w:p>
+            <w:pPr>
+              <w:pStyle w:val="Normal"/>
+              <w:widowControl/>
+              <w:spacing w:after="0" w:line="240" w:lineRule="auto" w:before="0"/>
+              <w:jc w:val="center"/>
+            </w:pPr>
+            <w:r>
+              <w:rPr>
+                <w:rFonts w:ascii="Times New Roman" w:hAnsi="Times New Roman" w:cs="Times New Roman"/>
+                <w:color w:val="000000"/>
+                <w:sz w:val="22"/>
+                <w:szCs w:val="22"/>
+                <w:lang w:val="en-US"/>
+              </w:rPr>
+              <w:t>+0.03694</w:t>
+            </w:r>
+          </w:p>
+        </w:tc>
+        <w:tc>
+          <w:tcPr>
+            <w:tcW w:w="1105" w:type="dxa"/>
+            <w:vAlign w:val="center"/>
+          </w:tcPr>
+          <w:p>
+            <w:pPr>
+              <w:pStyle w:val="Normal"/>
+              <w:widowControl/>
+              <w:spacing w:after="0" w:line="240" w:lineRule="auto" w:before="0"/>
+              <w:jc w:val="center"/>
+            </w:pPr>
+            <w:r>
+              <w:rPr>
+                <w:rFonts w:ascii="Times New Roman" w:hAnsi="Times New Roman" w:cs="Times New Roman"/>
+                <w:color w:val="000000"/>
+                <w:sz w:val="22"/>
+                <w:szCs w:val="22"/>
+                <w:lang w:val="en-US"/>
+              </w:rPr>
+              <w:t>+0.06096</w:t>
+            </w:r>
+          </w:p>
+        </w:tc>
+      </w:tr>
+    </w:tbl>
+    <w:p>
+      <w:pPr>
+        <w:pStyle w:val="Normal"/>
+        <w:widowControl/>
+        <w:spacing w:after="160" w:line="278" w:lineRule="auto" w:before="100"/>
+      </w:pPr>
+      <w:r>
+        <w:rPr>
+          <w:rFonts w:ascii="Times New Roman" w:hAnsi="Times New Roman" w:cs="Times New Roman"/>
+          <w:color w:val="000000"/>
+          <w:sz w:val="22"/>
+          <w:szCs w:val="22"/>
+          <w:lang w:val="en-US"/>
+        </w:rPr>
+        <w:t>Scores use capped submissions at K = 1. Deltas are raw differences between independently averaged arms, calculated before rounding. Higher QWK and AUC are better; lower log loss is better. Thus, negative deltas favor RAG on LMSYS.</w:t>
+      </w:r>
+    </w:p>
+    <w:p>
+      <w:pPr>
+        <w:pStyle w:val="Normal"/>
+        <w:widowControl/>
+        <w:spacing w:after="160" w:line="278" w:lineRule="auto" w:before="0"/>
+      </w:pPr>
+      <w:r>
+        <w:rPr>
+          <w:rFonts w:ascii="Times New Roman" w:hAnsi="Times New Roman" w:cs="Times New Roman"/>
+          <w:color w:val="000000"/>
+          <w:sz w:val="24"/>
+          <w:szCs w:val="24"/>
+          <w:lang w:val="en-US"/>
+        </w:rPr>
+        <w:t>Draft-only injection has higher mean QWK on essay scoring and higher bias-aware AUC on Jigsaw Unintended Bias, but lower ROC-AUC on Jigsaw and higher log loss on LMSYS. Draft-plus-improvement injection has a more favorable mean than the baseline on all four tasks: QWK increases by 0.00258, Jigsaw ROC-AUC by 0.00105, and bias-aware AUC by 0.06096, while LMSYS log loss decreases by 0.00642. These are descriptive differences between independently averaged groups. The small and sometimes unequal sample sizes limit conclusions about the effect of the injection stage.</w:t>
+      </w:r>
+    </w:p>
+    <w:p>
+      <w:pPr>
+        <w:keepNext/>
+        <w:pStyle w:val="ListParagraph"/>
+        <w:numPr>
+          <w:ilvl w:val="0"/>
+          <w:numId w:val="4"/>
+        </w:numPr>
+        <w:rPr>
+          <w:rFonts w:ascii="Times New Roman" w:hAnsi="Times New Roman" w:cs="Times New Roman"/>
+          <w:b/>
+          <w:color w:val="000000"/>
+        </w:rPr>
+      </w:pPr>
+      <w:r>
+        <w:rPr>
+          <w:rFonts w:ascii="Times New Roman" w:hAnsi="Times New Roman" w:cs="Times New Roman"/>
+          <w:b/>
+          <w:color w:val="000000"/>
+        </w:rPr>
+        <w:t>Analogical reasoning method</w:t>
+      </w:r>
+    </w:p>
+    <w:p>
+      <w:pPr>
+        <w:pStyle w:val="Normal"/>
+        <w:widowControl/>
+        <w:spacing w:after="160" w:line="278" w:lineRule="auto" w:before="0"/>
+      </w:pPr>
+      <w:r>
+        <w:rPr>
+          <w:rFonts w:ascii="Times New Roman" w:hAnsi="Times New Roman" w:cs="Times New Roman"/>
+          <w:color w:val="000000"/>
+          <w:sz w:val="24"/>
+          <w:szCs w:val="24"/>
+          <w:lang w:val="en-US"/>
+        </w:rPr>
+        <w:t>The analogy experiments compare baseline and augmented runs on Jigsaw Unintended Bias. We present MLEvolve and autoresearch separately because they use different evaluation splits and candidate subset sizes for diversity measurement.</w:t>
+      </w:r>
+    </w:p>
+    <w:p>
+      <w:pPr>
+        <w:keepNext/>
         <w:pStyle w:val="ListParagraph"/>
         <w:numPr>
           <w:ilvl w:val="1"/>
@@ -1351,35 +3726,3037 @@
         </w:numPr>
         <w:rPr>
           <w:rFonts w:ascii="Times New Roman" w:hAnsi="Times New Roman" w:cs="Times New Roman"/>
+          <w:b/>
+          <w:color w:val="000000"/>
         </w:rPr>
       </w:pPr>
       <w:r>
         <w:rPr>
           <w:rFonts w:ascii="Times New Roman" w:hAnsi="Times New Roman" w:cs="Times New Roman"/>
-        </w:rPr>
-        <w:t>Experiment score</w:t>
+          <w:b/>
+          <w:color w:val="000000"/>
+        </w:rPr>
+        <w:t>MLEvolve</w:t>
       </w:r>
     </w:p>
     <w:p>
       <w:pPr>
-        <w:pStyle w:val="ListParagraph"/>
-        <w:numPr>
-          <w:ilvl w:val="0"/>
-          <w:numId w:val="4"/>
-        </w:numPr>
-        <w:rPr>
-          <w:rFonts w:ascii="Times New Roman" w:hAnsi="Times New Roman" w:cs="Times New Roman"/>
-        </w:rPr>
+        <w:pStyle w:val="Normal"/>
+        <w:widowControl/>
+        <w:spacing w:after="160" w:line="278" w:lineRule="auto" w:before="0"/>
       </w:pPr>
       <w:r>
         <w:rPr>
           <w:rFonts w:ascii="Times New Roman" w:hAnsi="Times New Roman" w:cs="Times New Roman"/>
-        </w:rPr>
-        <w:t>Analogical reasoning method</w:t>
+          <w:color w:val="000000"/>
+          <w:sz w:val="24"/>
+          <w:szCs w:val="24"/>
+          <w:lang w:val="en-US"/>
+        </w:rPr>
+        <w:t>Table 2 compares nine baseline–analogy pairs in MLEvolve. Arm F receives analogical guidance before the first draft and during improvement. Scores are evaluated on the private test set, and solution diversity is measured at a matched subset size of six candidates.</w:t>
       </w:r>
     </w:p>
     <w:p>
       <w:pPr>
+        <w:pStyle w:val="Normal"/>
+        <w:widowControl/>
+        <w:spacing w:after="100" w:line="278" w:lineRule="auto" w:before="0"/>
+        <w:keepNext/>
+      </w:pPr>
+      <w:r>
+        <w:rPr>
+          <w:rFonts w:ascii="Times New Roman" w:hAnsi="Times New Roman" w:cs="Times New Roman"/>
+          <w:color w:val="000000"/>
+          <w:sz w:val="22"/>
+          <w:szCs w:val="22"/>
+          <w:lang w:val="en-US"/>
+          <w:b/>
+        </w:rPr>
+        <w:t>Table 2. Paired MLEvolve results on Jigsaw Unintended Bias.</w:t>
+      </w:r>
+    </w:p>
+    <w:tbl>
+      <w:tblPr>
+        <w:tblW w:w="9360" w:type="dxa"/>
+        <w:jc w:val="center"/>
+        <w:tblLayout w:type="fixed"/>
+        <w:tblBorders>
+          <w:top w:val="single" w:sz="4" w:color="D9D9D9"/>
+          <w:left w:val="single" w:sz="4" w:color="D9D9D9"/>
+          <w:bottom w:val="single" w:sz="4" w:color="D9D9D9"/>
+          <w:right w:val="single" w:sz="4" w:color="D9D9D9"/>
+          <w:insideH w:val="single" w:sz="4" w:color="D9D9D9"/>
+          <w:insideV w:val="single" w:sz="4" w:color="D9D9D9"/>
+        </w:tblBorders>
+        <w:tblCellMar>
+          <w:top w:w="70" w:type="dxa"/>
+          <w:bottom w:w="70" w:type="dxa"/>
+          <w:left w:w="80" w:type="dxa"/>
+          <w:right w:w="80" w:type="dxa"/>
+        </w:tblCellMar>
+      </w:tblPr>
+      <w:tblGrid>
+        <w:gridCol w:w="700"/>
+        <w:gridCol w:w="2000"/>
+        <w:gridCol w:w="1800"/>
+        <w:gridCol w:w="1500"/>
+        <w:gridCol w:w="1700"/>
+        <w:gridCol w:w="1660"/>
+      </w:tblGrid>
+      <w:tr>
+        <w:trPr>
+          <w:cantSplit/>
+          <w:tblHeader/>
+        </w:trPr>
+        <w:tc>
+          <w:tcPr>
+            <w:tcW w:w="700" w:type="dxa"/>
+            <w:vAlign w:val="center"/>
+            <w:shd w:val="clear" w:color="auto" w:fill="EDEDED"/>
+          </w:tcPr>
+          <w:p>
+            <w:pPr>
+              <w:pStyle w:val="Normal"/>
+              <w:widowControl/>
+              <w:spacing w:after="0" w:line="240" w:lineRule="auto" w:before="0"/>
+              <w:jc w:val="center"/>
+            </w:pPr>
+            <w:r>
+              <w:rPr>
+                <w:rFonts w:ascii="Times New Roman" w:hAnsi="Times New Roman" w:cs="Times New Roman"/>
+                <w:color w:val="000000"/>
+                <w:sz w:val="22"/>
+                <w:szCs w:val="22"/>
+                <w:lang w:val="en-US"/>
+                <w:b/>
+              </w:rPr>
+              <w:t>Pair</w:t>
+            </w:r>
+          </w:p>
+        </w:tc>
+        <w:tc>
+          <w:tcPr>
+            <w:tcW w:w="2000" w:type="dxa"/>
+            <w:vAlign w:val="center"/>
+            <w:shd w:val="clear" w:color="auto" w:fill="EDEDED"/>
+          </w:tcPr>
+          <w:p>
+            <w:pPr>
+              <w:pStyle w:val="Normal"/>
+              <w:widowControl/>
+              <w:spacing w:after="0" w:line="240" w:lineRule="auto" w:before="0"/>
+              <w:jc w:val="left"/>
+            </w:pPr>
+            <w:r>
+              <w:rPr>
+                <w:rFonts w:ascii="Times New Roman" w:hAnsi="Times New Roman" w:cs="Times New Roman"/>
+                <w:color w:val="000000"/>
+                <w:sz w:val="22"/>
+                <w:szCs w:val="22"/>
+                <w:lang w:val="en-US"/>
+                <w:b/>
+              </w:rPr>
+              <w:t>Method</w:t>
+            </w:r>
+          </w:p>
+        </w:tc>
+        <w:tc>
+          <w:tcPr>
+            <w:tcW w:w="1800" w:type="dxa"/>
+            <w:vAlign w:val="center"/>
+            <w:shd w:val="clear" w:color="auto" w:fill="EDEDED"/>
+          </w:tcPr>
+          <w:p>
+            <w:pPr>
+              <w:pStyle w:val="Normal"/>
+              <w:widowControl/>
+              <w:spacing w:after="0" w:line="240" w:lineRule="auto" w:before="0"/>
+              <w:jc w:val="center"/>
+            </w:pPr>
+            <w:r>
+              <w:rPr>
+                <w:rFonts w:ascii="Times New Roman" w:hAnsi="Times New Roman" w:cs="Times New Roman"/>
+                <w:color w:val="000000"/>
+                <w:sz w:val="22"/>
+                <w:szCs w:val="22"/>
+                <w:lang w:val="en-US"/>
+                <w:b/>
+              </w:rPr>
+              <w:t>Final score</w:t>
+            </w:r>
+          </w:p>
+        </w:tc>
+        <w:tc>
+          <w:tcPr>
+            <w:tcW w:w="1500" w:type="dxa"/>
+            <w:vAlign w:val="center"/>
+            <w:shd w:val="clear" w:color="auto" w:fill="EDEDED"/>
+          </w:tcPr>
+          <w:p>
+            <w:pPr>
+              <w:pStyle w:val="Normal"/>
+              <w:widowControl/>
+              <w:spacing w:after="0" w:line="240" w:lineRule="auto" w:before="0"/>
+              <w:jc w:val="center"/>
+            </w:pPr>
+            <w:r>
+              <w:rPr>
+                <w:rFonts w:ascii="Times New Roman" w:hAnsi="Times New Roman" w:cs="Times New Roman"/>
+                <w:color w:val="000000"/>
+                <w:sz w:val="22"/>
+                <w:szCs w:val="22"/>
+                <w:lang w:val="en-US"/>
+                <w:b/>
+              </w:rPr>
+              <w:t>Vendi</w:t>
+            </w:r>
+          </w:p>
+        </w:tc>
+        <w:tc>
+          <w:tcPr>
+            <w:tcW w:w="1700" w:type="dxa"/>
+            <w:vAlign w:val="center"/>
+            <w:shd w:val="clear" w:color="auto" w:fill="EDEDED"/>
+          </w:tcPr>
+          <w:p>
+            <w:pPr>
+              <w:pStyle w:val="Normal"/>
+              <w:widowControl/>
+              <w:spacing w:after="0" w:line="240" w:lineRule="auto" w:before="0"/>
+              <w:jc w:val="center"/>
+            </w:pPr>
+            <w:r>
+              <w:rPr>
+                <w:rFonts w:ascii="Times New Roman" w:hAnsi="Times New Roman" w:cs="Times New Roman"/>
+                <w:color w:val="000000"/>
+                <w:sz w:val="22"/>
+                <w:szCs w:val="22"/>
+                <w:lang w:val="en-US"/>
+                <w:b/>
+              </w:rPr>
+              <w:t>Δ Score</w:t>
+            </w:r>
+          </w:p>
+        </w:tc>
+        <w:tc>
+          <w:tcPr>
+            <w:tcW w:w="1660" w:type="dxa"/>
+            <w:vAlign w:val="center"/>
+            <w:shd w:val="clear" w:color="auto" w:fill="EDEDED"/>
+          </w:tcPr>
+          <w:p>
+            <w:pPr>
+              <w:pStyle w:val="Normal"/>
+              <w:widowControl/>
+              <w:spacing w:after="0" w:line="240" w:lineRule="auto" w:before="0"/>
+              <w:jc w:val="center"/>
+            </w:pPr>
+            <w:r>
+              <w:rPr>
+                <w:rFonts w:ascii="Times New Roman" w:hAnsi="Times New Roman" w:cs="Times New Roman"/>
+                <w:color w:val="000000"/>
+                <w:sz w:val="22"/>
+                <w:szCs w:val="22"/>
+                <w:lang w:val="en-US"/>
+                <w:b/>
+              </w:rPr>
+              <w:t>Δ Vendi</w:t>
+            </w:r>
+          </w:p>
+        </w:tc>
+      </w:tr>
+      <w:tr>
+        <w:trPr>
+          <w:cantSplit/>
+        </w:trPr>
+        <w:tc>
+          <w:tcPr>
+            <w:tcW w:w="700" w:type="dxa"/>
+            <w:vAlign w:val="center"/>
+            <w:vMerge w:val="restart"/>
+          </w:tcPr>
+          <w:p>
+            <w:pPr>
+              <w:pStyle w:val="Normal"/>
+              <w:widowControl/>
+              <w:spacing w:after="0" w:line="240" w:lineRule="auto" w:before="0"/>
+              <w:keepNext/>
+              <w:jc w:val="center"/>
+            </w:pPr>
+            <w:r>
+              <w:rPr>
+                <w:rFonts w:ascii="Times New Roman" w:hAnsi="Times New Roman" w:cs="Times New Roman"/>
+                <w:color w:val="000000"/>
+                <w:sz w:val="22"/>
+                <w:szCs w:val="22"/>
+                <w:lang w:val="en-US"/>
+              </w:rPr>
+              <w:t>S52</w:t>
+            </w:r>
+          </w:p>
+        </w:tc>
+        <w:tc>
+          <w:tcPr>
+            <w:tcW w:w="2000" w:type="dxa"/>
+            <w:vAlign w:val="center"/>
+          </w:tcPr>
+          <w:p>
+            <w:pPr>
+              <w:pStyle w:val="Normal"/>
+              <w:widowControl/>
+              <w:spacing w:after="0" w:line="240" w:lineRule="auto" w:before="0"/>
+              <w:keepNext/>
+              <w:jc w:val="left"/>
+            </w:pPr>
+            <w:r>
+              <w:rPr>
+                <w:rFonts w:ascii="Times New Roman" w:hAnsi="Times New Roman" w:cs="Times New Roman"/>
+                <w:color w:val="000000"/>
+                <w:sz w:val="22"/>
+                <w:szCs w:val="22"/>
+                <w:lang w:val="en-US"/>
+              </w:rPr>
+              <w:t>Baseline (A)</w:t>
+            </w:r>
+          </w:p>
+        </w:tc>
+        <w:tc>
+          <w:tcPr>
+            <w:tcW w:w="1800" w:type="dxa"/>
+            <w:vAlign w:val="center"/>
+          </w:tcPr>
+          <w:p>
+            <w:pPr>
+              <w:pStyle w:val="Normal"/>
+              <w:widowControl/>
+              <w:spacing w:after="0" w:line="240" w:lineRule="auto" w:before="0"/>
+              <w:keepNext/>
+              <w:jc w:val="center"/>
+            </w:pPr>
+            <w:r>
+              <w:rPr>
+                <w:rFonts w:ascii="Times New Roman" w:hAnsi="Times New Roman" w:cs="Times New Roman"/>
+                <w:color w:val="000000"/>
+                <w:sz w:val="22"/>
+                <w:szCs w:val="22"/>
+                <w:lang w:val="en-US"/>
+              </w:rPr>
+              <w:t>0.93478</w:t>
+            </w:r>
+          </w:p>
+        </w:tc>
+        <w:tc>
+          <w:tcPr>
+            <w:tcW w:w="1500" w:type="dxa"/>
+            <w:vAlign w:val="center"/>
+          </w:tcPr>
+          <w:p>
+            <w:pPr>
+              <w:pStyle w:val="Normal"/>
+              <w:widowControl/>
+              <w:spacing w:after="0" w:line="240" w:lineRule="auto" w:before="0"/>
+              <w:keepNext/>
+              <w:jc w:val="center"/>
+            </w:pPr>
+            <w:r>
+              <w:rPr>
+                <w:rFonts w:ascii="Times New Roman" w:hAnsi="Times New Roman" w:cs="Times New Roman"/>
+                <w:color w:val="000000"/>
+                <w:sz w:val="22"/>
+                <w:szCs w:val="22"/>
+                <w:lang w:val="en-US"/>
+              </w:rPr>
+              <w:t>1.6480</w:t>
+            </w:r>
+          </w:p>
+        </w:tc>
+        <w:tc>
+          <w:tcPr>
+            <w:tcW w:w="1700" w:type="dxa"/>
+            <w:vAlign w:val="center"/>
+          </w:tcPr>
+          <w:p>
+            <w:pPr>
+              <w:pStyle w:val="Normal"/>
+              <w:widowControl/>
+              <w:spacing w:after="0" w:line="240" w:lineRule="auto" w:before="0"/>
+              <w:keepNext/>
+              <w:jc w:val="center"/>
+            </w:pPr>
+            <w:r>
+              <w:rPr>
+                <w:rFonts w:ascii="Times New Roman" w:hAnsi="Times New Roman" w:cs="Times New Roman"/>
+                <w:color w:val="000000"/>
+                <w:sz w:val="22"/>
+                <w:szCs w:val="22"/>
+                <w:lang w:val="en-US"/>
+              </w:rPr>
+              <w:t>—</w:t>
+            </w:r>
+          </w:p>
+        </w:tc>
+        <w:tc>
+          <w:tcPr>
+            <w:tcW w:w="1660" w:type="dxa"/>
+            <w:vAlign w:val="center"/>
+          </w:tcPr>
+          <w:p>
+            <w:pPr>
+              <w:pStyle w:val="Normal"/>
+              <w:widowControl/>
+              <w:spacing w:after="0" w:line="240" w:lineRule="auto" w:before="0"/>
+              <w:keepNext/>
+              <w:jc w:val="center"/>
+            </w:pPr>
+            <w:r>
+              <w:rPr>
+                <w:rFonts w:ascii="Times New Roman" w:hAnsi="Times New Roman" w:cs="Times New Roman"/>
+                <w:color w:val="000000"/>
+                <w:sz w:val="22"/>
+                <w:szCs w:val="22"/>
+                <w:lang w:val="en-US"/>
+              </w:rPr>
+              <w:t>—</w:t>
+            </w:r>
+          </w:p>
+        </w:tc>
+      </w:tr>
+      <w:tr>
+        <w:trPr>
+          <w:cantSplit/>
+        </w:trPr>
+        <w:tc>
+          <w:tcPr>
+            <w:tcW w:w="700" w:type="dxa"/>
+            <w:vAlign w:val="center"/>
+            <w:vMerge w:val="continue"/>
+          </w:tcPr>
+          <w:p>
+            <w:pPr>
+              <w:pStyle w:val="Normal"/>
+              <w:widowControl/>
+              <w:spacing w:after="0" w:line="240" w:lineRule="auto" w:before="0"/>
+              <w:jc w:val="center"/>
+            </w:pPr>
+            <w:r>
+              <w:rPr>
+                <w:rFonts w:ascii="Times New Roman" w:hAnsi="Times New Roman" w:cs="Times New Roman"/>
+                <w:color w:val="000000"/>
+                <w:sz w:val="22"/>
+                <w:szCs w:val="22"/>
+                <w:lang w:val="en-US"/>
+              </w:rPr>
+              <w:t/>
+            </w:r>
+          </w:p>
+        </w:tc>
+        <w:tc>
+          <w:tcPr>
+            <w:tcW w:w="2000" w:type="dxa"/>
+            <w:vAlign w:val="center"/>
+          </w:tcPr>
+          <w:p>
+            <w:pPr>
+              <w:pStyle w:val="Normal"/>
+              <w:widowControl/>
+              <w:spacing w:after="0" w:line="240" w:lineRule="auto" w:before="0"/>
+              <w:jc w:val="left"/>
+            </w:pPr>
+            <w:r>
+              <w:rPr>
+                <w:rFonts w:ascii="Times New Roman" w:hAnsi="Times New Roman" w:cs="Times New Roman"/>
+                <w:color w:val="000000"/>
+                <w:sz w:val="22"/>
+                <w:szCs w:val="22"/>
+                <w:lang w:val="en-US"/>
+              </w:rPr>
+              <w:t>Analogy (F)</w:t>
+            </w:r>
+          </w:p>
+        </w:tc>
+        <w:tc>
+          <w:tcPr>
+            <w:tcW w:w="1800" w:type="dxa"/>
+            <w:vAlign w:val="center"/>
+          </w:tcPr>
+          <w:p>
+            <w:pPr>
+              <w:pStyle w:val="Normal"/>
+              <w:widowControl/>
+              <w:spacing w:after="0" w:line="240" w:lineRule="auto" w:before="0"/>
+              <w:jc w:val="center"/>
+            </w:pPr>
+            <w:r>
+              <w:rPr>
+                <w:rFonts w:ascii="Times New Roman" w:hAnsi="Times New Roman" w:cs="Times New Roman"/>
+                <w:color w:val="000000"/>
+                <w:sz w:val="22"/>
+                <w:szCs w:val="22"/>
+                <w:lang w:val="en-US"/>
+              </w:rPr>
+              <w:t>0.91712</w:t>
+            </w:r>
+          </w:p>
+        </w:tc>
+        <w:tc>
+          <w:tcPr>
+            <w:tcW w:w="1500" w:type="dxa"/>
+            <w:vAlign w:val="center"/>
+          </w:tcPr>
+          <w:p>
+            <w:pPr>
+              <w:pStyle w:val="Normal"/>
+              <w:widowControl/>
+              <w:spacing w:after="0" w:line="240" w:lineRule="auto" w:before="0"/>
+              <w:jc w:val="center"/>
+            </w:pPr>
+            <w:r>
+              <w:rPr>
+                <w:rFonts w:ascii="Times New Roman" w:hAnsi="Times New Roman" w:cs="Times New Roman"/>
+                <w:color w:val="000000"/>
+                <w:sz w:val="22"/>
+                <w:szCs w:val="22"/>
+                <w:lang w:val="en-US"/>
+              </w:rPr>
+              <w:t>1.8755</w:t>
+            </w:r>
+          </w:p>
+        </w:tc>
+        <w:tc>
+          <w:tcPr>
+            <w:tcW w:w="1700" w:type="dxa"/>
+            <w:vAlign w:val="center"/>
+          </w:tcPr>
+          <w:p>
+            <w:pPr>
+              <w:pStyle w:val="Normal"/>
+              <w:widowControl/>
+              <w:spacing w:after="0" w:line="240" w:lineRule="auto" w:before="0"/>
+              <w:jc w:val="center"/>
+            </w:pPr>
+            <w:r>
+              <w:rPr>
+                <w:rFonts w:ascii="Times New Roman" w:hAnsi="Times New Roman" w:cs="Times New Roman"/>
+                <w:color w:val="000000"/>
+                <w:sz w:val="22"/>
+                <w:szCs w:val="22"/>
+                <w:lang w:val="en-US"/>
+              </w:rPr>
+              <w:t>−0.01766</w:t>
+            </w:r>
+          </w:p>
+        </w:tc>
+        <w:tc>
+          <w:tcPr>
+            <w:tcW w:w="1660" w:type="dxa"/>
+            <w:vAlign w:val="center"/>
+          </w:tcPr>
+          <w:p>
+            <w:pPr>
+              <w:pStyle w:val="Normal"/>
+              <w:widowControl/>
+              <w:spacing w:after="0" w:line="240" w:lineRule="auto" w:before="0"/>
+              <w:jc w:val="center"/>
+            </w:pPr>
+            <w:r>
+              <w:rPr>
+                <w:rFonts w:ascii="Times New Roman" w:hAnsi="Times New Roman" w:cs="Times New Roman"/>
+                <w:color w:val="000000"/>
+                <w:sz w:val="22"/>
+                <w:szCs w:val="22"/>
+                <w:lang w:val="en-US"/>
+              </w:rPr>
+              <w:t>+0.2274</w:t>
+            </w:r>
+          </w:p>
+        </w:tc>
+      </w:tr>
+      <w:tr>
+        <w:trPr>
+          <w:cantSplit/>
+        </w:trPr>
+        <w:tc>
+          <w:tcPr>
+            <w:tcW w:w="700" w:type="dxa"/>
+            <w:vAlign w:val="center"/>
+            <w:vMerge w:val="restart"/>
+          </w:tcPr>
+          <w:p>
+            <w:pPr>
+              <w:pStyle w:val="Normal"/>
+              <w:widowControl/>
+              <w:spacing w:after="0" w:line="240" w:lineRule="auto" w:before="0"/>
+              <w:keepNext/>
+              <w:jc w:val="center"/>
+            </w:pPr>
+            <w:r>
+              <w:rPr>
+                <w:rFonts w:ascii="Times New Roman" w:hAnsi="Times New Roman" w:cs="Times New Roman"/>
+                <w:color w:val="000000"/>
+                <w:sz w:val="22"/>
+                <w:szCs w:val="22"/>
+                <w:lang w:val="en-US"/>
+              </w:rPr>
+              <w:t>S53</w:t>
+            </w:r>
+          </w:p>
+        </w:tc>
+        <w:tc>
+          <w:tcPr>
+            <w:tcW w:w="2000" w:type="dxa"/>
+            <w:vAlign w:val="center"/>
+          </w:tcPr>
+          <w:p>
+            <w:pPr>
+              <w:pStyle w:val="Normal"/>
+              <w:widowControl/>
+              <w:spacing w:after="0" w:line="240" w:lineRule="auto" w:before="0"/>
+              <w:keepNext/>
+              <w:jc w:val="left"/>
+            </w:pPr>
+            <w:r>
+              <w:rPr>
+                <w:rFonts w:ascii="Times New Roman" w:hAnsi="Times New Roman" w:cs="Times New Roman"/>
+                <w:color w:val="000000"/>
+                <w:sz w:val="22"/>
+                <w:szCs w:val="22"/>
+                <w:lang w:val="en-US"/>
+              </w:rPr>
+              <w:t>Baseline (A)</w:t>
+            </w:r>
+          </w:p>
+        </w:tc>
+        <w:tc>
+          <w:tcPr>
+            <w:tcW w:w="1800" w:type="dxa"/>
+            <w:vAlign w:val="center"/>
+          </w:tcPr>
+          <w:p>
+            <w:pPr>
+              <w:pStyle w:val="Normal"/>
+              <w:widowControl/>
+              <w:spacing w:after="0" w:line="240" w:lineRule="auto" w:before="0"/>
+              <w:keepNext/>
+              <w:jc w:val="center"/>
+            </w:pPr>
+            <w:r>
+              <w:rPr>
+                <w:rFonts w:ascii="Times New Roman" w:hAnsi="Times New Roman" w:cs="Times New Roman"/>
+                <w:color w:val="000000"/>
+                <w:sz w:val="22"/>
+                <w:szCs w:val="22"/>
+                <w:lang w:val="en-US"/>
+              </w:rPr>
+              <w:t>0.75985</w:t>
+            </w:r>
+          </w:p>
+        </w:tc>
+        <w:tc>
+          <w:tcPr>
+            <w:tcW w:w="1500" w:type="dxa"/>
+            <w:vAlign w:val="center"/>
+          </w:tcPr>
+          <w:p>
+            <w:pPr>
+              <w:pStyle w:val="Normal"/>
+              <w:widowControl/>
+              <w:spacing w:after="0" w:line="240" w:lineRule="auto" w:before="0"/>
+              <w:keepNext/>
+              <w:jc w:val="center"/>
+            </w:pPr>
+            <w:r>
+              <w:rPr>
+                <w:rFonts w:ascii="Times New Roman" w:hAnsi="Times New Roman" w:cs="Times New Roman"/>
+                <w:color w:val="000000"/>
+                <w:sz w:val="22"/>
+                <w:szCs w:val="22"/>
+                <w:lang w:val="en-US"/>
+              </w:rPr>
+              <w:t>1.7787</w:t>
+            </w:r>
+          </w:p>
+        </w:tc>
+        <w:tc>
+          <w:tcPr>
+            <w:tcW w:w="1700" w:type="dxa"/>
+            <w:vAlign w:val="center"/>
+          </w:tcPr>
+          <w:p>
+            <w:pPr>
+              <w:pStyle w:val="Normal"/>
+              <w:widowControl/>
+              <w:spacing w:after="0" w:line="240" w:lineRule="auto" w:before="0"/>
+              <w:keepNext/>
+              <w:jc w:val="center"/>
+            </w:pPr>
+            <w:r>
+              <w:rPr>
+                <w:rFonts w:ascii="Times New Roman" w:hAnsi="Times New Roman" w:cs="Times New Roman"/>
+                <w:color w:val="000000"/>
+                <w:sz w:val="22"/>
+                <w:szCs w:val="22"/>
+                <w:lang w:val="en-US"/>
+              </w:rPr>
+              <w:t>—</w:t>
+            </w:r>
+          </w:p>
+        </w:tc>
+        <w:tc>
+          <w:tcPr>
+            <w:tcW w:w="1660" w:type="dxa"/>
+            <w:vAlign w:val="center"/>
+          </w:tcPr>
+          <w:p>
+            <w:pPr>
+              <w:pStyle w:val="Normal"/>
+              <w:widowControl/>
+              <w:spacing w:after="0" w:line="240" w:lineRule="auto" w:before="0"/>
+              <w:keepNext/>
+              <w:jc w:val="center"/>
+            </w:pPr>
+            <w:r>
+              <w:rPr>
+                <w:rFonts w:ascii="Times New Roman" w:hAnsi="Times New Roman" w:cs="Times New Roman"/>
+                <w:color w:val="000000"/>
+                <w:sz w:val="22"/>
+                <w:szCs w:val="22"/>
+                <w:lang w:val="en-US"/>
+              </w:rPr>
+              <w:t>—</w:t>
+            </w:r>
+          </w:p>
+        </w:tc>
+      </w:tr>
+      <w:tr>
+        <w:trPr>
+          <w:cantSplit/>
+        </w:trPr>
+        <w:tc>
+          <w:tcPr>
+            <w:tcW w:w="700" w:type="dxa"/>
+            <w:vAlign w:val="center"/>
+            <w:vMerge w:val="continue"/>
+          </w:tcPr>
+          <w:p>
+            <w:pPr>
+              <w:pStyle w:val="Normal"/>
+              <w:widowControl/>
+              <w:spacing w:after="0" w:line="240" w:lineRule="auto" w:before="0"/>
+              <w:jc w:val="center"/>
+            </w:pPr>
+            <w:r>
+              <w:rPr>
+                <w:rFonts w:ascii="Times New Roman" w:hAnsi="Times New Roman" w:cs="Times New Roman"/>
+                <w:color w:val="000000"/>
+                <w:sz w:val="22"/>
+                <w:szCs w:val="22"/>
+                <w:lang w:val="en-US"/>
+              </w:rPr>
+              <w:t/>
+            </w:r>
+          </w:p>
+        </w:tc>
+        <w:tc>
+          <w:tcPr>
+            <w:tcW w:w="2000" w:type="dxa"/>
+            <w:vAlign w:val="center"/>
+          </w:tcPr>
+          <w:p>
+            <w:pPr>
+              <w:pStyle w:val="Normal"/>
+              <w:widowControl/>
+              <w:spacing w:after="0" w:line="240" w:lineRule="auto" w:before="0"/>
+              <w:jc w:val="left"/>
+            </w:pPr>
+            <w:r>
+              <w:rPr>
+                <w:rFonts w:ascii="Times New Roman" w:hAnsi="Times New Roman" w:cs="Times New Roman"/>
+                <w:color w:val="000000"/>
+                <w:sz w:val="22"/>
+                <w:szCs w:val="22"/>
+                <w:lang w:val="en-US"/>
+              </w:rPr>
+              <w:t>Analogy (F)</w:t>
+            </w:r>
+          </w:p>
+        </w:tc>
+        <w:tc>
+          <w:tcPr>
+            <w:tcW w:w="1800" w:type="dxa"/>
+            <w:vAlign w:val="center"/>
+          </w:tcPr>
+          <w:p>
+            <w:pPr>
+              <w:pStyle w:val="Normal"/>
+              <w:widowControl/>
+              <w:spacing w:after="0" w:line="240" w:lineRule="auto" w:before="0"/>
+              <w:jc w:val="center"/>
+            </w:pPr>
+            <w:r>
+              <w:rPr>
+                <w:rFonts w:ascii="Times New Roman" w:hAnsi="Times New Roman" w:cs="Times New Roman"/>
+                <w:color w:val="000000"/>
+                <w:sz w:val="22"/>
+                <w:szCs w:val="22"/>
+                <w:lang w:val="en-US"/>
+              </w:rPr>
+              <w:t>0.79637</w:t>
+            </w:r>
+          </w:p>
+        </w:tc>
+        <w:tc>
+          <w:tcPr>
+            <w:tcW w:w="1500" w:type="dxa"/>
+            <w:vAlign w:val="center"/>
+          </w:tcPr>
+          <w:p>
+            <w:pPr>
+              <w:pStyle w:val="Normal"/>
+              <w:widowControl/>
+              <w:spacing w:after="0" w:line="240" w:lineRule="auto" w:before="0"/>
+              <w:jc w:val="center"/>
+            </w:pPr>
+            <w:r>
+              <w:rPr>
+                <w:rFonts w:ascii="Times New Roman" w:hAnsi="Times New Roman" w:cs="Times New Roman"/>
+                <w:color w:val="000000"/>
+                <w:sz w:val="22"/>
+                <w:szCs w:val="22"/>
+                <w:lang w:val="en-US"/>
+              </w:rPr>
+              <w:t>1.9593</w:t>
+            </w:r>
+          </w:p>
+        </w:tc>
+        <w:tc>
+          <w:tcPr>
+            <w:tcW w:w="1700" w:type="dxa"/>
+            <w:vAlign w:val="center"/>
+          </w:tcPr>
+          <w:p>
+            <w:pPr>
+              <w:pStyle w:val="Normal"/>
+              <w:widowControl/>
+              <w:spacing w:after="0" w:line="240" w:lineRule="auto" w:before="0"/>
+              <w:jc w:val="center"/>
+            </w:pPr>
+            <w:r>
+              <w:rPr>
+                <w:rFonts w:ascii="Times New Roman" w:hAnsi="Times New Roman" w:cs="Times New Roman"/>
+                <w:color w:val="000000"/>
+                <w:sz w:val="22"/>
+                <w:szCs w:val="22"/>
+                <w:lang w:val="en-US"/>
+              </w:rPr>
+              <w:t>+0.03652</w:t>
+            </w:r>
+          </w:p>
+        </w:tc>
+        <w:tc>
+          <w:tcPr>
+            <w:tcW w:w="1660" w:type="dxa"/>
+            <w:vAlign w:val="center"/>
+          </w:tcPr>
+          <w:p>
+            <w:pPr>
+              <w:pStyle w:val="Normal"/>
+              <w:widowControl/>
+              <w:spacing w:after="0" w:line="240" w:lineRule="auto" w:before="0"/>
+              <w:jc w:val="center"/>
+            </w:pPr>
+            <w:r>
+              <w:rPr>
+                <w:rFonts w:ascii="Times New Roman" w:hAnsi="Times New Roman" w:cs="Times New Roman"/>
+                <w:color w:val="000000"/>
+                <w:sz w:val="22"/>
+                <w:szCs w:val="22"/>
+                <w:lang w:val="en-US"/>
+              </w:rPr>
+              <w:t>+0.1806</w:t>
+            </w:r>
+          </w:p>
+        </w:tc>
+      </w:tr>
+      <w:tr>
+        <w:trPr>
+          <w:cantSplit/>
+        </w:trPr>
+        <w:tc>
+          <w:tcPr>
+            <w:tcW w:w="700" w:type="dxa"/>
+            <w:vAlign w:val="center"/>
+            <w:vMerge w:val="restart"/>
+          </w:tcPr>
+          <w:p>
+            <w:pPr>
+              <w:pStyle w:val="Normal"/>
+              <w:widowControl/>
+              <w:spacing w:after="0" w:line="240" w:lineRule="auto" w:before="0"/>
+              <w:keepNext/>
+              <w:jc w:val="center"/>
+            </w:pPr>
+            <w:r>
+              <w:rPr>
+                <w:rFonts w:ascii="Times New Roman" w:hAnsi="Times New Roman" w:cs="Times New Roman"/>
+                <w:color w:val="000000"/>
+                <w:sz w:val="22"/>
+                <w:szCs w:val="22"/>
+                <w:lang w:val="en-US"/>
+              </w:rPr>
+              <w:t>S54</w:t>
+            </w:r>
+          </w:p>
+        </w:tc>
+        <w:tc>
+          <w:tcPr>
+            <w:tcW w:w="2000" w:type="dxa"/>
+            <w:vAlign w:val="center"/>
+          </w:tcPr>
+          <w:p>
+            <w:pPr>
+              <w:pStyle w:val="Normal"/>
+              <w:widowControl/>
+              <w:spacing w:after="0" w:line="240" w:lineRule="auto" w:before="0"/>
+              <w:keepNext/>
+              <w:jc w:val="left"/>
+            </w:pPr>
+            <w:r>
+              <w:rPr>
+                <w:rFonts w:ascii="Times New Roman" w:hAnsi="Times New Roman" w:cs="Times New Roman"/>
+                <w:color w:val="000000"/>
+                <w:sz w:val="22"/>
+                <w:szCs w:val="22"/>
+                <w:lang w:val="en-US"/>
+              </w:rPr>
+              <w:t>Baseline (A)</w:t>
+            </w:r>
+          </w:p>
+        </w:tc>
+        <w:tc>
+          <w:tcPr>
+            <w:tcW w:w="1800" w:type="dxa"/>
+            <w:vAlign w:val="center"/>
+          </w:tcPr>
+          <w:p>
+            <w:pPr>
+              <w:pStyle w:val="Normal"/>
+              <w:widowControl/>
+              <w:spacing w:after="0" w:line="240" w:lineRule="auto" w:before="0"/>
+              <w:keepNext/>
+              <w:jc w:val="center"/>
+            </w:pPr>
+            <w:r>
+              <w:rPr>
+                <w:rFonts w:ascii="Times New Roman" w:hAnsi="Times New Roman" w:cs="Times New Roman"/>
+                <w:color w:val="000000"/>
+                <w:sz w:val="22"/>
+                <w:szCs w:val="22"/>
+                <w:lang w:val="en-US"/>
+              </w:rPr>
+              <w:t>0.93388</w:t>
+            </w:r>
+          </w:p>
+        </w:tc>
+        <w:tc>
+          <w:tcPr>
+            <w:tcW w:w="1500" w:type="dxa"/>
+            <w:vAlign w:val="center"/>
+          </w:tcPr>
+          <w:p>
+            <w:pPr>
+              <w:pStyle w:val="Normal"/>
+              <w:widowControl/>
+              <w:spacing w:after="0" w:line="240" w:lineRule="auto" w:before="0"/>
+              <w:keepNext/>
+              <w:jc w:val="center"/>
+            </w:pPr>
+            <w:r>
+              <w:rPr>
+                <w:rFonts w:ascii="Times New Roman" w:hAnsi="Times New Roman" w:cs="Times New Roman"/>
+                <w:color w:val="000000"/>
+                <w:sz w:val="22"/>
+                <w:szCs w:val="22"/>
+                <w:lang w:val="en-US"/>
+              </w:rPr>
+              <w:t>1.7917</w:t>
+            </w:r>
+          </w:p>
+        </w:tc>
+        <w:tc>
+          <w:tcPr>
+            <w:tcW w:w="1700" w:type="dxa"/>
+            <w:vAlign w:val="center"/>
+          </w:tcPr>
+          <w:p>
+            <w:pPr>
+              <w:pStyle w:val="Normal"/>
+              <w:widowControl/>
+              <w:spacing w:after="0" w:line="240" w:lineRule="auto" w:before="0"/>
+              <w:keepNext/>
+              <w:jc w:val="center"/>
+            </w:pPr>
+            <w:r>
+              <w:rPr>
+                <w:rFonts w:ascii="Times New Roman" w:hAnsi="Times New Roman" w:cs="Times New Roman"/>
+                <w:color w:val="000000"/>
+                <w:sz w:val="22"/>
+                <w:szCs w:val="22"/>
+                <w:lang w:val="en-US"/>
+              </w:rPr>
+              <w:t>—</w:t>
+            </w:r>
+          </w:p>
+        </w:tc>
+        <w:tc>
+          <w:tcPr>
+            <w:tcW w:w="1660" w:type="dxa"/>
+            <w:vAlign w:val="center"/>
+          </w:tcPr>
+          <w:p>
+            <w:pPr>
+              <w:pStyle w:val="Normal"/>
+              <w:widowControl/>
+              <w:spacing w:after="0" w:line="240" w:lineRule="auto" w:before="0"/>
+              <w:keepNext/>
+              <w:jc w:val="center"/>
+            </w:pPr>
+            <w:r>
+              <w:rPr>
+                <w:rFonts w:ascii="Times New Roman" w:hAnsi="Times New Roman" w:cs="Times New Roman"/>
+                <w:color w:val="000000"/>
+                <w:sz w:val="22"/>
+                <w:szCs w:val="22"/>
+                <w:lang w:val="en-US"/>
+              </w:rPr>
+              <w:t>—</w:t>
+            </w:r>
+          </w:p>
+        </w:tc>
+      </w:tr>
+      <w:tr>
+        <w:trPr>
+          <w:cantSplit/>
+        </w:trPr>
+        <w:tc>
+          <w:tcPr>
+            <w:tcW w:w="700" w:type="dxa"/>
+            <w:vAlign w:val="center"/>
+            <w:vMerge w:val="continue"/>
+          </w:tcPr>
+          <w:p>
+            <w:pPr>
+              <w:pStyle w:val="Normal"/>
+              <w:widowControl/>
+              <w:spacing w:after="0" w:line="240" w:lineRule="auto" w:before="0"/>
+              <w:jc w:val="center"/>
+            </w:pPr>
+            <w:r>
+              <w:rPr>
+                <w:rFonts w:ascii="Times New Roman" w:hAnsi="Times New Roman" w:cs="Times New Roman"/>
+                <w:color w:val="000000"/>
+                <w:sz w:val="22"/>
+                <w:szCs w:val="22"/>
+                <w:lang w:val="en-US"/>
+              </w:rPr>
+              <w:t/>
+            </w:r>
+          </w:p>
+        </w:tc>
+        <w:tc>
+          <w:tcPr>
+            <w:tcW w:w="2000" w:type="dxa"/>
+            <w:vAlign w:val="center"/>
+          </w:tcPr>
+          <w:p>
+            <w:pPr>
+              <w:pStyle w:val="Normal"/>
+              <w:widowControl/>
+              <w:spacing w:after="0" w:line="240" w:lineRule="auto" w:before="0"/>
+              <w:jc w:val="left"/>
+            </w:pPr>
+            <w:r>
+              <w:rPr>
+                <w:rFonts w:ascii="Times New Roman" w:hAnsi="Times New Roman" w:cs="Times New Roman"/>
+                <w:color w:val="000000"/>
+                <w:sz w:val="22"/>
+                <w:szCs w:val="22"/>
+                <w:lang w:val="en-US"/>
+              </w:rPr>
+              <w:t>Analogy (F)</w:t>
+            </w:r>
+          </w:p>
+        </w:tc>
+        <w:tc>
+          <w:tcPr>
+            <w:tcW w:w="1800" w:type="dxa"/>
+            <w:vAlign w:val="center"/>
+          </w:tcPr>
+          <w:p>
+            <w:pPr>
+              <w:pStyle w:val="Normal"/>
+              <w:widowControl/>
+              <w:spacing w:after="0" w:line="240" w:lineRule="auto" w:before="0"/>
+              <w:jc w:val="center"/>
+            </w:pPr>
+            <w:r>
+              <w:rPr>
+                <w:rFonts w:ascii="Times New Roman" w:hAnsi="Times New Roman" w:cs="Times New Roman"/>
+                <w:color w:val="000000"/>
+                <w:sz w:val="22"/>
+                <w:szCs w:val="22"/>
+                <w:lang w:val="en-US"/>
+              </w:rPr>
+              <w:t>0.92639</w:t>
+            </w:r>
+          </w:p>
+        </w:tc>
+        <w:tc>
+          <w:tcPr>
+            <w:tcW w:w="1500" w:type="dxa"/>
+            <w:vAlign w:val="center"/>
+          </w:tcPr>
+          <w:p>
+            <w:pPr>
+              <w:pStyle w:val="Normal"/>
+              <w:widowControl/>
+              <w:spacing w:after="0" w:line="240" w:lineRule="auto" w:before="0"/>
+              <w:jc w:val="center"/>
+            </w:pPr>
+            <w:r>
+              <w:rPr>
+                <w:rFonts w:ascii="Times New Roman" w:hAnsi="Times New Roman" w:cs="Times New Roman"/>
+                <w:color w:val="000000"/>
+                <w:sz w:val="22"/>
+                <w:szCs w:val="22"/>
+                <w:lang w:val="en-US"/>
+              </w:rPr>
+              <w:t>1.9281</w:t>
+            </w:r>
+          </w:p>
+        </w:tc>
+        <w:tc>
+          <w:tcPr>
+            <w:tcW w:w="1700" w:type="dxa"/>
+            <w:vAlign w:val="center"/>
+          </w:tcPr>
+          <w:p>
+            <w:pPr>
+              <w:pStyle w:val="Normal"/>
+              <w:widowControl/>
+              <w:spacing w:after="0" w:line="240" w:lineRule="auto" w:before="0"/>
+              <w:jc w:val="center"/>
+            </w:pPr>
+            <w:r>
+              <w:rPr>
+                <w:rFonts w:ascii="Times New Roman" w:hAnsi="Times New Roman" w:cs="Times New Roman"/>
+                <w:color w:val="000000"/>
+                <w:sz w:val="22"/>
+                <w:szCs w:val="22"/>
+                <w:lang w:val="en-US"/>
+              </w:rPr>
+              <w:t>−0.00749</w:t>
+            </w:r>
+          </w:p>
+        </w:tc>
+        <w:tc>
+          <w:tcPr>
+            <w:tcW w:w="1660" w:type="dxa"/>
+            <w:vAlign w:val="center"/>
+          </w:tcPr>
+          <w:p>
+            <w:pPr>
+              <w:pStyle w:val="Normal"/>
+              <w:widowControl/>
+              <w:spacing w:after="0" w:line="240" w:lineRule="auto" w:before="0"/>
+              <w:jc w:val="center"/>
+            </w:pPr>
+            <w:r>
+              <w:rPr>
+                <w:rFonts w:ascii="Times New Roman" w:hAnsi="Times New Roman" w:cs="Times New Roman"/>
+                <w:color w:val="000000"/>
+                <w:sz w:val="22"/>
+                <w:szCs w:val="22"/>
+                <w:lang w:val="en-US"/>
+              </w:rPr>
+              <w:t>+0.1364</w:t>
+            </w:r>
+          </w:p>
+        </w:tc>
+      </w:tr>
+      <w:tr>
+        <w:trPr>
+          <w:cantSplit/>
+        </w:trPr>
+        <w:tc>
+          <w:tcPr>
+            <w:tcW w:w="700" w:type="dxa"/>
+            <w:vAlign w:val="center"/>
+            <w:vMerge w:val="restart"/>
+          </w:tcPr>
+          <w:p>
+            <w:pPr>
+              <w:pStyle w:val="Normal"/>
+              <w:widowControl/>
+              <w:spacing w:after="0" w:line="240" w:lineRule="auto" w:before="0"/>
+              <w:keepNext/>
+              <w:jc w:val="center"/>
+            </w:pPr>
+            <w:r>
+              <w:rPr>
+                <w:rFonts w:ascii="Times New Roman" w:hAnsi="Times New Roman" w:cs="Times New Roman"/>
+                <w:color w:val="000000"/>
+                <w:sz w:val="22"/>
+                <w:szCs w:val="22"/>
+                <w:lang w:val="en-US"/>
+              </w:rPr>
+              <w:t>S55</w:t>
+            </w:r>
+          </w:p>
+        </w:tc>
+        <w:tc>
+          <w:tcPr>
+            <w:tcW w:w="2000" w:type="dxa"/>
+            <w:vAlign w:val="center"/>
+          </w:tcPr>
+          <w:p>
+            <w:pPr>
+              <w:pStyle w:val="Normal"/>
+              <w:widowControl/>
+              <w:spacing w:after="0" w:line="240" w:lineRule="auto" w:before="0"/>
+              <w:keepNext/>
+              <w:jc w:val="left"/>
+            </w:pPr>
+            <w:r>
+              <w:rPr>
+                <w:rFonts w:ascii="Times New Roman" w:hAnsi="Times New Roman" w:cs="Times New Roman"/>
+                <w:color w:val="000000"/>
+                <w:sz w:val="22"/>
+                <w:szCs w:val="22"/>
+                <w:lang w:val="en-US"/>
+              </w:rPr>
+              <w:t>Baseline (A)</w:t>
+            </w:r>
+          </w:p>
+        </w:tc>
+        <w:tc>
+          <w:tcPr>
+            <w:tcW w:w="1800" w:type="dxa"/>
+            <w:vAlign w:val="center"/>
+          </w:tcPr>
+          <w:p>
+            <w:pPr>
+              <w:pStyle w:val="Normal"/>
+              <w:widowControl/>
+              <w:spacing w:after="0" w:line="240" w:lineRule="auto" w:before="0"/>
+              <w:keepNext/>
+              <w:jc w:val="center"/>
+            </w:pPr>
+            <w:r>
+              <w:rPr>
+                <w:rFonts w:ascii="Times New Roman" w:hAnsi="Times New Roman" w:cs="Times New Roman"/>
+                <w:color w:val="000000"/>
+                <w:sz w:val="22"/>
+                <w:szCs w:val="22"/>
+                <w:lang w:val="en-US"/>
+              </w:rPr>
+              <w:t>0.92604</w:t>
+            </w:r>
+          </w:p>
+        </w:tc>
+        <w:tc>
+          <w:tcPr>
+            <w:tcW w:w="1500" w:type="dxa"/>
+            <w:vAlign w:val="center"/>
+          </w:tcPr>
+          <w:p>
+            <w:pPr>
+              <w:pStyle w:val="Normal"/>
+              <w:widowControl/>
+              <w:spacing w:after="0" w:line="240" w:lineRule="auto" w:before="0"/>
+              <w:keepNext/>
+              <w:jc w:val="center"/>
+            </w:pPr>
+            <w:r>
+              <w:rPr>
+                <w:rFonts w:ascii="Times New Roman" w:hAnsi="Times New Roman" w:cs="Times New Roman"/>
+                <w:color w:val="000000"/>
+                <w:sz w:val="22"/>
+                <w:szCs w:val="22"/>
+                <w:lang w:val="en-US"/>
+              </w:rPr>
+              <w:t>1.9331</w:t>
+            </w:r>
+          </w:p>
+        </w:tc>
+        <w:tc>
+          <w:tcPr>
+            <w:tcW w:w="1700" w:type="dxa"/>
+            <w:vAlign w:val="center"/>
+          </w:tcPr>
+          <w:p>
+            <w:pPr>
+              <w:pStyle w:val="Normal"/>
+              <w:widowControl/>
+              <w:spacing w:after="0" w:line="240" w:lineRule="auto" w:before="0"/>
+              <w:keepNext/>
+              <w:jc w:val="center"/>
+            </w:pPr>
+            <w:r>
+              <w:rPr>
+                <w:rFonts w:ascii="Times New Roman" w:hAnsi="Times New Roman" w:cs="Times New Roman"/>
+                <w:color w:val="000000"/>
+                <w:sz w:val="22"/>
+                <w:szCs w:val="22"/>
+                <w:lang w:val="en-US"/>
+              </w:rPr>
+              <w:t>—</w:t>
+            </w:r>
+          </w:p>
+        </w:tc>
+        <w:tc>
+          <w:tcPr>
+            <w:tcW w:w="1660" w:type="dxa"/>
+            <w:vAlign w:val="center"/>
+          </w:tcPr>
+          <w:p>
+            <w:pPr>
+              <w:pStyle w:val="Normal"/>
+              <w:widowControl/>
+              <w:spacing w:after="0" w:line="240" w:lineRule="auto" w:before="0"/>
+              <w:keepNext/>
+              <w:jc w:val="center"/>
+            </w:pPr>
+            <w:r>
+              <w:rPr>
+                <w:rFonts w:ascii="Times New Roman" w:hAnsi="Times New Roman" w:cs="Times New Roman"/>
+                <w:color w:val="000000"/>
+                <w:sz w:val="22"/>
+                <w:szCs w:val="22"/>
+                <w:lang w:val="en-US"/>
+              </w:rPr>
+              <w:t>—</w:t>
+            </w:r>
+          </w:p>
+        </w:tc>
+      </w:tr>
+      <w:tr>
+        <w:trPr>
+          <w:cantSplit/>
+        </w:trPr>
+        <w:tc>
+          <w:tcPr>
+            <w:tcW w:w="700" w:type="dxa"/>
+            <w:vAlign w:val="center"/>
+            <w:vMerge w:val="continue"/>
+          </w:tcPr>
+          <w:p>
+            <w:pPr>
+              <w:pStyle w:val="Normal"/>
+              <w:widowControl/>
+              <w:spacing w:after="0" w:line="240" w:lineRule="auto" w:before="0"/>
+              <w:jc w:val="center"/>
+            </w:pPr>
+            <w:r>
+              <w:rPr>
+                <w:rFonts w:ascii="Times New Roman" w:hAnsi="Times New Roman" w:cs="Times New Roman"/>
+                <w:color w:val="000000"/>
+                <w:sz w:val="22"/>
+                <w:szCs w:val="22"/>
+                <w:lang w:val="en-US"/>
+              </w:rPr>
+              <w:t/>
+            </w:r>
+          </w:p>
+        </w:tc>
+        <w:tc>
+          <w:tcPr>
+            <w:tcW w:w="2000" w:type="dxa"/>
+            <w:vAlign w:val="center"/>
+          </w:tcPr>
+          <w:p>
+            <w:pPr>
+              <w:pStyle w:val="Normal"/>
+              <w:widowControl/>
+              <w:spacing w:after="0" w:line="240" w:lineRule="auto" w:before="0"/>
+              <w:jc w:val="left"/>
+            </w:pPr>
+            <w:r>
+              <w:rPr>
+                <w:rFonts w:ascii="Times New Roman" w:hAnsi="Times New Roman" w:cs="Times New Roman"/>
+                <w:color w:val="000000"/>
+                <w:sz w:val="22"/>
+                <w:szCs w:val="22"/>
+                <w:lang w:val="en-US"/>
+              </w:rPr>
+              <w:t>Analogy (F)</w:t>
+            </w:r>
+          </w:p>
+        </w:tc>
+        <w:tc>
+          <w:tcPr>
+            <w:tcW w:w="1800" w:type="dxa"/>
+            <w:vAlign w:val="center"/>
+          </w:tcPr>
+          <w:p>
+            <w:pPr>
+              <w:pStyle w:val="Normal"/>
+              <w:widowControl/>
+              <w:spacing w:after="0" w:line="240" w:lineRule="auto" w:before="0"/>
+              <w:jc w:val="center"/>
+            </w:pPr>
+            <w:r>
+              <w:rPr>
+                <w:rFonts w:ascii="Times New Roman" w:hAnsi="Times New Roman" w:cs="Times New Roman"/>
+                <w:color w:val="000000"/>
+                <w:sz w:val="22"/>
+                <w:szCs w:val="22"/>
+                <w:lang w:val="en-US"/>
+              </w:rPr>
+              <w:t>0.92831</w:t>
+            </w:r>
+          </w:p>
+        </w:tc>
+        <w:tc>
+          <w:tcPr>
+            <w:tcW w:w="1500" w:type="dxa"/>
+            <w:vAlign w:val="center"/>
+          </w:tcPr>
+          <w:p>
+            <w:pPr>
+              <w:pStyle w:val="Normal"/>
+              <w:widowControl/>
+              <w:spacing w:after="0" w:line="240" w:lineRule="auto" w:before="0"/>
+              <w:jc w:val="center"/>
+            </w:pPr>
+            <w:r>
+              <w:rPr>
+                <w:rFonts w:ascii="Times New Roman" w:hAnsi="Times New Roman" w:cs="Times New Roman"/>
+                <w:color w:val="000000"/>
+                <w:sz w:val="22"/>
+                <w:szCs w:val="22"/>
+                <w:lang w:val="en-US"/>
+              </w:rPr>
+              <w:t>1.9671</w:t>
+            </w:r>
+          </w:p>
+        </w:tc>
+        <w:tc>
+          <w:tcPr>
+            <w:tcW w:w="1700" w:type="dxa"/>
+            <w:vAlign w:val="center"/>
+          </w:tcPr>
+          <w:p>
+            <w:pPr>
+              <w:pStyle w:val="Normal"/>
+              <w:widowControl/>
+              <w:spacing w:after="0" w:line="240" w:lineRule="auto" w:before="0"/>
+              <w:jc w:val="center"/>
+            </w:pPr>
+            <w:r>
+              <w:rPr>
+                <w:rFonts w:ascii="Times New Roman" w:hAnsi="Times New Roman" w:cs="Times New Roman"/>
+                <w:color w:val="000000"/>
+                <w:sz w:val="22"/>
+                <w:szCs w:val="22"/>
+                <w:lang w:val="en-US"/>
+              </w:rPr>
+              <w:t>+0.00227</w:t>
+            </w:r>
+          </w:p>
+        </w:tc>
+        <w:tc>
+          <w:tcPr>
+            <w:tcW w:w="1660" w:type="dxa"/>
+            <w:vAlign w:val="center"/>
+          </w:tcPr>
+          <w:p>
+            <w:pPr>
+              <w:pStyle w:val="Normal"/>
+              <w:widowControl/>
+              <w:spacing w:after="0" w:line="240" w:lineRule="auto" w:before="0"/>
+              <w:jc w:val="center"/>
+            </w:pPr>
+            <w:r>
+              <w:rPr>
+                <w:rFonts w:ascii="Times New Roman" w:hAnsi="Times New Roman" w:cs="Times New Roman"/>
+                <w:color w:val="000000"/>
+                <w:sz w:val="22"/>
+                <w:szCs w:val="22"/>
+                <w:lang w:val="en-US"/>
+              </w:rPr>
+              <w:t>+0.0340</w:t>
+            </w:r>
+          </w:p>
+        </w:tc>
+      </w:tr>
+      <w:tr>
+        <w:trPr>
+          <w:cantSplit/>
+        </w:trPr>
+        <w:tc>
+          <w:tcPr>
+            <w:tcW w:w="700" w:type="dxa"/>
+            <w:vAlign w:val="center"/>
+            <w:vMerge w:val="restart"/>
+          </w:tcPr>
+          <w:p>
+            <w:pPr>
+              <w:pStyle w:val="Normal"/>
+              <w:widowControl/>
+              <w:spacing w:after="0" w:line="240" w:lineRule="auto" w:before="0"/>
+              <w:keepNext/>
+              <w:jc w:val="center"/>
+            </w:pPr>
+            <w:r>
+              <w:rPr>
+                <w:rFonts w:ascii="Times New Roman" w:hAnsi="Times New Roman" w:cs="Times New Roman"/>
+                <w:color w:val="000000"/>
+                <w:sz w:val="22"/>
+                <w:szCs w:val="22"/>
+                <w:lang w:val="en-US"/>
+              </w:rPr>
+              <w:t>S56</w:t>
+            </w:r>
+          </w:p>
+        </w:tc>
+        <w:tc>
+          <w:tcPr>
+            <w:tcW w:w="2000" w:type="dxa"/>
+            <w:vAlign w:val="center"/>
+          </w:tcPr>
+          <w:p>
+            <w:pPr>
+              <w:pStyle w:val="Normal"/>
+              <w:widowControl/>
+              <w:spacing w:after="0" w:line="240" w:lineRule="auto" w:before="0"/>
+              <w:keepNext/>
+              <w:jc w:val="left"/>
+            </w:pPr>
+            <w:r>
+              <w:rPr>
+                <w:rFonts w:ascii="Times New Roman" w:hAnsi="Times New Roman" w:cs="Times New Roman"/>
+                <w:color w:val="000000"/>
+                <w:sz w:val="22"/>
+                <w:szCs w:val="22"/>
+                <w:lang w:val="en-US"/>
+              </w:rPr>
+              <w:t>Baseline (A)</w:t>
+            </w:r>
+          </w:p>
+        </w:tc>
+        <w:tc>
+          <w:tcPr>
+            <w:tcW w:w="1800" w:type="dxa"/>
+            <w:vAlign w:val="center"/>
+          </w:tcPr>
+          <w:p>
+            <w:pPr>
+              <w:pStyle w:val="Normal"/>
+              <w:widowControl/>
+              <w:spacing w:after="0" w:line="240" w:lineRule="auto" w:before="0"/>
+              <w:keepNext/>
+              <w:jc w:val="center"/>
+            </w:pPr>
+            <w:r>
+              <w:rPr>
+                <w:rFonts w:ascii="Times New Roman" w:hAnsi="Times New Roman" w:cs="Times New Roman"/>
+                <w:color w:val="000000"/>
+                <w:sz w:val="22"/>
+                <w:szCs w:val="22"/>
+                <w:lang w:val="en-US"/>
+              </w:rPr>
+              <w:t>0.92613</w:t>
+            </w:r>
+          </w:p>
+        </w:tc>
+        <w:tc>
+          <w:tcPr>
+            <w:tcW w:w="1500" w:type="dxa"/>
+            <w:vAlign w:val="center"/>
+          </w:tcPr>
+          <w:p>
+            <w:pPr>
+              <w:pStyle w:val="Normal"/>
+              <w:widowControl/>
+              <w:spacing w:after="0" w:line="240" w:lineRule="auto" w:before="0"/>
+              <w:keepNext/>
+              <w:jc w:val="center"/>
+            </w:pPr>
+            <w:r>
+              <w:rPr>
+                <w:rFonts w:ascii="Times New Roman" w:hAnsi="Times New Roman" w:cs="Times New Roman"/>
+                <w:color w:val="000000"/>
+                <w:sz w:val="22"/>
+                <w:szCs w:val="22"/>
+                <w:lang w:val="en-US"/>
+              </w:rPr>
+              <w:t>1.8549</w:t>
+            </w:r>
+          </w:p>
+        </w:tc>
+        <w:tc>
+          <w:tcPr>
+            <w:tcW w:w="1700" w:type="dxa"/>
+            <w:vAlign w:val="center"/>
+          </w:tcPr>
+          <w:p>
+            <w:pPr>
+              <w:pStyle w:val="Normal"/>
+              <w:widowControl/>
+              <w:spacing w:after="0" w:line="240" w:lineRule="auto" w:before="0"/>
+              <w:keepNext/>
+              <w:jc w:val="center"/>
+            </w:pPr>
+            <w:r>
+              <w:rPr>
+                <w:rFonts w:ascii="Times New Roman" w:hAnsi="Times New Roman" w:cs="Times New Roman"/>
+                <w:color w:val="000000"/>
+                <w:sz w:val="22"/>
+                <w:szCs w:val="22"/>
+                <w:lang w:val="en-US"/>
+              </w:rPr>
+              <w:t>—</w:t>
+            </w:r>
+          </w:p>
+        </w:tc>
+        <w:tc>
+          <w:tcPr>
+            <w:tcW w:w="1660" w:type="dxa"/>
+            <w:vAlign w:val="center"/>
+          </w:tcPr>
+          <w:p>
+            <w:pPr>
+              <w:pStyle w:val="Normal"/>
+              <w:widowControl/>
+              <w:spacing w:after="0" w:line="240" w:lineRule="auto" w:before="0"/>
+              <w:keepNext/>
+              <w:jc w:val="center"/>
+            </w:pPr>
+            <w:r>
+              <w:rPr>
+                <w:rFonts w:ascii="Times New Roman" w:hAnsi="Times New Roman" w:cs="Times New Roman"/>
+                <w:color w:val="000000"/>
+                <w:sz w:val="22"/>
+                <w:szCs w:val="22"/>
+                <w:lang w:val="en-US"/>
+              </w:rPr>
+              <w:t>—</w:t>
+            </w:r>
+          </w:p>
+        </w:tc>
+      </w:tr>
+      <w:tr>
+        <w:trPr>
+          <w:cantSplit/>
+        </w:trPr>
+        <w:tc>
+          <w:tcPr>
+            <w:tcW w:w="700" w:type="dxa"/>
+            <w:vAlign w:val="center"/>
+            <w:vMerge w:val="continue"/>
+          </w:tcPr>
+          <w:p>
+            <w:pPr>
+              <w:pStyle w:val="Normal"/>
+              <w:widowControl/>
+              <w:spacing w:after="0" w:line="240" w:lineRule="auto" w:before="0"/>
+              <w:jc w:val="center"/>
+            </w:pPr>
+            <w:r>
+              <w:rPr>
+                <w:rFonts w:ascii="Times New Roman" w:hAnsi="Times New Roman" w:cs="Times New Roman"/>
+                <w:color w:val="000000"/>
+                <w:sz w:val="22"/>
+                <w:szCs w:val="22"/>
+                <w:lang w:val="en-US"/>
+              </w:rPr>
+              <w:t/>
+            </w:r>
+          </w:p>
+        </w:tc>
+        <w:tc>
+          <w:tcPr>
+            <w:tcW w:w="2000" w:type="dxa"/>
+            <w:vAlign w:val="center"/>
+          </w:tcPr>
+          <w:p>
+            <w:pPr>
+              <w:pStyle w:val="Normal"/>
+              <w:widowControl/>
+              <w:spacing w:after="0" w:line="240" w:lineRule="auto" w:before="0"/>
+              <w:jc w:val="left"/>
+            </w:pPr>
+            <w:r>
+              <w:rPr>
+                <w:rFonts w:ascii="Times New Roman" w:hAnsi="Times New Roman" w:cs="Times New Roman"/>
+                <w:color w:val="000000"/>
+                <w:sz w:val="22"/>
+                <w:szCs w:val="22"/>
+                <w:lang w:val="en-US"/>
+              </w:rPr>
+              <w:t>Analogy (F)</w:t>
+            </w:r>
+          </w:p>
+        </w:tc>
+        <w:tc>
+          <w:tcPr>
+            <w:tcW w:w="1800" w:type="dxa"/>
+            <w:vAlign w:val="center"/>
+          </w:tcPr>
+          <w:p>
+            <w:pPr>
+              <w:pStyle w:val="Normal"/>
+              <w:widowControl/>
+              <w:spacing w:after="0" w:line="240" w:lineRule="auto" w:before="0"/>
+              <w:jc w:val="center"/>
+            </w:pPr>
+            <w:r>
+              <w:rPr>
+                <w:rFonts w:ascii="Times New Roman" w:hAnsi="Times New Roman" w:cs="Times New Roman"/>
+                <w:color w:val="000000"/>
+                <w:sz w:val="22"/>
+                <w:szCs w:val="22"/>
+                <w:lang w:val="en-US"/>
+              </w:rPr>
+              <w:t>0.92545</w:t>
+            </w:r>
+          </w:p>
+        </w:tc>
+        <w:tc>
+          <w:tcPr>
+            <w:tcW w:w="1500" w:type="dxa"/>
+            <w:vAlign w:val="center"/>
+          </w:tcPr>
+          <w:p>
+            <w:pPr>
+              <w:pStyle w:val="Normal"/>
+              <w:widowControl/>
+              <w:spacing w:after="0" w:line="240" w:lineRule="auto" w:before="0"/>
+              <w:jc w:val="center"/>
+            </w:pPr>
+            <w:r>
+              <w:rPr>
+                <w:rFonts w:ascii="Times New Roman" w:hAnsi="Times New Roman" w:cs="Times New Roman"/>
+                <w:color w:val="000000"/>
+                <w:sz w:val="22"/>
+                <w:szCs w:val="22"/>
+                <w:lang w:val="en-US"/>
+              </w:rPr>
+              <w:t>1.8753</w:t>
+            </w:r>
+          </w:p>
+        </w:tc>
+        <w:tc>
+          <w:tcPr>
+            <w:tcW w:w="1700" w:type="dxa"/>
+            <w:vAlign w:val="center"/>
+          </w:tcPr>
+          <w:p>
+            <w:pPr>
+              <w:pStyle w:val="Normal"/>
+              <w:widowControl/>
+              <w:spacing w:after="0" w:line="240" w:lineRule="auto" w:before="0"/>
+              <w:jc w:val="center"/>
+            </w:pPr>
+            <w:r>
+              <w:rPr>
+                <w:rFonts w:ascii="Times New Roman" w:hAnsi="Times New Roman" w:cs="Times New Roman"/>
+                <w:color w:val="000000"/>
+                <w:sz w:val="22"/>
+                <w:szCs w:val="22"/>
+                <w:lang w:val="en-US"/>
+              </w:rPr>
+              <w:t>−0.00068</w:t>
+            </w:r>
+          </w:p>
+        </w:tc>
+        <w:tc>
+          <w:tcPr>
+            <w:tcW w:w="1660" w:type="dxa"/>
+            <w:vAlign w:val="center"/>
+          </w:tcPr>
+          <w:p>
+            <w:pPr>
+              <w:pStyle w:val="Normal"/>
+              <w:widowControl/>
+              <w:spacing w:after="0" w:line="240" w:lineRule="auto" w:before="0"/>
+              <w:jc w:val="center"/>
+            </w:pPr>
+            <w:r>
+              <w:rPr>
+                <w:rFonts w:ascii="Times New Roman" w:hAnsi="Times New Roman" w:cs="Times New Roman"/>
+                <w:color w:val="000000"/>
+                <w:sz w:val="22"/>
+                <w:szCs w:val="22"/>
+                <w:lang w:val="en-US"/>
+              </w:rPr>
+              <w:t>+0.0204</w:t>
+            </w:r>
+          </w:p>
+        </w:tc>
+      </w:tr>
+      <w:tr>
+        <w:trPr>
+          <w:cantSplit/>
+        </w:trPr>
+        <w:tc>
+          <w:tcPr>
+            <w:tcW w:w="700" w:type="dxa"/>
+            <w:vAlign w:val="center"/>
+            <w:vMerge w:val="restart"/>
+          </w:tcPr>
+          <w:p>
+            <w:pPr>
+              <w:pStyle w:val="Normal"/>
+              <w:widowControl/>
+              <w:spacing w:after="0" w:line="240" w:lineRule="auto" w:before="0"/>
+              <w:keepNext/>
+              <w:jc w:val="center"/>
+            </w:pPr>
+            <w:r>
+              <w:rPr>
+                <w:rFonts w:ascii="Times New Roman" w:hAnsi="Times New Roman" w:cs="Times New Roman"/>
+                <w:color w:val="000000"/>
+                <w:sz w:val="22"/>
+                <w:szCs w:val="22"/>
+                <w:lang w:val="en-US"/>
+              </w:rPr>
+              <w:t>S58</w:t>
+            </w:r>
+          </w:p>
+        </w:tc>
+        <w:tc>
+          <w:tcPr>
+            <w:tcW w:w="2000" w:type="dxa"/>
+            <w:vAlign w:val="center"/>
+          </w:tcPr>
+          <w:p>
+            <w:pPr>
+              <w:pStyle w:val="Normal"/>
+              <w:widowControl/>
+              <w:spacing w:after="0" w:line="240" w:lineRule="auto" w:before="0"/>
+              <w:keepNext/>
+              <w:jc w:val="left"/>
+            </w:pPr>
+            <w:r>
+              <w:rPr>
+                <w:rFonts w:ascii="Times New Roman" w:hAnsi="Times New Roman" w:cs="Times New Roman"/>
+                <w:color w:val="000000"/>
+                <w:sz w:val="22"/>
+                <w:szCs w:val="22"/>
+                <w:lang w:val="en-US"/>
+              </w:rPr>
+              <w:t>Baseline (A)</w:t>
+            </w:r>
+          </w:p>
+        </w:tc>
+        <w:tc>
+          <w:tcPr>
+            <w:tcW w:w="1800" w:type="dxa"/>
+            <w:vAlign w:val="center"/>
+          </w:tcPr>
+          <w:p>
+            <w:pPr>
+              <w:pStyle w:val="Normal"/>
+              <w:widowControl/>
+              <w:spacing w:after="0" w:line="240" w:lineRule="auto" w:before="0"/>
+              <w:keepNext/>
+              <w:jc w:val="center"/>
+            </w:pPr>
+            <w:r>
+              <w:rPr>
+                <w:rFonts w:ascii="Times New Roman" w:hAnsi="Times New Roman" w:cs="Times New Roman"/>
+                <w:color w:val="000000"/>
+                <w:sz w:val="22"/>
+                <w:szCs w:val="22"/>
+                <w:lang w:val="en-US"/>
+              </w:rPr>
+              <w:t>0.92028</w:t>
+            </w:r>
+          </w:p>
+        </w:tc>
+        <w:tc>
+          <w:tcPr>
+            <w:tcW w:w="1500" w:type="dxa"/>
+            <w:vAlign w:val="center"/>
+          </w:tcPr>
+          <w:p>
+            <w:pPr>
+              <w:pStyle w:val="Normal"/>
+              <w:widowControl/>
+              <w:spacing w:after="0" w:line="240" w:lineRule="auto" w:before="0"/>
+              <w:keepNext/>
+              <w:jc w:val="center"/>
+            </w:pPr>
+            <w:r>
+              <w:rPr>
+                <w:rFonts w:ascii="Times New Roman" w:hAnsi="Times New Roman" w:cs="Times New Roman"/>
+                <w:color w:val="000000"/>
+                <w:sz w:val="22"/>
+                <w:szCs w:val="22"/>
+                <w:lang w:val="en-US"/>
+              </w:rPr>
+              <w:t>1.9935</w:t>
+            </w:r>
+          </w:p>
+        </w:tc>
+        <w:tc>
+          <w:tcPr>
+            <w:tcW w:w="1700" w:type="dxa"/>
+            <w:vAlign w:val="center"/>
+          </w:tcPr>
+          <w:p>
+            <w:pPr>
+              <w:pStyle w:val="Normal"/>
+              <w:widowControl/>
+              <w:spacing w:after="0" w:line="240" w:lineRule="auto" w:before="0"/>
+              <w:keepNext/>
+              <w:jc w:val="center"/>
+            </w:pPr>
+            <w:r>
+              <w:rPr>
+                <w:rFonts w:ascii="Times New Roman" w:hAnsi="Times New Roman" w:cs="Times New Roman"/>
+                <w:color w:val="000000"/>
+                <w:sz w:val="22"/>
+                <w:szCs w:val="22"/>
+                <w:lang w:val="en-US"/>
+              </w:rPr>
+              <w:t>—</w:t>
+            </w:r>
+          </w:p>
+        </w:tc>
+        <w:tc>
+          <w:tcPr>
+            <w:tcW w:w="1660" w:type="dxa"/>
+            <w:vAlign w:val="center"/>
+          </w:tcPr>
+          <w:p>
+            <w:pPr>
+              <w:pStyle w:val="Normal"/>
+              <w:widowControl/>
+              <w:spacing w:after="0" w:line="240" w:lineRule="auto" w:before="0"/>
+              <w:keepNext/>
+              <w:jc w:val="center"/>
+            </w:pPr>
+            <w:r>
+              <w:rPr>
+                <w:rFonts w:ascii="Times New Roman" w:hAnsi="Times New Roman" w:cs="Times New Roman"/>
+                <w:color w:val="000000"/>
+                <w:sz w:val="22"/>
+                <w:szCs w:val="22"/>
+                <w:lang w:val="en-US"/>
+              </w:rPr>
+              <w:t>—</w:t>
+            </w:r>
+          </w:p>
+        </w:tc>
+      </w:tr>
+      <w:tr>
+        <w:trPr>
+          <w:cantSplit/>
+        </w:trPr>
+        <w:tc>
+          <w:tcPr>
+            <w:tcW w:w="700" w:type="dxa"/>
+            <w:vAlign w:val="center"/>
+            <w:vMerge w:val="continue"/>
+          </w:tcPr>
+          <w:p>
+            <w:pPr>
+              <w:pStyle w:val="Normal"/>
+              <w:widowControl/>
+              <w:spacing w:after="0" w:line="240" w:lineRule="auto" w:before="0"/>
+              <w:jc w:val="center"/>
+            </w:pPr>
+            <w:r>
+              <w:rPr>
+                <w:rFonts w:ascii="Times New Roman" w:hAnsi="Times New Roman" w:cs="Times New Roman"/>
+                <w:color w:val="000000"/>
+                <w:sz w:val="22"/>
+                <w:szCs w:val="22"/>
+                <w:lang w:val="en-US"/>
+              </w:rPr>
+              <w:t/>
+            </w:r>
+          </w:p>
+        </w:tc>
+        <w:tc>
+          <w:tcPr>
+            <w:tcW w:w="2000" w:type="dxa"/>
+            <w:vAlign w:val="center"/>
+          </w:tcPr>
+          <w:p>
+            <w:pPr>
+              <w:pStyle w:val="Normal"/>
+              <w:widowControl/>
+              <w:spacing w:after="0" w:line="240" w:lineRule="auto" w:before="0"/>
+              <w:jc w:val="left"/>
+            </w:pPr>
+            <w:r>
+              <w:rPr>
+                <w:rFonts w:ascii="Times New Roman" w:hAnsi="Times New Roman" w:cs="Times New Roman"/>
+                <w:color w:val="000000"/>
+                <w:sz w:val="22"/>
+                <w:szCs w:val="22"/>
+                <w:lang w:val="en-US"/>
+              </w:rPr>
+              <w:t>Analogy (F)</w:t>
+            </w:r>
+          </w:p>
+        </w:tc>
+        <w:tc>
+          <w:tcPr>
+            <w:tcW w:w="1800" w:type="dxa"/>
+            <w:vAlign w:val="center"/>
+          </w:tcPr>
+          <w:p>
+            <w:pPr>
+              <w:pStyle w:val="Normal"/>
+              <w:widowControl/>
+              <w:spacing w:after="0" w:line="240" w:lineRule="auto" w:before="0"/>
+              <w:jc w:val="center"/>
+            </w:pPr>
+            <w:r>
+              <w:rPr>
+                <w:rFonts w:ascii="Times New Roman" w:hAnsi="Times New Roman" w:cs="Times New Roman"/>
+                <w:color w:val="000000"/>
+                <w:sz w:val="22"/>
+                <w:szCs w:val="22"/>
+                <w:lang w:val="en-US"/>
+              </w:rPr>
+              <w:t>0.92938</w:t>
+            </w:r>
+          </w:p>
+        </w:tc>
+        <w:tc>
+          <w:tcPr>
+            <w:tcW w:w="1500" w:type="dxa"/>
+            <w:vAlign w:val="center"/>
+          </w:tcPr>
+          <w:p>
+            <w:pPr>
+              <w:pStyle w:val="Normal"/>
+              <w:widowControl/>
+              <w:spacing w:after="0" w:line="240" w:lineRule="auto" w:before="0"/>
+              <w:jc w:val="center"/>
+            </w:pPr>
+            <w:r>
+              <w:rPr>
+                <w:rFonts w:ascii="Times New Roman" w:hAnsi="Times New Roman" w:cs="Times New Roman"/>
+                <w:color w:val="000000"/>
+                <w:sz w:val="22"/>
+                <w:szCs w:val="22"/>
+                <w:lang w:val="en-US"/>
+              </w:rPr>
+              <w:t>1.9816</w:t>
+            </w:r>
+          </w:p>
+        </w:tc>
+        <w:tc>
+          <w:tcPr>
+            <w:tcW w:w="1700" w:type="dxa"/>
+            <w:vAlign w:val="center"/>
+          </w:tcPr>
+          <w:p>
+            <w:pPr>
+              <w:pStyle w:val="Normal"/>
+              <w:widowControl/>
+              <w:spacing w:after="0" w:line="240" w:lineRule="auto" w:before="0"/>
+              <w:jc w:val="center"/>
+            </w:pPr>
+            <w:r>
+              <w:rPr>
+                <w:rFonts w:ascii="Times New Roman" w:hAnsi="Times New Roman" w:cs="Times New Roman"/>
+                <w:color w:val="000000"/>
+                <w:sz w:val="22"/>
+                <w:szCs w:val="22"/>
+                <w:lang w:val="en-US"/>
+              </w:rPr>
+              <w:t>+0.00910</w:t>
+            </w:r>
+          </w:p>
+        </w:tc>
+        <w:tc>
+          <w:tcPr>
+            <w:tcW w:w="1660" w:type="dxa"/>
+            <w:vAlign w:val="center"/>
+          </w:tcPr>
+          <w:p>
+            <w:pPr>
+              <w:pStyle w:val="Normal"/>
+              <w:widowControl/>
+              <w:spacing w:after="0" w:line="240" w:lineRule="auto" w:before="0"/>
+              <w:jc w:val="center"/>
+            </w:pPr>
+            <w:r>
+              <w:rPr>
+                <w:rFonts w:ascii="Times New Roman" w:hAnsi="Times New Roman" w:cs="Times New Roman"/>
+                <w:color w:val="000000"/>
+                <w:sz w:val="22"/>
+                <w:szCs w:val="22"/>
+                <w:lang w:val="en-US"/>
+              </w:rPr>
+              <w:t>−0.0119</w:t>
+            </w:r>
+          </w:p>
+        </w:tc>
+      </w:tr>
+      <w:tr>
+        <w:trPr>
+          <w:cantSplit/>
+        </w:trPr>
+        <w:tc>
+          <w:tcPr>
+            <w:tcW w:w="700" w:type="dxa"/>
+            <w:vAlign w:val="center"/>
+            <w:vMerge w:val="restart"/>
+          </w:tcPr>
+          <w:p>
+            <w:pPr>
+              <w:pStyle w:val="Normal"/>
+              <w:widowControl/>
+              <w:spacing w:after="0" w:line="240" w:lineRule="auto" w:before="0"/>
+              <w:keepNext/>
+              <w:jc w:val="center"/>
+            </w:pPr>
+            <w:r>
+              <w:rPr>
+                <w:rFonts w:ascii="Times New Roman" w:hAnsi="Times New Roman" w:cs="Times New Roman"/>
+                <w:color w:val="000000"/>
+                <w:sz w:val="22"/>
+                <w:szCs w:val="22"/>
+                <w:lang w:val="en-US"/>
+              </w:rPr>
+              <w:t>S59</w:t>
+            </w:r>
+          </w:p>
+        </w:tc>
+        <w:tc>
+          <w:tcPr>
+            <w:tcW w:w="2000" w:type="dxa"/>
+            <w:vAlign w:val="center"/>
+          </w:tcPr>
+          <w:p>
+            <w:pPr>
+              <w:pStyle w:val="Normal"/>
+              <w:widowControl/>
+              <w:spacing w:after="0" w:line="240" w:lineRule="auto" w:before="0"/>
+              <w:keepNext/>
+              <w:jc w:val="left"/>
+            </w:pPr>
+            <w:r>
+              <w:rPr>
+                <w:rFonts w:ascii="Times New Roman" w:hAnsi="Times New Roman" w:cs="Times New Roman"/>
+                <w:color w:val="000000"/>
+                <w:sz w:val="22"/>
+                <w:szCs w:val="22"/>
+                <w:lang w:val="en-US"/>
+              </w:rPr>
+              <w:t>Baseline (A)</w:t>
+            </w:r>
+          </w:p>
+        </w:tc>
+        <w:tc>
+          <w:tcPr>
+            <w:tcW w:w="1800" w:type="dxa"/>
+            <w:vAlign w:val="center"/>
+          </w:tcPr>
+          <w:p>
+            <w:pPr>
+              <w:pStyle w:val="Normal"/>
+              <w:widowControl/>
+              <w:spacing w:after="0" w:line="240" w:lineRule="auto" w:before="0"/>
+              <w:keepNext/>
+              <w:jc w:val="center"/>
+            </w:pPr>
+            <w:r>
+              <w:rPr>
+                <w:rFonts w:ascii="Times New Roman" w:hAnsi="Times New Roman" w:cs="Times New Roman"/>
+                <w:color w:val="000000"/>
+                <w:sz w:val="22"/>
+                <w:szCs w:val="22"/>
+                <w:lang w:val="en-US"/>
+              </w:rPr>
+              <w:t>0.91606</w:t>
+            </w:r>
+          </w:p>
+        </w:tc>
+        <w:tc>
+          <w:tcPr>
+            <w:tcW w:w="1500" w:type="dxa"/>
+            <w:vAlign w:val="center"/>
+          </w:tcPr>
+          <w:p>
+            <w:pPr>
+              <w:pStyle w:val="Normal"/>
+              <w:widowControl/>
+              <w:spacing w:after="0" w:line="240" w:lineRule="auto" w:before="0"/>
+              <w:keepNext/>
+              <w:jc w:val="center"/>
+            </w:pPr>
+            <w:r>
+              <w:rPr>
+                <w:rFonts w:ascii="Times New Roman" w:hAnsi="Times New Roman" w:cs="Times New Roman"/>
+                <w:color w:val="000000"/>
+                <w:sz w:val="22"/>
+                <w:szCs w:val="22"/>
+                <w:lang w:val="en-US"/>
+              </w:rPr>
+              <w:t>1.9628</w:t>
+            </w:r>
+          </w:p>
+        </w:tc>
+        <w:tc>
+          <w:tcPr>
+            <w:tcW w:w="1700" w:type="dxa"/>
+            <w:vAlign w:val="center"/>
+          </w:tcPr>
+          <w:p>
+            <w:pPr>
+              <w:pStyle w:val="Normal"/>
+              <w:widowControl/>
+              <w:spacing w:after="0" w:line="240" w:lineRule="auto" w:before="0"/>
+              <w:keepNext/>
+              <w:jc w:val="center"/>
+            </w:pPr>
+            <w:r>
+              <w:rPr>
+                <w:rFonts w:ascii="Times New Roman" w:hAnsi="Times New Roman" w:cs="Times New Roman"/>
+                <w:color w:val="000000"/>
+                <w:sz w:val="22"/>
+                <w:szCs w:val="22"/>
+                <w:lang w:val="en-US"/>
+              </w:rPr>
+              <w:t>—</w:t>
+            </w:r>
+          </w:p>
+        </w:tc>
+        <w:tc>
+          <w:tcPr>
+            <w:tcW w:w="1660" w:type="dxa"/>
+            <w:vAlign w:val="center"/>
+          </w:tcPr>
+          <w:p>
+            <w:pPr>
+              <w:pStyle w:val="Normal"/>
+              <w:widowControl/>
+              <w:spacing w:after="0" w:line="240" w:lineRule="auto" w:before="0"/>
+              <w:keepNext/>
+              <w:jc w:val="center"/>
+            </w:pPr>
+            <w:r>
+              <w:rPr>
+                <w:rFonts w:ascii="Times New Roman" w:hAnsi="Times New Roman" w:cs="Times New Roman"/>
+                <w:color w:val="000000"/>
+                <w:sz w:val="22"/>
+                <w:szCs w:val="22"/>
+                <w:lang w:val="en-US"/>
+              </w:rPr>
+              <w:t>—</w:t>
+            </w:r>
+          </w:p>
+        </w:tc>
+      </w:tr>
+      <w:tr>
+        <w:trPr>
+          <w:cantSplit/>
+        </w:trPr>
+        <w:tc>
+          <w:tcPr>
+            <w:tcW w:w="700" w:type="dxa"/>
+            <w:vAlign w:val="center"/>
+            <w:vMerge w:val="continue"/>
+          </w:tcPr>
+          <w:p>
+            <w:pPr>
+              <w:pStyle w:val="Normal"/>
+              <w:widowControl/>
+              <w:spacing w:after="0" w:line="240" w:lineRule="auto" w:before="0"/>
+              <w:jc w:val="center"/>
+            </w:pPr>
+            <w:r>
+              <w:rPr>
+                <w:rFonts w:ascii="Times New Roman" w:hAnsi="Times New Roman" w:cs="Times New Roman"/>
+                <w:color w:val="000000"/>
+                <w:sz w:val="22"/>
+                <w:szCs w:val="22"/>
+                <w:lang w:val="en-US"/>
+              </w:rPr>
+              <w:t/>
+            </w:r>
+          </w:p>
+        </w:tc>
+        <w:tc>
+          <w:tcPr>
+            <w:tcW w:w="2000" w:type="dxa"/>
+            <w:vAlign w:val="center"/>
+          </w:tcPr>
+          <w:p>
+            <w:pPr>
+              <w:pStyle w:val="Normal"/>
+              <w:widowControl/>
+              <w:spacing w:after="0" w:line="240" w:lineRule="auto" w:before="0"/>
+              <w:jc w:val="left"/>
+            </w:pPr>
+            <w:r>
+              <w:rPr>
+                <w:rFonts w:ascii="Times New Roman" w:hAnsi="Times New Roman" w:cs="Times New Roman"/>
+                <w:color w:val="000000"/>
+                <w:sz w:val="22"/>
+                <w:szCs w:val="22"/>
+                <w:lang w:val="en-US"/>
+              </w:rPr>
+              <w:t>Analogy (F)</w:t>
+            </w:r>
+          </w:p>
+        </w:tc>
+        <w:tc>
+          <w:tcPr>
+            <w:tcW w:w="1800" w:type="dxa"/>
+            <w:vAlign w:val="center"/>
+          </w:tcPr>
+          <w:p>
+            <w:pPr>
+              <w:pStyle w:val="Normal"/>
+              <w:widowControl/>
+              <w:spacing w:after="0" w:line="240" w:lineRule="auto" w:before="0"/>
+              <w:jc w:val="center"/>
+            </w:pPr>
+            <w:r>
+              <w:rPr>
+                <w:rFonts w:ascii="Times New Roman" w:hAnsi="Times New Roman" w:cs="Times New Roman"/>
+                <w:color w:val="000000"/>
+                <w:sz w:val="22"/>
+                <w:szCs w:val="22"/>
+                <w:lang w:val="en-US"/>
+              </w:rPr>
+              <w:t>0.92644</w:t>
+            </w:r>
+          </w:p>
+        </w:tc>
+        <w:tc>
+          <w:tcPr>
+            <w:tcW w:w="1500" w:type="dxa"/>
+            <w:vAlign w:val="center"/>
+          </w:tcPr>
+          <w:p>
+            <w:pPr>
+              <w:pStyle w:val="Normal"/>
+              <w:widowControl/>
+              <w:spacing w:after="0" w:line="240" w:lineRule="auto" w:before="0"/>
+              <w:jc w:val="center"/>
+            </w:pPr>
+            <w:r>
+              <w:rPr>
+                <w:rFonts w:ascii="Times New Roman" w:hAnsi="Times New Roman" w:cs="Times New Roman"/>
+                <w:color w:val="000000"/>
+                <w:sz w:val="22"/>
+                <w:szCs w:val="22"/>
+                <w:lang w:val="en-US"/>
+              </w:rPr>
+              <w:t>2.0460</w:t>
+            </w:r>
+          </w:p>
+        </w:tc>
+        <w:tc>
+          <w:tcPr>
+            <w:tcW w:w="1700" w:type="dxa"/>
+            <w:vAlign w:val="center"/>
+          </w:tcPr>
+          <w:p>
+            <w:pPr>
+              <w:pStyle w:val="Normal"/>
+              <w:widowControl/>
+              <w:spacing w:after="0" w:line="240" w:lineRule="auto" w:before="0"/>
+              <w:jc w:val="center"/>
+            </w:pPr>
+            <w:r>
+              <w:rPr>
+                <w:rFonts w:ascii="Times New Roman" w:hAnsi="Times New Roman" w:cs="Times New Roman"/>
+                <w:color w:val="000000"/>
+                <w:sz w:val="22"/>
+                <w:szCs w:val="22"/>
+                <w:lang w:val="en-US"/>
+              </w:rPr>
+              <w:t>+0.01038</w:t>
+            </w:r>
+          </w:p>
+        </w:tc>
+        <w:tc>
+          <w:tcPr>
+            <w:tcW w:w="1660" w:type="dxa"/>
+            <w:vAlign w:val="center"/>
+          </w:tcPr>
+          <w:p>
+            <w:pPr>
+              <w:pStyle w:val="Normal"/>
+              <w:widowControl/>
+              <w:spacing w:after="0" w:line="240" w:lineRule="auto" w:before="0"/>
+              <w:jc w:val="center"/>
+            </w:pPr>
+            <w:r>
+              <w:rPr>
+                <w:rFonts w:ascii="Times New Roman" w:hAnsi="Times New Roman" w:cs="Times New Roman"/>
+                <w:color w:val="000000"/>
+                <w:sz w:val="22"/>
+                <w:szCs w:val="22"/>
+                <w:lang w:val="en-US"/>
+              </w:rPr>
+              <w:t>+0.0832</w:t>
+            </w:r>
+          </w:p>
+        </w:tc>
+      </w:tr>
+      <w:tr>
+        <w:trPr>
+          <w:cantSplit/>
+        </w:trPr>
+        <w:tc>
+          <w:tcPr>
+            <w:tcW w:w="700" w:type="dxa"/>
+            <w:vAlign w:val="center"/>
+            <w:vMerge w:val="restart"/>
+          </w:tcPr>
+          <w:p>
+            <w:pPr>
+              <w:pStyle w:val="Normal"/>
+              <w:widowControl/>
+              <w:spacing w:after="0" w:line="240" w:lineRule="auto" w:before="0"/>
+              <w:keepNext/>
+              <w:jc w:val="center"/>
+            </w:pPr>
+            <w:r>
+              <w:rPr>
+                <w:rFonts w:ascii="Times New Roman" w:hAnsi="Times New Roman" w:cs="Times New Roman"/>
+                <w:color w:val="000000"/>
+                <w:sz w:val="22"/>
+                <w:szCs w:val="22"/>
+                <w:lang w:val="en-US"/>
+              </w:rPr>
+              <w:t>S61</w:t>
+            </w:r>
+          </w:p>
+        </w:tc>
+        <w:tc>
+          <w:tcPr>
+            <w:tcW w:w="2000" w:type="dxa"/>
+            <w:vAlign w:val="center"/>
+          </w:tcPr>
+          <w:p>
+            <w:pPr>
+              <w:pStyle w:val="Normal"/>
+              <w:widowControl/>
+              <w:spacing w:after="0" w:line="240" w:lineRule="auto" w:before="0"/>
+              <w:keepNext/>
+              <w:jc w:val="left"/>
+            </w:pPr>
+            <w:r>
+              <w:rPr>
+                <w:rFonts w:ascii="Times New Roman" w:hAnsi="Times New Roman" w:cs="Times New Roman"/>
+                <w:color w:val="000000"/>
+                <w:sz w:val="22"/>
+                <w:szCs w:val="22"/>
+                <w:lang w:val="en-US"/>
+              </w:rPr>
+              <w:t>Baseline (A)</w:t>
+            </w:r>
+          </w:p>
+        </w:tc>
+        <w:tc>
+          <w:tcPr>
+            <w:tcW w:w="1800" w:type="dxa"/>
+            <w:vAlign w:val="center"/>
+          </w:tcPr>
+          <w:p>
+            <w:pPr>
+              <w:pStyle w:val="Normal"/>
+              <w:widowControl/>
+              <w:spacing w:after="0" w:line="240" w:lineRule="auto" w:before="0"/>
+              <w:keepNext/>
+              <w:jc w:val="center"/>
+            </w:pPr>
+            <w:r>
+              <w:rPr>
+                <w:rFonts w:ascii="Times New Roman" w:hAnsi="Times New Roman" w:cs="Times New Roman"/>
+                <w:color w:val="000000"/>
+                <w:sz w:val="22"/>
+                <w:szCs w:val="22"/>
+                <w:lang w:val="en-US"/>
+              </w:rPr>
+              <w:t>0.93073</w:t>
+            </w:r>
+          </w:p>
+        </w:tc>
+        <w:tc>
+          <w:tcPr>
+            <w:tcW w:w="1500" w:type="dxa"/>
+            <w:vAlign w:val="center"/>
+          </w:tcPr>
+          <w:p>
+            <w:pPr>
+              <w:pStyle w:val="Normal"/>
+              <w:widowControl/>
+              <w:spacing w:after="0" w:line="240" w:lineRule="auto" w:before="0"/>
+              <w:keepNext/>
+              <w:jc w:val="center"/>
+            </w:pPr>
+            <w:r>
+              <w:rPr>
+                <w:rFonts w:ascii="Times New Roman" w:hAnsi="Times New Roman" w:cs="Times New Roman"/>
+                <w:color w:val="000000"/>
+                <w:sz w:val="22"/>
+                <w:szCs w:val="22"/>
+                <w:lang w:val="en-US"/>
+              </w:rPr>
+              <w:t>2.0925</w:t>
+            </w:r>
+          </w:p>
+        </w:tc>
+        <w:tc>
+          <w:tcPr>
+            <w:tcW w:w="1700" w:type="dxa"/>
+            <w:vAlign w:val="center"/>
+          </w:tcPr>
+          <w:p>
+            <w:pPr>
+              <w:pStyle w:val="Normal"/>
+              <w:widowControl/>
+              <w:spacing w:after="0" w:line="240" w:lineRule="auto" w:before="0"/>
+              <w:keepNext/>
+              <w:jc w:val="center"/>
+            </w:pPr>
+            <w:r>
+              <w:rPr>
+                <w:rFonts w:ascii="Times New Roman" w:hAnsi="Times New Roman" w:cs="Times New Roman"/>
+                <w:color w:val="000000"/>
+                <w:sz w:val="22"/>
+                <w:szCs w:val="22"/>
+                <w:lang w:val="en-US"/>
+              </w:rPr>
+              <w:t>—</w:t>
+            </w:r>
+          </w:p>
+        </w:tc>
+        <w:tc>
+          <w:tcPr>
+            <w:tcW w:w="1660" w:type="dxa"/>
+            <w:vAlign w:val="center"/>
+          </w:tcPr>
+          <w:p>
+            <w:pPr>
+              <w:pStyle w:val="Normal"/>
+              <w:widowControl/>
+              <w:spacing w:after="0" w:line="240" w:lineRule="auto" w:before="0"/>
+              <w:keepNext/>
+              <w:jc w:val="center"/>
+            </w:pPr>
+            <w:r>
+              <w:rPr>
+                <w:rFonts w:ascii="Times New Roman" w:hAnsi="Times New Roman" w:cs="Times New Roman"/>
+                <w:color w:val="000000"/>
+                <w:sz w:val="22"/>
+                <w:szCs w:val="22"/>
+                <w:lang w:val="en-US"/>
+              </w:rPr>
+              <w:t>—</w:t>
+            </w:r>
+          </w:p>
+        </w:tc>
+      </w:tr>
+      <w:tr>
+        <w:trPr>
+          <w:cantSplit/>
+        </w:trPr>
+        <w:tc>
+          <w:tcPr>
+            <w:tcW w:w="700" w:type="dxa"/>
+            <w:vAlign w:val="center"/>
+            <w:vMerge w:val="continue"/>
+          </w:tcPr>
+          <w:p>
+            <w:pPr>
+              <w:pStyle w:val="Normal"/>
+              <w:widowControl/>
+              <w:spacing w:after="0" w:line="240" w:lineRule="auto" w:before="0"/>
+              <w:jc w:val="center"/>
+            </w:pPr>
+            <w:r>
+              <w:rPr>
+                <w:rFonts w:ascii="Times New Roman" w:hAnsi="Times New Roman" w:cs="Times New Roman"/>
+                <w:color w:val="000000"/>
+                <w:sz w:val="22"/>
+                <w:szCs w:val="22"/>
+                <w:lang w:val="en-US"/>
+              </w:rPr>
+              <w:t/>
+            </w:r>
+          </w:p>
+        </w:tc>
+        <w:tc>
+          <w:tcPr>
+            <w:tcW w:w="2000" w:type="dxa"/>
+            <w:vAlign w:val="center"/>
+          </w:tcPr>
+          <w:p>
+            <w:pPr>
+              <w:pStyle w:val="Normal"/>
+              <w:widowControl/>
+              <w:spacing w:after="0" w:line="240" w:lineRule="auto" w:before="0"/>
+              <w:jc w:val="left"/>
+            </w:pPr>
+            <w:r>
+              <w:rPr>
+                <w:rFonts w:ascii="Times New Roman" w:hAnsi="Times New Roman" w:cs="Times New Roman"/>
+                <w:color w:val="000000"/>
+                <w:sz w:val="22"/>
+                <w:szCs w:val="22"/>
+                <w:lang w:val="en-US"/>
+              </w:rPr>
+              <w:t>Analogy (F)</w:t>
+            </w:r>
+          </w:p>
+        </w:tc>
+        <w:tc>
+          <w:tcPr>
+            <w:tcW w:w="1800" w:type="dxa"/>
+            <w:vAlign w:val="center"/>
+          </w:tcPr>
+          <w:p>
+            <w:pPr>
+              <w:pStyle w:val="Normal"/>
+              <w:widowControl/>
+              <w:spacing w:after="0" w:line="240" w:lineRule="auto" w:before="0"/>
+              <w:jc w:val="center"/>
+            </w:pPr>
+            <w:r>
+              <w:rPr>
+                <w:rFonts w:ascii="Times New Roman" w:hAnsi="Times New Roman" w:cs="Times New Roman"/>
+                <w:color w:val="000000"/>
+                <w:sz w:val="22"/>
+                <w:szCs w:val="22"/>
+                <w:lang w:val="en-US"/>
+              </w:rPr>
+              <w:t>0.90872</w:t>
+            </w:r>
+          </w:p>
+        </w:tc>
+        <w:tc>
+          <w:tcPr>
+            <w:tcW w:w="1500" w:type="dxa"/>
+            <w:vAlign w:val="center"/>
+          </w:tcPr>
+          <w:p>
+            <w:pPr>
+              <w:pStyle w:val="Normal"/>
+              <w:widowControl/>
+              <w:spacing w:after="0" w:line="240" w:lineRule="auto" w:before="0"/>
+              <w:jc w:val="center"/>
+            </w:pPr>
+            <w:r>
+              <w:rPr>
+                <w:rFonts w:ascii="Times New Roman" w:hAnsi="Times New Roman" w:cs="Times New Roman"/>
+                <w:color w:val="000000"/>
+                <w:sz w:val="22"/>
+                <w:szCs w:val="22"/>
+                <w:lang w:val="en-US"/>
+              </w:rPr>
+              <w:t>2.0114</w:t>
+            </w:r>
+          </w:p>
+        </w:tc>
+        <w:tc>
+          <w:tcPr>
+            <w:tcW w:w="1700" w:type="dxa"/>
+            <w:vAlign w:val="center"/>
+          </w:tcPr>
+          <w:p>
+            <w:pPr>
+              <w:pStyle w:val="Normal"/>
+              <w:widowControl/>
+              <w:spacing w:after="0" w:line="240" w:lineRule="auto" w:before="0"/>
+              <w:jc w:val="center"/>
+            </w:pPr>
+            <w:r>
+              <w:rPr>
+                <w:rFonts w:ascii="Times New Roman" w:hAnsi="Times New Roman" w:cs="Times New Roman"/>
+                <w:color w:val="000000"/>
+                <w:sz w:val="22"/>
+                <w:szCs w:val="22"/>
+                <w:lang w:val="en-US"/>
+              </w:rPr>
+              <w:t>−0.02201</w:t>
+            </w:r>
+          </w:p>
+        </w:tc>
+        <w:tc>
+          <w:tcPr>
+            <w:tcW w:w="1660" w:type="dxa"/>
+            <w:vAlign w:val="center"/>
+          </w:tcPr>
+          <w:p>
+            <w:pPr>
+              <w:pStyle w:val="Normal"/>
+              <w:widowControl/>
+              <w:spacing w:after="0" w:line="240" w:lineRule="auto" w:before="0"/>
+              <w:jc w:val="center"/>
+            </w:pPr>
+            <w:r>
+              <w:rPr>
+                <w:rFonts w:ascii="Times New Roman" w:hAnsi="Times New Roman" w:cs="Times New Roman"/>
+                <w:color w:val="000000"/>
+                <w:sz w:val="22"/>
+                <w:szCs w:val="22"/>
+                <w:lang w:val="en-US"/>
+              </w:rPr>
+              <w:t>−0.0811</w:t>
+            </w:r>
+          </w:p>
+        </w:tc>
+      </w:tr>
+      <w:tr>
+        <w:trPr>
+          <w:cantSplit/>
+        </w:trPr>
+        <w:tc>
+          <w:tcPr>
+            <w:tcW w:w="700" w:type="dxa"/>
+            <w:vAlign w:val="center"/>
+            <w:vMerge w:val="restart"/>
+          </w:tcPr>
+          <w:p>
+            <w:pPr>
+              <w:pStyle w:val="Normal"/>
+              <w:widowControl/>
+              <w:spacing w:after="0" w:line="240" w:lineRule="auto" w:before="0"/>
+              <w:keepNext/>
+              <w:jc w:val="center"/>
+            </w:pPr>
+            <w:r>
+              <w:rPr>
+                <w:rFonts w:ascii="Times New Roman" w:hAnsi="Times New Roman" w:cs="Times New Roman"/>
+                <w:color w:val="000000"/>
+                <w:sz w:val="22"/>
+                <w:szCs w:val="22"/>
+                <w:lang w:val="en-US"/>
+              </w:rPr>
+              <w:t>S62</w:t>
+            </w:r>
+          </w:p>
+        </w:tc>
+        <w:tc>
+          <w:tcPr>
+            <w:tcW w:w="2000" w:type="dxa"/>
+            <w:vAlign w:val="center"/>
+          </w:tcPr>
+          <w:p>
+            <w:pPr>
+              <w:pStyle w:val="Normal"/>
+              <w:widowControl/>
+              <w:spacing w:after="0" w:line="240" w:lineRule="auto" w:before="0"/>
+              <w:keepNext/>
+              <w:jc w:val="left"/>
+            </w:pPr>
+            <w:r>
+              <w:rPr>
+                <w:rFonts w:ascii="Times New Roman" w:hAnsi="Times New Roman" w:cs="Times New Roman"/>
+                <w:color w:val="000000"/>
+                <w:sz w:val="22"/>
+                <w:szCs w:val="22"/>
+                <w:lang w:val="en-US"/>
+              </w:rPr>
+              <w:t>Baseline (A)</w:t>
+            </w:r>
+          </w:p>
+        </w:tc>
+        <w:tc>
+          <w:tcPr>
+            <w:tcW w:w="1800" w:type="dxa"/>
+            <w:vAlign w:val="center"/>
+          </w:tcPr>
+          <w:p>
+            <w:pPr>
+              <w:pStyle w:val="Normal"/>
+              <w:widowControl/>
+              <w:spacing w:after="0" w:line="240" w:lineRule="auto" w:before="0"/>
+              <w:keepNext/>
+              <w:jc w:val="center"/>
+            </w:pPr>
+            <w:r>
+              <w:rPr>
+                <w:rFonts w:ascii="Times New Roman" w:hAnsi="Times New Roman" w:cs="Times New Roman"/>
+                <w:color w:val="000000"/>
+                <w:sz w:val="22"/>
+                <w:szCs w:val="22"/>
+                <w:lang w:val="en-US"/>
+              </w:rPr>
+              <w:t>0.92186</w:t>
+            </w:r>
+          </w:p>
+        </w:tc>
+        <w:tc>
+          <w:tcPr>
+            <w:tcW w:w="1500" w:type="dxa"/>
+            <w:vAlign w:val="center"/>
+          </w:tcPr>
+          <w:p>
+            <w:pPr>
+              <w:pStyle w:val="Normal"/>
+              <w:widowControl/>
+              <w:spacing w:after="0" w:line="240" w:lineRule="auto" w:before="0"/>
+              <w:keepNext/>
+              <w:jc w:val="center"/>
+            </w:pPr>
+            <w:r>
+              <w:rPr>
+                <w:rFonts w:ascii="Times New Roman" w:hAnsi="Times New Roman" w:cs="Times New Roman"/>
+                <w:color w:val="000000"/>
+                <w:sz w:val="22"/>
+                <w:szCs w:val="22"/>
+                <w:lang w:val="en-US"/>
+              </w:rPr>
+              <w:t>2.0190</w:t>
+            </w:r>
+          </w:p>
+        </w:tc>
+        <w:tc>
+          <w:tcPr>
+            <w:tcW w:w="1700" w:type="dxa"/>
+            <w:vAlign w:val="center"/>
+          </w:tcPr>
+          <w:p>
+            <w:pPr>
+              <w:pStyle w:val="Normal"/>
+              <w:widowControl/>
+              <w:spacing w:after="0" w:line="240" w:lineRule="auto" w:before="0"/>
+              <w:keepNext/>
+              <w:jc w:val="center"/>
+            </w:pPr>
+            <w:r>
+              <w:rPr>
+                <w:rFonts w:ascii="Times New Roman" w:hAnsi="Times New Roman" w:cs="Times New Roman"/>
+                <w:color w:val="000000"/>
+                <w:sz w:val="22"/>
+                <w:szCs w:val="22"/>
+                <w:lang w:val="en-US"/>
+              </w:rPr>
+              <w:t>—</w:t>
+            </w:r>
+          </w:p>
+        </w:tc>
+        <w:tc>
+          <w:tcPr>
+            <w:tcW w:w="1660" w:type="dxa"/>
+            <w:vAlign w:val="center"/>
+          </w:tcPr>
+          <w:p>
+            <w:pPr>
+              <w:pStyle w:val="Normal"/>
+              <w:widowControl/>
+              <w:spacing w:after="0" w:line="240" w:lineRule="auto" w:before="0"/>
+              <w:keepNext/>
+              <w:jc w:val="center"/>
+            </w:pPr>
+            <w:r>
+              <w:rPr>
+                <w:rFonts w:ascii="Times New Roman" w:hAnsi="Times New Roman" w:cs="Times New Roman"/>
+                <w:color w:val="000000"/>
+                <w:sz w:val="22"/>
+                <w:szCs w:val="22"/>
+                <w:lang w:val="en-US"/>
+              </w:rPr>
+              <w:t>—</w:t>
+            </w:r>
+          </w:p>
+        </w:tc>
+      </w:tr>
+      <w:tr>
+        <w:trPr>
+          <w:cantSplit/>
+        </w:trPr>
+        <w:tc>
+          <w:tcPr>
+            <w:tcW w:w="700" w:type="dxa"/>
+            <w:vAlign w:val="center"/>
+            <w:vMerge w:val="continue"/>
+          </w:tcPr>
+          <w:p>
+            <w:pPr>
+              <w:pStyle w:val="Normal"/>
+              <w:widowControl/>
+              <w:spacing w:after="0" w:line="240" w:lineRule="auto" w:before="0"/>
+              <w:jc w:val="center"/>
+            </w:pPr>
+            <w:r>
+              <w:rPr>
+                <w:rFonts w:ascii="Times New Roman" w:hAnsi="Times New Roman" w:cs="Times New Roman"/>
+                <w:color w:val="000000"/>
+                <w:sz w:val="22"/>
+                <w:szCs w:val="22"/>
+                <w:lang w:val="en-US"/>
+              </w:rPr>
+              <w:t/>
+            </w:r>
+          </w:p>
+        </w:tc>
+        <w:tc>
+          <w:tcPr>
+            <w:tcW w:w="2000" w:type="dxa"/>
+            <w:vAlign w:val="center"/>
+          </w:tcPr>
+          <w:p>
+            <w:pPr>
+              <w:pStyle w:val="Normal"/>
+              <w:widowControl/>
+              <w:spacing w:after="0" w:line="240" w:lineRule="auto" w:before="0"/>
+              <w:jc w:val="left"/>
+            </w:pPr>
+            <w:r>
+              <w:rPr>
+                <w:rFonts w:ascii="Times New Roman" w:hAnsi="Times New Roman" w:cs="Times New Roman"/>
+                <w:color w:val="000000"/>
+                <w:sz w:val="22"/>
+                <w:szCs w:val="22"/>
+                <w:lang w:val="en-US"/>
+              </w:rPr>
+              <w:t>Analogy (F)</w:t>
+            </w:r>
+          </w:p>
+        </w:tc>
+        <w:tc>
+          <w:tcPr>
+            <w:tcW w:w="1800" w:type="dxa"/>
+            <w:vAlign w:val="center"/>
+          </w:tcPr>
+          <w:p>
+            <w:pPr>
+              <w:pStyle w:val="Normal"/>
+              <w:widowControl/>
+              <w:spacing w:after="0" w:line="240" w:lineRule="auto" w:before="0"/>
+              <w:jc w:val="center"/>
+            </w:pPr>
+            <w:r>
+              <w:rPr>
+                <w:rFonts w:ascii="Times New Roman" w:hAnsi="Times New Roman" w:cs="Times New Roman"/>
+                <w:color w:val="000000"/>
+                <w:sz w:val="22"/>
+                <w:szCs w:val="22"/>
+                <w:lang w:val="en-US"/>
+              </w:rPr>
+              <w:t>0.93360</w:t>
+            </w:r>
+          </w:p>
+        </w:tc>
+        <w:tc>
+          <w:tcPr>
+            <w:tcW w:w="1500" w:type="dxa"/>
+            <w:vAlign w:val="center"/>
+          </w:tcPr>
+          <w:p>
+            <w:pPr>
+              <w:pStyle w:val="Normal"/>
+              <w:widowControl/>
+              <w:spacing w:after="0" w:line="240" w:lineRule="auto" w:before="0"/>
+              <w:jc w:val="center"/>
+            </w:pPr>
+            <w:r>
+              <w:rPr>
+                <w:rFonts w:ascii="Times New Roman" w:hAnsi="Times New Roman" w:cs="Times New Roman"/>
+                <w:color w:val="000000"/>
+                <w:sz w:val="22"/>
+                <w:szCs w:val="22"/>
+                <w:lang w:val="en-US"/>
+              </w:rPr>
+              <w:t>2.1290</w:t>
+            </w:r>
+          </w:p>
+        </w:tc>
+        <w:tc>
+          <w:tcPr>
+            <w:tcW w:w="1700" w:type="dxa"/>
+            <w:vAlign w:val="center"/>
+          </w:tcPr>
+          <w:p>
+            <w:pPr>
+              <w:pStyle w:val="Normal"/>
+              <w:widowControl/>
+              <w:spacing w:after="0" w:line="240" w:lineRule="auto" w:before="0"/>
+              <w:jc w:val="center"/>
+            </w:pPr>
+            <w:r>
+              <w:rPr>
+                <w:rFonts w:ascii="Times New Roman" w:hAnsi="Times New Roman" w:cs="Times New Roman"/>
+                <w:color w:val="000000"/>
+                <w:sz w:val="22"/>
+                <w:szCs w:val="22"/>
+                <w:lang w:val="en-US"/>
+              </w:rPr>
+              <w:t>+0.01174</w:t>
+            </w:r>
+          </w:p>
+        </w:tc>
+        <w:tc>
+          <w:tcPr>
+            <w:tcW w:w="1660" w:type="dxa"/>
+            <w:vAlign w:val="center"/>
+          </w:tcPr>
+          <w:p>
+            <w:pPr>
+              <w:pStyle w:val="Normal"/>
+              <w:widowControl/>
+              <w:spacing w:after="0" w:line="240" w:lineRule="auto" w:before="0"/>
+              <w:jc w:val="center"/>
+            </w:pPr>
+            <w:r>
+              <w:rPr>
+                <w:rFonts w:ascii="Times New Roman" w:hAnsi="Times New Roman" w:cs="Times New Roman"/>
+                <w:color w:val="000000"/>
+                <w:sz w:val="22"/>
+                <w:szCs w:val="22"/>
+                <w:lang w:val="en-US"/>
+              </w:rPr>
+              <w:t>+0.1099</w:t>
+            </w:r>
+          </w:p>
+        </w:tc>
+      </w:tr>
+    </w:tbl>
+    <w:p>
+      <w:pPr>
+        <w:pStyle w:val="Normal"/>
+        <w:widowControl/>
+        <w:spacing w:after="160" w:line="278" w:lineRule="auto" w:before="100"/>
+      </w:pPr>
+      <w:r>
+        <w:rPr>
+          <w:rFonts w:ascii="Times New Roman" w:hAnsi="Times New Roman" w:cs="Times New Roman"/>
+          <w:color w:val="000000"/>
+          <w:sz w:val="22"/>
+          <w:szCs w:val="22"/>
+          <w:lang w:val="en-US"/>
+        </w:rPr>
+        <w:t>Final scores use corrected private-test evaluation of capped K = 1 submissions. Vendi averages code-summary diversity over subsets of m = 6 candidates per run, including failed or pending candidates with available code. Positive deltas indicate higher scores or greater diversity. Deltas are analogy minus baseline, calculated before rounding.</w:t>
+      </w:r>
+    </w:p>
+    <w:p>
+      <w:pPr>
+        <w:pStyle w:val="Normal"/>
+        <w:widowControl/>
+        <w:spacing w:after="160" w:line="278" w:lineRule="auto" w:before="0"/>
+      </w:pPr>
+      <w:r>
+        <w:rPr>
+          <w:rFonts w:ascii="Times New Roman" w:hAnsi="Times New Roman" w:cs="Times New Roman"/>
+          <w:color w:val="000000"/>
+          <w:sz w:val="24"/>
+          <w:szCs w:val="24"/>
+          <w:lang w:val="en-US"/>
+        </w:rPr>
+        <w:t>Analogy has higher private-test scores in five of nine pairs and higher Vendi in seven. The changes do not consistently coincide: S52, S54, and S56 show higher diversity but lower scores, whereas S58 shows the reverse. Results therefore vary across pairs.</w:t>
+      </w:r>
+    </w:p>
+    <w:p>
+      <w:pPr>
+        <w:keepNext/>
         <w:pStyle w:val="ListParagraph"/>
         <w:numPr>
           <w:ilvl w:val="1"/>
@@ -1387,31 +6764,2114 @@
         </w:numPr>
         <w:rPr>
           <w:rFonts w:ascii="Times New Roman" w:hAnsi="Times New Roman" w:cs="Times New Roman"/>
+          <w:b/>
+          <w:color w:val="000000"/>
         </w:rPr>
       </w:pPr>
       <w:r>
         <w:rPr>
           <w:rFonts w:ascii="Times New Roman" w:hAnsi="Times New Roman" w:cs="Times New Roman"/>
-        </w:rPr>
-        <w:t>Experiment score</w:t>
+          <w:b/>
+          <w:color w:val="000000"/>
+        </w:rPr>
+        <w:t>Autoresearch</w:t>
       </w:r>
     </w:p>
     <w:p>
       <w:pPr>
-        <w:pStyle w:val="ListParagraph"/>
-        <w:numPr>
-          <w:ilvl w:val="1"/>
-          <w:numId w:val="4"/>
-        </w:numPr>
-        <w:rPr>
-          <w:rFonts w:ascii="Times New Roman" w:hAnsi="Times New Roman" w:cs="Times New Roman"/>
-        </w:rPr>
+        <w:pStyle w:val="Normal"/>
+        <w:widowControl/>
+        <w:spacing w:after="160" w:line="278" w:lineRule="auto" w:before="0"/>
       </w:pPr>
       <w:r>
         <w:rPr>
           <w:rFonts w:ascii="Times New Roman" w:hAnsi="Times New Roman" w:cs="Times New Roman"/>
-        </w:rPr>
-        <w:t>Solution diversity</w:t>
+          <w:color w:val="000000"/>
+          <w:sz w:val="24"/>
+          <w:szCs w:val="24"/>
+          <w:lang w:val="en-US"/>
+        </w:rPr>
+        <w:t>Table 3 reports six autoresearch pairs using the best verified validation composite AUC within each run. Vendi is averaged over subsets of seven candidates.</w:t>
+      </w:r>
+    </w:p>
+    <w:p>
+      <w:pPr>
+        <w:pStyle w:val="Normal"/>
+        <w:widowControl/>
+        <w:spacing w:after="100" w:line="278" w:lineRule="auto" w:before="0"/>
+        <w:keepNext/>
+      </w:pPr>
+      <w:r>
+        <w:rPr>
+          <w:rFonts w:ascii="Times New Roman" w:hAnsi="Times New Roman" w:cs="Times New Roman"/>
+          <w:color w:val="000000"/>
+          <w:sz w:val="22"/>
+          <w:szCs w:val="22"/>
+          <w:lang w:val="en-US"/>
+          <w:b/>
+        </w:rPr>
+        <w:t>Table 3. Paired autoresearch results on Jigsaw Unintended Bias.</w:t>
+      </w:r>
+    </w:p>
+    <w:tbl>
+      <w:tblPr>
+        <w:tblW w:w="9360" w:type="dxa"/>
+        <w:jc w:val="center"/>
+        <w:tblLayout w:type="fixed"/>
+        <w:tblBorders>
+          <w:top w:val="single" w:sz="4" w:color="D9D9D9"/>
+          <w:left w:val="single" w:sz="4" w:color="D9D9D9"/>
+          <w:bottom w:val="single" w:sz="4" w:color="D9D9D9"/>
+          <w:right w:val="single" w:sz="4" w:color="D9D9D9"/>
+          <w:insideH w:val="single" w:sz="4" w:color="D9D9D9"/>
+          <w:insideV w:val="single" w:sz="4" w:color="D9D9D9"/>
+        </w:tblBorders>
+        <w:tblCellMar>
+          <w:top w:w="70" w:type="dxa"/>
+          <w:bottom w:w="70" w:type="dxa"/>
+          <w:left w:w="80" w:type="dxa"/>
+          <w:right w:w="80" w:type="dxa"/>
+        </w:tblCellMar>
+      </w:tblPr>
+      <w:tblGrid>
+        <w:gridCol w:w="700"/>
+        <w:gridCol w:w="2000"/>
+        <w:gridCol w:w="1800"/>
+        <w:gridCol w:w="1500"/>
+        <w:gridCol w:w="1700"/>
+        <w:gridCol w:w="1660"/>
+      </w:tblGrid>
+      <w:tr>
+        <w:trPr>
+          <w:cantSplit/>
+          <w:tblHeader/>
+        </w:trPr>
+        <w:tc>
+          <w:tcPr>
+            <w:tcW w:w="700" w:type="dxa"/>
+            <w:vAlign w:val="center"/>
+            <w:shd w:val="clear" w:color="auto" w:fill="EDEDED"/>
+          </w:tcPr>
+          <w:p>
+            <w:pPr>
+              <w:pStyle w:val="Normal"/>
+              <w:widowControl/>
+              <w:spacing w:after="0" w:line="240" w:lineRule="auto" w:before="0"/>
+              <w:jc w:val="center"/>
+            </w:pPr>
+            <w:r>
+              <w:rPr>
+                <w:rFonts w:ascii="Times New Roman" w:hAnsi="Times New Roman" w:cs="Times New Roman"/>
+                <w:color w:val="000000"/>
+                <w:sz w:val="22"/>
+                <w:szCs w:val="22"/>
+                <w:lang w:val="en-US"/>
+                <w:b/>
+              </w:rPr>
+              <w:t>Pair</w:t>
+            </w:r>
+          </w:p>
+        </w:tc>
+        <w:tc>
+          <w:tcPr>
+            <w:tcW w:w="2000" w:type="dxa"/>
+            <w:vAlign w:val="center"/>
+            <w:shd w:val="clear" w:color="auto" w:fill="EDEDED"/>
+          </w:tcPr>
+          <w:p>
+            <w:pPr>
+              <w:pStyle w:val="Normal"/>
+              <w:widowControl/>
+              <w:spacing w:after="0" w:line="240" w:lineRule="auto" w:before="0"/>
+              <w:jc w:val="left"/>
+            </w:pPr>
+            <w:r>
+              <w:rPr>
+                <w:rFonts w:ascii="Times New Roman" w:hAnsi="Times New Roman" w:cs="Times New Roman"/>
+                <w:color w:val="000000"/>
+                <w:sz w:val="22"/>
+                <w:szCs w:val="22"/>
+                <w:lang w:val="en-US"/>
+                <w:b/>
+              </w:rPr>
+              <w:t>Method</w:t>
+            </w:r>
+          </w:p>
+        </w:tc>
+        <w:tc>
+          <w:tcPr>
+            <w:tcW w:w="1800" w:type="dxa"/>
+            <w:vAlign w:val="center"/>
+            <w:shd w:val="clear" w:color="auto" w:fill="EDEDED"/>
+          </w:tcPr>
+          <w:p>
+            <w:pPr>
+              <w:pStyle w:val="Normal"/>
+              <w:widowControl/>
+              <w:spacing w:after="0" w:line="240" w:lineRule="auto" w:before="0"/>
+              <w:jc w:val="center"/>
+            </w:pPr>
+            <w:r>
+              <w:rPr>
+                <w:rFonts w:ascii="Times New Roman" w:hAnsi="Times New Roman" w:cs="Times New Roman"/>
+                <w:color w:val="000000"/>
+                <w:sz w:val="22"/>
+                <w:szCs w:val="22"/>
+                <w:lang w:val="en-US"/>
+                <w:b/>
+              </w:rPr>
+              <w:t>Final score</w:t>
+            </w:r>
+          </w:p>
+        </w:tc>
+        <w:tc>
+          <w:tcPr>
+            <w:tcW w:w="1500" w:type="dxa"/>
+            <w:vAlign w:val="center"/>
+            <w:shd w:val="clear" w:color="auto" w:fill="EDEDED"/>
+          </w:tcPr>
+          <w:p>
+            <w:pPr>
+              <w:pStyle w:val="Normal"/>
+              <w:widowControl/>
+              <w:spacing w:after="0" w:line="240" w:lineRule="auto" w:before="0"/>
+              <w:jc w:val="center"/>
+            </w:pPr>
+            <w:r>
+              <w:rPr>
+                <w:rFonts w:ascii="Times New Roman" w:hAnsi="Times New Roman" w:cs="Times New Roman"/>
+                <w:color w:val="000000"/>
+                <w:sz w:val="22"/>
+                <w:szCs w:val="22"/>
+                <w:lang w:val="en-US"/>
+                <w:b/>
+              </w:rPr>
+              <w:t>Vendi</w:t>
+            </w:r>
+          </w:p>
+        </w:tc>
+        <w:tc>
+          <w:tcPr>
+            <w:tcW w:w="1700" w:type="dxa"/>
+            <w:vAlign w:val="center"/>
+            <w:shd w:val="clear" w:color="auto" w:fill="EDEDED"/>
+          </w:tcPr>
+          <w:p>
+            <w:pPr>
+              <w:pStyle w:val="Normal"/>
+              <w:widowControl/>
+              <w:spacing w:after="0" w:line="240" w:lineRule="auto" w:before="0"/>
+              <w:jc w:val="center"/>
+            </w:pPr>
+            <w:r>
+              <w:rPr>
+                <w:rFonts w:ascii="Times New Roman" w:hAnsi="Times New Roman" w:cs="Times New Roman"/>
+                <w:color w:val="000000"/>
+                <w:sz w:val="22"/>
+                <w:szCs w:val="22"/>
+                <w:lang w:val="en-US"/>
+                <w:b/>
+              </w:rPr>
+              <w:t>Δ Score</w:t>
+            </w:r>
+          </w:p>
+        </w:tc>
+        <w:tc>
+          <w:tcPr>
+            <w:tcW w:w="1660" w:type="dxa"/>
+            <w:vAlign w:val="center"/>
+            <w:shd w:val="clear" w:color="auto" w:fill="EDEDED"/>
+          </w:tcPr>
+          <w:p>
+            <w:pPr>
+              <w:pStyle w:val="Normal"/>
+              <w:widowControl/>
+              <w:spacing w:after="0" w:line="240" w:lineRule="auto" w:before="0"/>
+              <w:jc w:val="center"/>
+            </w:pPr>
+            <w:r>
+              <w:rPr>
+                <w:rFonts w:ascii="Times New Roman" w:hAnsi="Times New Roman" w:cs="Times New Roman"/>
+                <w:color w:val="000000"/>
+                <w:sz w:val="22"/>
+                <w:szCs w:val="22"/>
+                <w:lang w:val="en-US"/>
+                <w:b/>
+              </w:rPr>
+              <w:t>Δ Vendi</w:t>
+            </w:r>
+          </w:p>
+        </w:tc>
+      </w:tr>
+      <w:tr>
+        <w:trPr>
+          <w:cantSplit/>
+        </w:trPr>
+        <w:tc>
+          <w:tcPr>
+            <w:tcW w:w="700" w:type="dxa"/>
+            <w:vAlign w:val="center"/>
+            <w:vMerge w:val="restart"/>
+          </w:tcPr>
+          <w:p>
+            <w:pPr>
+              <w:pStyle w:val="Normal"/>
+              <w:widowControl/>
+              <w:spacing w:after="0" w:line="240" w:lineRule="auto" w:before="0"/>
+              <w:keepNext/>
+              <w:jc w:val="center"/>
+            </w:pPr>
+            <w:r>
+              <w:rPr>
+                <w:rFonts w:ascii="Times New Roman" w:hAnsi="Times New Roman" w:cs="Times New Roman"/>
+                <w:color w:val="000000"/>
+                <w:sz w:val="22"/>
+                <w:szCs w:val="22"/>
+                <w:lang w:val="en-US"/>
+              </w:rPr>
+              <w:t>001</w:t>
+            </w:r>
+          </w:p>
+        </w:tc>
+        <w:tc>
+          <w:tcPr>
+            <w:tcW w:w="2000" w:type="dxa"/>
+            <w:vAlign w:val="center"/>
+          </w:tcPr>
+          <w:p>
+            <w:pPr>
+              <w:pStyle w:val="Normal"/>
+              <w:widowControl/>
+              <w:spacing w:after="0" w:line="240" w:lineRule="auto" w:before="0"/>
+              <w:keepNext/>
+              <w:jc w:val="left"/>
+            </w:pPr>
+            <w:r>
+              <w:rPr>
+                <w:rFonts w:ascii="Times New Roman" w:hAnsi="Times New Roman" w:cs="Times New Roman"/>
+                <w:color w:val="000000"/>
+                <w:sz w:val="22"/>
+                <w:szCs w:val="22"/>
+                <w:lang w:val="en-US"/>
+              </w:rPr>
+              <w:t>Baseline</w:t>
+            </w:r>
+          </w:p>
+        </w:tc>
+        <w:tc>
+          <w:tcPr>
+            <w:tcW w:w="1800" w:type="dxa"/>
+            <w:vAlign w:val="center"/>
+          </w:tcPr>
+          <w:p>
+            <w:pPr>
+              <w:pStyle w:val="Normal"/>
+              <w:widowControl/>
+              <w:spacing w:after="0" w:line="240" w:lineRule="auto" w:before="0"/>
+              <w:keepNext/>
+              <w:jc w:val="center"/>
+            </w:pPr>
+            <w:r>
+              <w:rPr>
+                <w:rFonts w:ascii="Times New Roman" w:hAnsi="Times New Roman" w:cs="Times New Roman"/>
+                <w:color w:val="000000"/>
+                <w:sz w:val="22"/>
+                <w:szCs w:val="22"/>
+                <w:lang w:val="en-US"/>
+              </w:rPr>
+              <w:t>0.936013</w:t>
+            </w:r>
+          </w:p>
+        </w:tc>
+        <w:tc>
+          <w:tcPr>
+            <w:tcW w:w="1500" w:type="dxa"/>
+            <w:vAlign w:val="center"/>
+          </w:tcPr>
+          <w:p>
+            <w:pPr>
+              <w:pStyle w:val="Normal"/>
+              <w:widowControl/>
+              <w:spacing w:after="0" w:line="240" w:lineRule="auto" w:before="0"/>
+              <w:keepNext/>
+              <w:jc w:val="center"/>
+            </w:pPr>
+            <w:r>
+              <w:rPr>
+                <w:rFonts w:ascii="Times New Roman" w:hAnsi="Times New Roman" w:cs="Times New Roman"/>
+                <w:color w:val="000000"/>
+                <w:sz w:val="22"/>
+                <w:szCs w:val="22"/>
+                <w:lang w:val="en-US"/>
+              </w:rPr>
+              <w:t>1.6083</w:t>
+            </w:r>
+          </w:p>
+        </w:tc>
+        <w:tc>
+          <w:tcPr>
+            <w:tcW w:w="1700" w:type="dxa"/>
+            <w:vAlign w:val="center"/>
+          </w:tcPr>
+          <w:p>
+            <w:pPr>
+              <w:pStyle w:val="Normal"/>
+              <w:widowControl/>
+              <w:spacing w:after="0" w:line="240" w:lineRule="auto" w:before="0"/>
+              <w:keepNext/>
+              <w:jc w:val="center"/>
+            </w:pPr>
+            <w:r>
+              <w:rPr>
+                <w:rFonts w:ascii="Times New Roman" w:hAnsi="Times New Roman" w:cs="Times New Roman"/>
+                <w:color w:val="000000"/>
+                <w:sz w:val="22"/>
+                <w:szCs w:val="22"/>
+                <w:lang w:val="en-US"/>
+              </w:rPr>
+              <w:t>—</w:t>
+            </w:r>
+          </w:p>
+        </w:tc>
+        <w:tc>
+          <w:tcPr>
+            <w:tcW w:w="1660" w:type="dxa"/>
+            <w:vAlign w:val="center"/>
+          </w:tcPr>
+          <w:p>
+            <w:pPr>
+              <w:pStyle w:val="Normal"/>
+              <w:widowControl/>
+              <w:spacing w:after="0" w:line="240" w:lineRule="auto" w:before="0"/>
+              <w:keepNext/>
+              <w:jc w:val="center"/>
+            </w:pPr>
+            <w:r>
+              <w:rPr>
+                <w:rFonts w:ascii="Times New Roman" w:hAnsi="Times New Roman" w:cs="Times New Roman"/>
+                <w:color w:val="000000"/>
+                <w:sz w:val="22"/>
+                <w:szCs w:val="22"/>
+                <w:lang w:val="en-US"/>
+              </w:rPr>
+              <w:t>—</w:t>
+            </w:r>
+          </w:p>
+        </w:tc>
+      </w:tr>
+      <w:tr>
+        <w:trPr>
+          <w:cantSplit/>
+        </w:trPr>
+        <w:tc>
+          <w:tcPr>
+            <w:tcW w:w="700" w:type="dxa"/>
+            <w:vAlign w:val="center"/>
+            <w:vMerge w:val="continue"/>
+          </w:tcPr>
+          <w:p>
+            <w:pPr>
+              <w:pStyle w:val="Normal"/>
+              <w:widowControl/>
+              <w:spacing w:after="0" w:line="240" w:lineRule="auto" w:before="0"/>
+              <w:jc w:val="center"/>
+            </w:pPr>
+            <w:r>
+              <w:rPr>
+                <w:rFonts w:ascii="Times New Roman" w:hAnsi="Times New Roman" w:cs="Times New Roman"/>
+                <w:color w:val="000000"/>
+                <w:sz w:val="22"/>
+                <w:szCs w:val="22"/>
+                <w:lang w:val="en-US"/>
+              </w:rPr>
+              <w:t/>
+            </w:r>
+          </w:p>
+        </w:tc>
+        <w:tc>
+          <w:tcPr>
+            <w:tcW w:w="2000" w:type="dxa"/>
+            <w:vAlign w:val="center"/>
+          </w:tcPr>
+          <w:p>
+            <w:pPr>
+              <w:pStyle w:val="Normal"/>
+              <w:widowControl/>
+              <w:spacing w:after="0" w:line="240" w:lineRule="auto" w:before="0"/>
+              <w:jc w:val="left"/>
+            </w:pPr>
+            <w:r>
+              <w:rPr>
+                <w:rFonts w:ascii="Times New Roman" w:hAnsi="Times New Roman" w:cs="Times New Roman"/>
+                <w:color w:val="000000"/>
+                <w:sz w:val="22"/>
+                <w:szCs w:val="22"/>
+                <w:lang w:val="en-US"/>
+              </w:rPr>
+              <w:t>Analogy</w:t>
+            </w:r>
+          </w:p>
+        </w:tc>
+        <w:tc>
+          <w:tcPr>
+            <w:tcW w:w="1800" w:type="dxa"/>
+            <w:vAlign w:val="center"/>
+          </w:tcPr>
+          <w:p>
+            <w:pPr>
+              <w:pStyle w:val="Normal"/>
+              <w:widowControl/>
+              <w:spacing w:after="0" w:line="240" w:lineRule="auto" w:before="0"/>
+              <w:jc w:val="center"/>
+            </w:pPr>
+            <w:r>
+              <w:rPr>
+                <w:rFonts w:ascii="Times New Roman" w:hAnsi="Times New Roman" w:cs="Times New Roman"/>
+                <w:color w:val="000000"/>
+                <w:sz w:val="22"/>
+                <w:szCs w:val="22"/>
+                <w:lang w:val="en-US"/>
+              </w:rPr>
+              <w:t>0.910835</w:t>
+            </w:r>
+          </w:p>
+        </w:tc>
+        <w:tc>
+          <w:tcPr>
+            <w:tcW w:w="1500" w:type="dxa"/>
+            <w:vAlign w:val="center"/>
+          </w:tcPr>
+          <w:p>
+            <w:pPr>
+              <w:pStyle w:val="Normal"/>
+              <w:widowControl/>
+              <w:spacing w:after="0" w:line="240" w:lineRule="auto" w:before="0"/>
+              <w:jc w:val="center"/>
+            </w:pPr>
+            <w:r>
+              <w:rPr>
+                <w:rFonts w:ascii="Times New Roman" w:hAnsi="Times New Roman" w:cs="Times New Roman"/>
+                <w:color w:val="000000"/>
+                <w:sz w:val="22"/>
+                <w:szCs w:val="22"/>
+                <w:lang w:val="en-US"/>
+              </w:rPr>
+              <w:t>1.9212</w:t>
+            </w:r>
+          </w:p>
+        </w:tc>
+        <w:tc>
+          <w:tcPr>
+            <w:tcW w:w="1700" w:type="dxa"/>
+            <w:vAlign w:val="center"/>
+          </w:tcPr>
+          <w:p>
+            <w:pPr>
+              <w:pStyle w:val="Normal"/>
+              <w:widowControl/>
+              <w:spacing w:after="0" w:line="240" w:lineRule="auto" w:before="0"/>
+              <w:jc w:val="center"/>
+            </w:pPr>
+            <w:r>
+              <w:rPr>
+                <w:rFonts w:ascii="Times New Roman" w:hAnsi="Times New Roman" w:cs="Times New Roman"/>
+                <w:color w:val="000000"/>
+                <w:sz w:val="22"/>
+                <w:szCs w:val="22"/>
+                <w:lang w:val="en-US"/>
+              </w:rPr>
+              <w:t>−0.025177</w:t>
+            </w:r>
+          </w:p>
+        </w:tc>
+        <w:tc>
+          <w:tcPr>
+            <w:tcW w:w="1660" w:type="dxa"/>
+            <w:vAlign w:val="center"/>
+          </w:tcPr>
+          <w:p>
+            <w:pPr>
+              <w:pStyle w:val="Normal"/>
+              <w:widowControl/>
+              <w:spacing w:after="0" w:line="240" w:lineRule="auto" w:before="0"/>
+              <w:jc w:val="center"/>
+            </w:pPr>
+            <w:r>
+              <w:rPr>
+                <w:rFonts w:ascii="Times New Roman" w:hAnsi="Times New Roman" w:cs="Times New Roman"/>
+                <w:color w:val="000000"/>
+                <w:sz w:val="22"/>
+                <w:szCs w:val="22"/>
+                <w:lang w:val="en-US"/>
+              </w:rPr>
+              <w:t>+0.3129</w:t>
+            </w:r>
+          </w:p>
+        </w:tc>
+      </w:tr>
+      <w:tr>
+        <w:trPr>
+          <w:cantSplit/>
+        </w:trPr>
+        <w:tc>
+          <w:tcPr>
+            <w:tcW w:w="700" w:type="dxa"/>
+            <w:vAlign w:val="center"/>
+            <w:vMerge w:val="restart"/>
+          </w:tcPr>
+          <w:p>
+            <w:pPr>
+              <w:pStyle w:val="Normal"/>
+              <w:widowControl/>
+              <w:spacing w:after="0" w:line="240" w:lineRule="auto" w:before="0"/>
+              <w:keepNext/>
+              <w:jc w:val="center"/>
+            </w:pPr>
+            <w:r>
+              <w:rPr>
+                <w:rFonts w:ascii="Times New Roman" w:hAnsi="Times New Roman" w:cs="Times New Roman"/>
+                <w:color w:val="000000"/>
+                <w:sz w:val="22"/>
+                <w:szCs w:val="22"/>
+                <w:lang w:val="en-US"/>
+              </w:rPr>
+              <w:t>002</w:t>
+            </w:r>
+          </w:p>
+        </w:tc>
+        <w:tc>
+          <w:tcPr>
+            <w:tcW w:w="2000" w:type="dxa"/>
+            <w:vAlign w:val="center"/>
+          </w:tcPr>
+          <w:p>
+            <w:pPr>
+              <w:pStyle w:val="Normal"/>
+              <w:widowControl/>
+              <w:spacing w:after="0" w:line="240" w:lineRule="auto" w:before="0"/>
+              <w:keepNext/>
+              <w:jc w:val="left"/>
+            </w:pPr>
+            <w:r>
+              <w:rPr>
+                <w:rFonts w:ascii="Times New Roman" w:hAnsi="Times New Roman" w:cs="Times New Roman"/>
+                <w:color w:val="000000"/>
+                <w:sz w:val="22"/>
+                <w:szCs w:val="22"/>
+                <w:lang w:val="en-US"/>
+              </w:rPr>
+              <w:t>Baseline</w:t>
+            </w:r>
+          </w:p>
+        </w:tc>
+        <w:tc>
+          <w:tcPr>
+            <w:tcW w:w="1800" w:type="dxa"/>
+            <w:vAlign w:val="center"/>
+          </w:tcPr>
+          <w:p>
+            <w:pPr>
+              <w:pStyle w:val="Normal"/>
+              <w:widowControl/>
+              <w:spacing w:after="0" w:line="240" w:lineRule="auto" w:before="0"/>
+              <w:keepNext/>
+              <w:jc w:val="center"/>
+            </w:pPr>
+            <w:r>
+              <w:rPr>
+                <w:rFonts w:ascii="Times New Roman" w:hAnsi="Times New Roman" w:cs="Times New Roman"/>
+                <w:color w:val="000000"/>
+                <w:sz w:val="22"/>
+                <w:szCs w:val="22"/>
+                <w:lang w:val="en-US"/>
+              </w:rPr>
+              <w:t>0.929093</w:t>
+            </w:r>
+          </w:p>
+        </w:tc>
+        <w:tc>
+          <w:tcPr>
+            <w:tcW w:w="1500" w:type="dxa"/>
+            <w:vAlign w:val="center"/>
+          </w:tcPr>
+          <w:p>
+            <w:pPr>
+              <w:pStyle w:val="Normal"/>
+              <w:widowControl/>
+              <w:spacing w:after="0" w:line="240" w:lineRule="auto" w:before="0"/>
+              <w:keepNext/>
+              <w:jc w:val="center"/>
+            </w:pPr>
+            <w:r>
+              <w:rPr>
+                <w:rFonts w:ascii="Times New Roman" w:hAnsi="Times New Roman" w:cs="Times New Roman"/>
+                <w:color w:val="000000"/>
+                <w:sz w:val="22"/>
+                <w:szCs w:val="22"/>
+                <w:lang w:val="en-US"/>
+              </w:rPr>
+              <w:t>1.4772</w:t>
+            </w:r>
+          </w:p>
+        </w:tc>
+        <w:tc>
+          <w:tcPr>
+            <w:tcW w:w="1700" w:type="dxa"/>
+            <w:vAlign w:val="center"/>
+          </w:tcPr>
+          <w:p>
+            <w:pPr>
+              <w:pStyle w:val="Normal"/>
+              <w:widowControl/>
+              <w:spacing w:after="0" w:line="240" w:lineRule="auto" w:before="0"/>
+              <w:keepNext/>
+              <w:jc w:val="center"/>
+            </w:pPr>
+            <w:r>
+              <w:rPr>
+                <w:rFonts w:ascii="Times New Roman" w:hAnsi="Times New Roman" w:cs="Times New Roman"/>
+                <w:color w:val="000000"/>
+                <w:sz w:val="22"/>
+                <w:szCs w:val="22"/>
+                <w:lang w:val="en-US"/>
+              </w:rPr>
+              <w:t>—</w:t>
+            </w:r>
+          </w:p>
+        </w:tc>
+        <w:tc>
+          <w:tcPr>
+            <w:tcW w:w="1660" w:type="dxa"/>
+            <w:vAlign w:val="center"/>
+          </w:tcPr>
+          <w:p>
+            <w:pPr>
+              <w:pStyle w:val="Normal"/>
+              <w:widowControl/>
+              <w:spacing w:after="0" w:line="240" w:lineRule="auto" w:before="0"/>
+              <w:keepNext/>
+              <w:jc w:val="center"/>
+            </w:pPr>
+            <w:r>
+              <w:rPr>
+                <w:rFonts w:ascii="Times New Roman" w:hAnsi="Times New Roman" w:cs="Times New Roman"/>
+                <w:color w:val="000000"/>
+                <w:sz w:val="22"/>
+                <w:szCs w:val="22"/>
+                <w:lang w:val="en-US"/>
+              </w:rPr>
+              <w:t>—</w:t>
+            </w:r>
+          </w:p>
+        </w:tc>
+      </w:tr>
+      <w:tr>
+        <w:trPr>
+          <w:cantSplit/>
+        </w:trPr>
+        <w:tc>
+          <w:tcPr>
+            <w:tcW w:w="700" w:type="dxa"/>
+            <w:vAlign w:val="center"/>
+            <w:vMerge w:val="continue"/>
+          </w:tcPr>
+          <w:p>
+            <w:pPr>
+              <w:pStyle w:val="Normal"/>
+              <w:widowControl/>
+              <w:spacing w:after="0" w:line="240" w:lineRule="auto" w:before="0"/>
+              <w:jc w:val="center"/>
+            </w:pPr>
+            <w:r>
+              <w:rPr>
+                <w:rFonts w:ascii="Times New Roman" w:hAnsi="Times New Roman" w:cs="Times New Roman"/>
+                <w:color w:val="000000"/>
+                <w:sz w:val="22"/>
+                <w:szCs w:val="22"/>
+                <w:lang w:val="en-US"/>
+              </w:rPr>
+              <w:t/>
+            </w:r>
+          </w:p>
+        </w:tc>
+        <w:tc>
+          <w:tcPr>
+            <w:tcW w:w="2000" w:type="dxa"/>
+            <w:vAlign w:val="center"/>
+          </w:tcPr>
+          <w:p>
+            <w:pPr>
+              <w:pStyle w:val="Normal"/>
+              <w:widowControl/>
+              <w:spacing w:after="0" w:line="240" w:lineRule="auto" w:before="0"/>
+              <w:jc w:val="left"/>
+            </w:pPr>
+            <w:r>
+              <w:rPr>
+                <w:rFonts w:ascii="Times New Roman" w:hAnsi="Times New Roman" w:cs="Times New Roman"/>
+                <w:color w:val="000000"/>
+                <w:sz w:val="22"/>
+                <w:szCs w:val="22"/>
+                <w:lang w:val="en-US"/>
+              </w:rPr>
+              <w:t>Analogy</w:t>
+            </w:r>
+          </w:p>
+        </w:tc>
+        <w:tc>
+          <w:tcPr>
+            <w:tcW w:w="1800" w:type="dxa"/>
+            <w:vAlign w:val="center"/>
+          </w:tcPr>
+          <w:p>
+            <w:pPr>
+              <w:pStyle w:val="Normal"/>
+              <w:widowControl/>
+              <w:spacing w:after="0" w:line="240" w:lineRule="auto" w:before="0"/>
+              <w:jc w:val="center"/>
+            </w:pPr>
+            <w:r>
+              <w:rPr>
+                <w:rFonts w:ascii="Times New Roman" w:hAnsi="Times New Roman" w:cs="Times New Roman"/>
+                <w:color w:val="000000"/>
+                <w:sz w:val="22"/>
+                <w:szCs w:val="22"/>
+                <w:lang w:val="en-US"/>
+              </w:rPr>
+              <w:t>0.936144</w:t>
+            </w:r>
+          </w:p>
+        </w:tc>
+        <w:tc>
+          <w:tcPr>
+            <w:tcW w:w="1500" w:type="dxa"/>
+            <w:vAlign w:val="center"/>
+          </w:tcPr>
+          <w:p>
+            <w:pPr>
+              <w:pStyle w:val="Normal"/>
+              <w:widowControl/>
+              <w:spacing w:after="0" w:line="240" w:lineRule="auto" w:before="0"/>
+              <w:jc w:val="center"/>
+            </w:pPr>
+            <w:r>
+              <w:rPr>
+                <w:rFonts w:ascii="Times New Roman" w:hAnsi="Times New Roman" w:cs="Times New Roman"/>
+                <w:color w:val="000000"/>
+                <w:sz w:val="22"/>
+                <w:szCs w:val="22"/>
+                <w:lang w:val="en-US"/>
+              </w:rPr>
+              <w:t>1.5559</w:t>
+            </w:r>
+          </w:p>
+        </w:tc>
+        <w:tc>
+          <w:tcPr>
+            <w:tcW w:w="1700" w:type="dxa"/>
+            <w:vAlign w:val="center"/>
+          </w:tcPr>
+          <w:p>
+            <w:pPr>
+              <w:pStyle w:val="Normal"/>
+              <w:widowControl/>
+              <w:spacing w:after="0" w:line="240" w:lineRule="auto" w:before="0"/>
+              <w:jc w:val="center"/>
+            </w:pPr>
+            <w:r>
+              <w:rPr>
+                <w:rFonts w:ascii="Times New Roman" w:hAnsi="Times New Roman" w:cs="Times New Roman"/>
+                <w:color w:val="000000"/>
+                <w:sz w:val="22"/>
+                <w:szCs w:val="22"/>
+                <w:lang w:val="en-US"/>
+              </w:rPr>
+              <w:t>+0.007051</w:t>
+            </w:r>
+          </w:p>
+        </w:tc>
+        <w:tc>
+          <w:tcPr>
+            <w:tcW w:w="1660" w:type="dxa"/>
+            <w:vAlign w:val="center"/>
+          </w:tcPr>
+          <w:p>
+            <w:pPr>
+              <w:pStyle w:val="Normal"/>
+              <w:widowControl/>
+              <w:spacing w:after="0" w:line="240" w:lineRule="auto" w:before="0"/>
+              <w:jc w:val="center"/>
+            </w:pPr>
+            <w:r>
+              <w:rPr>
+                <w:rFonts w:ascii="Times New Roman" w:hAnsi="Times New Roman" w:cs="Times New Roman"/>
+                <w:color w:val="000000"/>
+                <w:sz w:val="22"/>
+                <w:szCs w:val="22"/>
+                <w:lang w:val="en-US"/>
+              </w:rPr>
+              <w:t>+0.0787</w:t>
+            </w:r>
+          </w:p>
+        </w:tc>
+      </w:tr>
+      <w:tr>
+        <w:trPr>
+          <w:cantSplit/>
+        </w:trPr>
+        <w:tc>
+          <w:tcPr>
+            <w:tcW w:w="700" w:type="dxa"/>
+            <w:vAlign w:val="center"/>
+            <w:vMerge w:val="restart"/>
+          </w:tcPr>
+          <w:p>
+            <w:pPr>
+              <w:pStyle w:val="Normal"/>
+              <w:widowControl/>
+              <w:spacing w:after="0" w:line="240" w:lineRule="auto" w:before="0"/>
+              <w:keepNext/>
+              <w:jc w:val="center"/>
+            </w:pPr>
+            <w:r>
+              <w:rPr>
+                <w:rFonts w:ascii="Times New Roman" w:hAnsi="Times New Roman" w:cs="Times New Roman"/>
+                <w:color w:val="000000"/>
+                <w:sz w:val="22"/>
+                <w:szCs w:val="22"/>
+                <w:lang w:val="en-US"/>
+              </w:rPr>
+              <w:t>003</w:t>
+            </w:r>
+          </w:p>
+        </w:tc>
+        <w:tc>
+          <w:tcPr>
+            <w:tcW w:w="2000" w:type="dxa"/>
+            <w:vAlign w:val="center"/>
+          </w:tcPr>
+          <w:p>
+            <w:pPr>
+              <w:pStyle w:val="Normal"/>
+              <w:widowControl/>
+              <w:spacing w:after="0" w:line="240" w:lineRule="auto" w:before="0"/>
+              <w:keepNext/>
+              <w:jc w:val="left"/>
+            </w:pPr>
+            <w:r>
+              <w:rPr>
+                <w:rFonts w:ascii="Times New Roman" w:hAnsi="Times New Roman" w:cs="Times New Roman"/>
+                <w:color w:val="000000"/>
+                <w:sz w:val="22"/>
+                <w:szCs w:val="22"/>
+                <w:lang w:val="en-US"/>
+              </w:rPr>
+              <w:t>Baseline</w:t>
+            </w:r>
+          </w:p>
+        </w:tc>
+        <w:tc>
+          <w:tcPr>
+            <w:tcW w:w="1800" w:type="dxa"/>
+            <w:vAlign w:val="center"/>
+          </w:tcPr>
+          <w:p>
+            <w:pPr>
+              <w:pStyle w:val="Normal"/>
+              <w:widowControl/>
+              <w:spacing w:after="0" w:line="240" w:lineRule="auto" w:before="0"/>
+              <w:keepNext/>
+              <w:jc w:val="center"/>
+            </w:pPr>
+            <w:r>
+              <w:rPr>
+                <w:rFonts w:ascii="Times New Roman" w:hAnsi="Times New Roman" w:cs="Times New Roman"/>
+                <w:color w:val="000000"/>
+                <w:sz w:val="22"/>
+                <w:szCs w:val="22"/>
+                <w:lang w:val="en-US"/>
+              </w:rPr>
+              <w:t>0.938032</w:t>
+            </w:r>
+          </w:p>
+        </w:tc>
+        <w:tc>
+          <w:tcPr>
+            <w:tcW w:w="1500" w:type="dxa"/>
+            <w:vAlign w:val="center"/>
+          </w:tcPr>
+          <w:p>
+            <w:pPr>
+              <w:pStyle w:val="Normal"/>
+              <w:widowControl/>
+              <w:spacing w:after="0" w:line="240" w:lineRule="auto" w:before="0"/>
+              <w:keepNext/>
+              <w:jc w:val="center"/>
+            </w:pPr>
+            <w:r>
+              <w:rPr>
+                <w:rFonts w:ascii="Times New Roman" w:hAnsi="Times New Roman" w:cs="Times New Roman"/>
+                <w:color w:val="000000"/>
+                <w:sz w:val="22"/>
+                <w:szCs w:val="22"/>
+                <w:lang w:val="en-US"/>
+              </w:rPr>
+              <w:t>1.4471</w:t>
+            </w:r>
+          </w:p>
+        </w:tc>
+        <w:tc>
+          <w:tcPr>
+            <w:tcW w:w="1700" w:type="dxa"/>
+            <w:vAlign w:val="center"/>
+          </w:tcPr>
+          <w:p>
+            <w:pPr>
+              <w:pStyle w:val="Normal"/>
+              <w:widowControl/>
+              <w:spacing w:after="0" w:line="240" w:lineRule="auto" w:before="0"/>
+              <w:keepNext/>
+              <w:jc w:val="center"/>
+            </w:pPr>
+            <w:r>
+              <w:rPr>
+                <w:rFonts w:ascii="Times New Roman" w:hAnsi="Times New Roman" w:cs="Times New Roman"/>
+                <w:color w:val="000000"/>
+                <w:sz w:val="22"/>
+                <w:szCs w:val="22"/>
+                <w:lang w:val="en-US"/>
+              </w:rPr>
+              <w:t>—</w:t>
+            </w:r>
+          </w:p>
+        </w:tc>
+        <w:tc>
+          <w:tcPr>
+            <w:tcW w:w="1660" w:type="dxa"/>
+            <w:vAlign w:val="center"/>
+          </w:tcPr>
+          <w:p>
+            <w:pPr>
+              <w:pStyle w:val="Normal"/>
+              <w:widowControl/>
+              <w:spacing w:after="0" w:line="240" w:lineRule="auto" w:before="0"/>
+              <w:keepNext/>
+              <w:jc w:val="center"/>
+            </w:pPr>
+            <w:r>
+              <w:rPr>
+                <w:rFonts w:ascii="Times New Roman" w:hAnsi="Times New Roman" w:cs="Times New Roman"/>
+                <w:color w:val="000000"/>
+                <w:sz w:val="22"/>
+                <w:szCs w:val="22"/>
+                <w:lang w:val="en-US"/>
+              </w:rPr>
+              <w:t>—</w:t>
+            </w:r>
+          </w:p>
+        </w:tc>
+      </w:tr>
+      <w:tr>
+        <w:trPr>
+          <w:cantSplit/>
+        </w:trPr>
+        <w:tc>
+          <w:tcPr>
+            <w:tcW w:w="700" w:type="dxa"/>
+            <w:vAlign w:val="center"/>
+            <w:vMerge w:val="continue"/>
+          </w:tcPr>
+          <w:p>
+            <w:pPr>
+              <w:pStyle w:val="Normal"/>
+              <w:widowControl/>
+              <w:spacing w:after="0" w:line="240" w:lineRule="auto" w:before="0"/>
+              <w:jc w:val="center"/>
+            </w:pPr>
+            <w:r>
+              <w:rPr>
+                <w:rFonts w:ascii="Times New Roman" w:hAnsi="Times New Roman" w:cs="Times New Roman"/>
+                <w:color w:val="000000"/>
+                <w:sz w:val="22"/>
+                <w:szCs w:val="22"/>
+                <w:lang w:val="en-US"/>
+              </w:rPr>
+              <w:t/>
+            </w:r>
+          </w:p>
+        </w:tc>
+        <w:tc>
+          <w:tcPr>
+            <w:tcW w:w="2000" w:type="dxa"/>
+            <w:vAlign w:val="center"/>
+          </w:tcPr>
+          <w:p>
+            <w:pPr>
+              <w:pStyle w:val="Normal"/>
+              <w:widowControl/>
+              <w:spacing w:after="0" w:line="240" w:lineRule="auto" w:before="0"/>
+              <w:jc w:val="left"/>
+            </w:pPr>
+            <w:r>
+              <w:rPr>
+                <w:rFonts w:ascii="Times New Roman" w:hAnsi="Times New Roman" w:cs="Times New Roman"/>
+                <w:color w:val="000000"/>
+                <w:sz w:val="22"/>
+                <w:szCs w:val="22"/>
+                <w:lang w:val="en-US"/>
+              </w:rPr>
+              <w:t>Analogy</w:t>
+            </w:r>
+          </w:p>
+        </w:tc>
+        <w:tc>
+          <w:tcPr>
+            <w:tcW w:w="1800" w:type="dxa"/>
+            <w:vAlign w:val="center"/>
+          </w:tcPr>
+          <w:p>
+            <w:pPr>
+              <w:pStyle w:val="Normal"/>
+              <w:widowControl/>
+              <w:spacing w:after="0" w:line="240" w:lineRule="auto" w:before="0"/>
+              <w:jc w:val="center"/>
+            </w:pPr>
+            <w:r>
+              <w:rPr>
+                <w:rFonts w:ascii="Times New Roman" w:hAnsi="Times New Roman" w:cs="Times New Roman"/>
+                <w:color w:val="000000"/>
+                <w:sz w:val="22"/>
+                <w:szCs w:val="22"/>
+                <w:lang w:val="en-US"/>
+              </w:rPr>
+              <w:t>0.911681</w:t>
+            </w:r>
+          </w:p>
+        </w:tc>
+        <w:tc>
+          <w:tcPr>
+            <w:tcW w:w="1500" w:type="dxa"/>
+            <w:vAlign w:val="center"/>
+          </w:tcPr>
+          <w:p>
+            <w:pPr>
+              <w:pStyle w:val="Normal"/>
+              <w:widowControl/>
+              <w:spacing w:after="0" w:line="240" w:lineRule="auto" w:before="0"/>
+              <w:jc w:val="center"/>
+            </w:pPr>
+            <w:r>
+              <w:rPr>
+                <w:rFonts w:ascii="Times New Roman" w:hAnsi="Times New Roman" w:cs="Times New Roman"/>
+                <w:color w:val="000000"/>
+                <w:sz w:val="22"/>
+                <w:szCs w:val="22"/>
+                <w:lang w:val="en-US"/>
+              </w:rPr>
+              <w:t>1.8794</w:t>
+            </w:r>
+          </w:p>
+        </w:tc>
+        <w:tc>
+          <w:tcPr>
+            <w:tcW w:w="1700" w:type="dxa"/>
+            <w:vAlign w:val="center"/>
+          </w:tcPr>
+          <w:p>
+            <w:pPr>
+              <w:pStyle w:val="Normal"/>
+              <w:widowControl/>
+              <w:spacing w:after="0" w:line="240" w:lineRule="auto" w:before="0"/>
+              <w:jc w:val="center"/>
+            </w:pPr>
+            <w:r>
+              <w:rPr>
+                <w:rFonts w:ascii="Times New Roman" w:hAnsi="Times New Roman" w:cs="Times New Roman"/>
+                <w:color w:val="000000"/>
+                <w:sz w:val="22"/>
+                <w:szCs w:val="22"/>
+                <w:lang w:val="en-US"/>
+              </w:rPr>
+              <w:t>−0.026351</w:t>
+            </w:r>
+          </w:p>
+        </w:tc>
+        <w:tc>
+          <w:tcPr>
+            <w:tcW w:w="1660" w:type="dxa"/>
+            <w:vAlign w:val="center"/>
+          </w:tcPr>
+          <w:p>
+            <w:pPr>
+              <w:pStyle w:val="Normal"/>
+              <w:widowControl/>
+              <w:spacing w:after="0" w:line="240" w:lineRule="auto" w:before="0"/>
+              <w:jc w:val="center"/>
+            </w:pPr>
+            <w:r>
+              <w:rPr>
+                <w:rFonts w:ascii="Times New Roman" w:hAnsi="Times New Roman" w:cs="Times New Roman"/>
+                <w:color w:val="000000"/>
+                <w:sz w:val="22"/>
+                <w:szCs w:val="22"/>
+                <w:lang w:val="en-US"/>
+              </w:rPr>
+              <w:t>+0.4323</w:t>
+            </w:r>
+          </w:p>
+        </w:tc>
+      </w:tr>
+      <w:tr>
+        <w:trPr>
+          <w:cantSplit/>
+        </w:trPr>
+        <w:tc>
+          <w:tcPr>
+            <w:tcW w:w="700" w:type="dxa"/>
+            <w:vAlign w:val="center"/>
+            <w:vMerge w:val="restart"/>
+          </w:tcPr>
+          <w:p>
+            <w:pPr>
+              <w:pStyle w:val="Normal"/>
+              <w:widowControl/>
+              <w:spacing w:after="0" w:line="240" w:lineRule="auto" w:before="0"/>
+              <w:keepNext/>
+              <w:jc w:val="center"/>
+            </w:pPr>
+            <w:r>
+              <w:rPr>
+                <w:rFonts w:ascii="Times New Roman" w:hAnsi="Times New Roman" w:cs="Times New Roman"/>
+                <w:color w:val="000000"/>
+                <w:sz w:val="22"/>
+                <w:szCs w:val="22"/>
+                <w:lang w:val="en-US"/>
+              </w:rPr>
+              <w:t>004</w:t>
+            </w:r>
+          </w:p>
+        </w:tc>
+        <w:tc>
+          <w:tcPr>
+            <w:tcW w:w="2000" w:type="dxa"/>
+            <w:vAlign w:val="center"/>
+          </w:tcPr>
+          <w:p>
+            <w:pPr>
+              <w:pStyle w:val="Normal"/>
+              <w:widowControl/>
+              <w:spacing w:after="0" w:line="240" w:lineRule="auto" w:before="0"/>
+              <w:keepNext/>
+              <w:jc w:val="left"/>
+            </w:pPr>
+            <w:r>
+              <w:rPr>
+                <w:rFonts w:ascii="Times New Roman" w:hAnsi="Times New Roman" w:cs="Times New Roman"/>
+                <w:color w:val="000000"/>
+                <w:sz w:val="22"/>
+                <w:szCs w:val="22"/>
+                <w:lang w:val="en-US"/>
+              </w:rPr>
+              <w:t>Baseline</w:t>
+            </w:r>
+          </w:p>
+        </w:tc>
+        <w:tc>
+          <w:tcPr>
+            <w:tcW w:w="1800" w:type="dxa"/>
+            <w:vAlign w:val="center"/>
+          </w:tcPr>
+          <w:p>
+            <w:pPr>
+              <w:pStyle w:val="Normal"/>
+              <w:widowControl/>
+              <w:spacing w:after="0" w:line="240" w:lineRule="auto" w:before="0"/>
+              <w:keepNext/>
+              <w:jc w:val="center"/>
+            </w:pPr>
+            <w:r>
+              <w:rPr>
+                <w:rFonts w:ascii="Times New Roman" w:hAnsi="Times New Roman" w:cs="Times New Roman"/>
+                <w:color w:val="000000"/>
+                <w:sz w:val="22"/>
+                <w:szCs w:val="22"/>
+                <w:lang w:val="en-US"/>
+              </w:rPr>
+              <w:t>0.933942</w:t>
+            </w:r>
+          </w:p>
+        </w:tc>
+        <w:tc>
+          <w:tcPr>
+            <w:tcW w:w="1500" w:type="dxa"/>
+            <w:vAlign w:val="center"/>
+          </w:tcPr>
+          <w:p>
+            <w:pPr>
+              <w:pStyle w:val="Normal"/>
+              <w:widowControl/>
+              <w:spacing w:after="0" w:line="240" w:lineRule="auto" w:before="0"/>
+              <w:keepNext/>
+              <w:jc w:val="center"/>
+            </w:pPr>
+            <w:r>
+              <w:rPr>
+                <w:rFonts w:ascii="Times New Roman" w:hAnsi="Times New Roman" w:cs="Times New Roman"/>
+                <w:color w:val="000000"/>
+                <w:sz w:val="22"/>
+                <w:szCs w:val="22"/>
+                <w:lang w:val="en-US"/>
+              </w:rPr>
+              <w:t>1.5178</w:t>
+            </w:r>
+          </w:p>
+        </w:tc>
+        <w:tc>
+          <w:tcPr>
+            <w:tcW w:w="1700" w:type="dxa"/>
+            <w:vAlign w:val="center"/>
+          </w:tcPr>
+          <w:p>
+            <w:pPr>
+              <w:pStyle w:val="Normal"/>
+              <w:widowControl/>
+              <w:spacing w:after="0" w:line="240" w:lineRule="auto" w:before="0"/>
+              <w:keepNext/>
+              <w:jc w:val="center"/>
+            </w:pPr>
+            <w:r>
+              <w:rPr>
+                <w:rFonts w:ascii="Times New Roman" w:hAnsi="Times New Roman" w:cs="Times New Roman"/>
+                <w:color w:val="000000"/>
+                <w:sz w:val="22"/>
+                <w:szCs w:val="22"/>
+                <w:lang w:val="en-US"/>
+              </w:rPr>
+              <w:t>—</w:t>
+            </w:r>
+          </w:p>
+        </w:tc>
+        <w:tc>
+          <w:tcPr>
+            <w:tcW w:w="1660" w:type="dxa"/>
+            <w:vAlign w:val="center"/>
+          </w:tcPr>
+          <w:p>
+            <w:pPr>
+              <w:pStyle w:val="Normal"/>
+              <w:widowControl/>
+              <w:spacing w:after="0" w:line="240" w:lineRule="auto" w:before="0"/>
+              <w:keepNext/>
+              <w:jc w:val="center"/>
+            </w:pPr>
+            <w:r>
+              <w:rPr>
+                <w:rFonts w:ascii="Times New Roman" w:hAnsi="Times New Roman" w:cs="Times New Roman"/>
+                <w:color w:val="000000"/>
+                <w:sz w:val="22"/>
+                <w:szCs w:val="22"/>
+                <w:lang w:val="en-US"/>
+              </w:rPr>
+              <w:t>—</w:t>
+            </w:r>
+          </w:p>
+        </w:tc>
+      </w:tr>
+      <w:tr>
+        <w:trPr>
+          <w:cantSplit/>
+        </w:trPr>
+        <w:tc>
+          <w:tcPr>
+            <w:tcW w:w="700" w:type="dxa"/>
+            <w:vAlign w:val="center"/>
+            <w:vMerge w:val="continue"/>
+          </w:tcPr>
+          <w:p>
+            <w:pPr>
+              <w:pStyle w:val="Normal"/>
+              <w:widowControl/>
+              <w:spacing w:after="0" w:line="240" w:lineRule="auto" w:before="0"/>
+              <w:jc w:val="center"/>
+            </w:pPr>
+            <w:r>
+              <w:rPr>
+                <w:rFonts w:ascii="Times New Roman" w:hAnsi="Times New Roman" w:cs="Times New Roman"/>
+                <w:color w:val="000000"/>
+                <w:sz w:val="22"/>
+                <w:szCs w:val="22"/>
+                <w:lang w:val="en-US"/>
+              </w:rPr>
+              <w:t/>
+            </w:r>
+          </w:p>
+        </w:tc>
+        <w:tc>
+          <w:tcPr>
+            <w:tcW w:w="2000" w:type="dxa"/>
+            <w:vAlign w:val="center"/>
+          </w:tcPr>
+          <w:p>
+            <w:pPr>
+              <w:pStyle w:val="Normal"/>
+              <w:widowControl/>
+              <w:spacing w:after="0" w:line="240" w:lineRule="auto" w:before="0"/>
+              <w:jc w:val="left"/>
+            </w:pPr>
+            <w:r>
+              <w:rPr>
+                <w:rFonts w:ascii="Times New Roman" w:hAnsi="Times New Roman" w:cs="Times New Roman"/>
+                <w:color w:val="000000"/>
+                <w:sz w:val="22"/>
+                <w:szCs w:val="22"/>
+                <w:lang w:val="en-US"/>
+              </w:rPr>
+              <w:t>Analogy</w:t>
+            </w:r>
+          </w:p>
+        </w:tc>
+        <w:tc>
+          <w:tcPr>
+            <w:tcW w:w="1800" w:type="dxa"/>
+            <w:vAlign w:val="center"/>
+          </w:tcPr>
+          <w:p>
+            <w:pPr>
+              <w:pStyle w:val="Normal"/>
+              <w:widowControl/>
+              <w:spacing w:after="0" w:line="240" w:lineRule="auto" w:before="0"/>
+              <w:jc w:val="center"/>
+            </w:pPr>
+            <w:r>
+              <w:rPr>
+                <w:rFonts w:ascii="Times New Roman" w:hAnsi="Times New Roman" w:cs="Times New Roman"/>
+                <w:color w:val="000000"/>
+                <w:sz w:val="22"/>
+                <w:szCs w:val="22"/>
+                <w:lang w:val="en-US"/>
+              </w:rPr>
+              <w:t>0.930361</w:t>
+            </w:r>
+          </w:p>
+        </w:tc>
+        <w:tc>
+          <w:tcPr>
+            <w:tcW w:w="1500" w:type="dxa"/>
+            <w:vAlign w:val="center"/>
+          </w:tcPr>
+          <w:p>
+            <w:pPr>
+              <w:pStyle w:val="Normal"/>
+              <w:widowControl/>
+              <w:spacing w:after="0" w:line="240" w:lineRule="auto" w:before="0"/>
+              <w:jc w:val="center"/>
+            </w:pPr>
+            <w:r>
+              <w:rPr>
+                <w:rFonts w:ascii="Times New Roman" w:hAnsi="Times New Roman" w:cs="Times New Roman"/>
+                <w:color w:val="000000"/>
+                <w:sz w:val="22"/>
+                <w:szCs w:val="22"/>
+                <w:lang w:val="en-US"/>
+              </w:rPr>
+              <w:t>1.6337</w:t>
+            </w:r>
+          </w:p>
+        </w:tc>
+        <w:tc>
+          <w:tcPr>
+            <w:tcW w:w="1700" w:type="dxa"/>
+            <w:vAlign w:val="center"/>
+          </w:tcPr>
+          <w:p>
+            <w:pPr>
+              <w:pStyle w:val="Normal"/>
+              <w:widowControl/>
+              <w:spacing w:after="0" w:line="240" w:lineRule="auto" w:before="0"/>
+              <w:jc w:val="center"/>
+            </w:pPr>
+            <w:r>
+              <w:rPr>
+                <w:rFonts w:ascii="Times New Roman" w:hAnsi="Times New Roman" w:cs="Times New Roman"/>
+                <w:color w:val="000000"/>
+                <w:sz w:val="22"/>
+                <w:szCs w:val="22"/>
+                <w:lang w:val="en-US"/>
+              </w:rPr>
+              <w:t>−0.003581</w:t>
+            </w:r>
+          </w:p>
+        </w:tc>
+        <w:tc>
+          <w:tcPr>
+            <w:tcW w:w="1660" w:type="dxa"/>
+            <w:vAlign w:val="center"/>
+          </w:tcPr>
+          <w:p>
+            <w:pPr>
+              <w:pStyle w:val="Normal"/>
+              <w:widowControl/>
+              <w:spacing w:after="0" w:line="240" w:lineRule="auto" w:before="0"/>
+              <w:jc w:val="center"/>
+            </w:pPr>
+            <w:r>
+              <w:rPr>
+                <w:rFonts w:ascii="Times New Roman" w:hAnsi="Times New Roman" w:cs="Times New Roman"/>
+                <w:color w:val="000000"/>
+                <w:sz w:val="22"/>
+                <w:szCs w:val="22"/>
+                <w:lang w:val="en-US"/>
+              </w:rPr>
+              <w:t>+0.1159</w:t>
+            </w:r>
+          </w:p>
+        </w:tc>
+      </w:tr>
+      <w:tr>
+        <w:trPr>
+          <w:cantSplit/>
+        </w:trPr>
+        <w:tc>
+          <w:tcPr>
+            <w:tcW w:w="700" w:type="dxa"/>
+            <w:vAlign w:val="center"/>
+            <w:vMerge w:val="restart"/>
+          </w:tcPr>
+          <w:p>
+            <w:pPr>
+              <w:pStyle w:val="Normal"/>
+              <w:widowControl/>
+              <w:spacing w:after="0" w:line="240" w:lineRule="auto" w:before="0"/>
+              <w:keepNext/>
+              <w:jc w:val="center"/>
+            </w:pPr>
+            <w:r>
+              <w:rPr>
+                <w:rFonts w:ascii="Times New Roman" w:hAnsi="Times New Roman" w:cs="Times New Roman"/>
+                <w:color w:val="000000"/>
+                <w:sz w:val="22"/>
+                <w:szCs w:val="22"/>
+                <w:lang w:val="en-US"/>
+              </w:rPr>
+              <w:t>005</w:t>
+            </w:r>
+          </w:p>
+        </w:tc>
+        <w:tc>
+          <w:tcPr>
+            <w:tcW w:w="2000" w:type="dxa"/>
+            <w:vAlign w:val="center"/>
+          </w:tcPr>
+          <w:p>
+            <w:pPr>
+              <w:pStyle w:val="Normal"/>
+              <w:widowControl/>
+              <w:spacing w:after="0" w:line="240" w:lineRule="auto" w:before="0"/>
+              <w:keepNext/>
+              <w:jc w:val="left"/>
+            </w:pPr>
+            <w:r>
+              <w:rPr>
+                <w:rFonts w:ascii="Times New Roman" w:hAnsi="Times New Roman" w:cs="Times New Roman"/>
+                <w:color w:val="000000"/>
+                <w:sz w:val="22"/>
+                <w:szCs w:val="22"/>
+                <w:lang w:val="en-US"/>
+              </w:rPr>
+              <w:t>Baseline</w:t>
+            </w:r>
+          </w:p>
+        </w:tc>
+        <w:tc>
+          <w:tcPr>
+            <w:tcW w:w="1800" w:type="dxa"/>
+            <w:vAlign w:val="center"/>
+          </w:tcPr>
+          <w:p>
+            <w:pPr>
+              <w:pStyle w:val="Normal"/>
+              <w:widowControl/>
+              <w:spacing w:after="0" w:line="240" w:lineRule="auto" w:before="0"/>
+              <w:keepNext/>
+              <w:jc w:val="center"/>
+            </w:pPr>
+            <w:r>
+              <w:rPr>
+                <w:rFonts w:ascii="Times New Roman" w:hAnsi="Times New Roman" w:cs="Times New Roman"/>
+                <w:color w:val="000000"/>
+                <w:sz w:val="22"/>
+                <w:szCs w:val="22"/>
+                <w:lang w:val="en-US"/>
+              </w:rPr>
+              <w:t>0.934303</w:t>
+            </w:r>
+          </w:p>
+        </w:tc>
+        <w:tc>
+          <w:tcPr>
+            <w:tcW w:w="1500" w:type="dxa"/>
+            <w:vAlign w:val="center"/>
+          </w:tcPr>
+          <w:p>
+            <w:pPr>
+              <w:pStyle w:val="Normal"/>
+              <w:widowControl/>
+              <w:spacing w:after="0" w:line="240" w:lineRule="auto" w:before="0"/>
+              <w:keepNext/>
+              <w:jc w:val="center"/>
+            </w:pPr>
+            <w:r>
+              <w:rPr>
+                <w:rFonts w:ascii="Times New Roman" w:hAnsi="Times New Roman" w:cs="Times New Roman"/>
+                <w:color w:val="000000"/>
+                <w:sz w:val="22"/>
+                <w:szCs w:val="22"/>
+                <w:lang w:val="en-US"/>
+              </w:rPr>
+              <w:t>1.5426</w:t>
+            </w:r>
+          </w:p>
+        </w:tc>
+        <w:tc>
+          <w:tcPr>
+            <w:tcW w:w="1700" w:type="dxa"/>
+            <w:vAlign w:val="center"/>
+          </w:tcPr>
+          <w:p>
+            <w:pPr>
+              <w:pStyle w:val="Normal"/>
+              <w:widowControl/>
+              <w:spacing w:after="0" w:line="240" w:lineRule="auto" w:before="0"/>
+              <w:keepNext/>
+              <w:jc w:val="center"/>
+            </w:pPr>
+            <w:r>
+              <w:rPr>
+                <w:rFonts w:ascii="Times New Roman" w:hAnsi="Times New Roman" w:cs="Times New Roman"/>
+                <w:color w:val="000000"/>
+                <w:sz w:val="22"/>
+                <w:szCs w:val="22"/>
+                <w:lang w:val="en-US"/>
+              </w:rPr>
+              <w:t>—</w:t>
+            </w:r>
+          </w:p>
+        </w:tc>
+        <w:tc>
+          <w:tcPr>
+            <w:tcW w:w="1660" w:type="dxa"/>
+            <w:vAlign w:val="center"/>
+          </w:tcPr>
+          <w:p>
+            <w:pPr>
+              <w:pStyle w:val="Normal"/>
+              <w:widowControl/>
+              <w:spacing w:after="0" w:line="240" w:lineRule="auto" w:before="0"/>
+              <w:keepNext/>
+              <w:jc w:val="center"/>
+            </w:pPr>
+            <w:r>
+              <w:rPr>
+                <w:rFonts w:ascii="Times New Roman" w:hAnsi="Times New Roman" w:cs="Times New Roman"/>
+                <w:color w:val="000000"/>
+                <w:sz w:val="22"/>
+                <w:szCs w:val="22"/>
+                <w:lang w:val="en-US"/>
+              </w:rPr>
+              <w:t>—</w:t>
+            </w:r>
+          </w:p>
+        </w:tc>
+      </w:tr>
+      <w:tr>
+        <w:trPr>
+          <w:cantSplit/>
+        </w:trPr>
+        <w:tc>
+          <w:tcPr>
+            <w:tcW w:w="700" w:type="dxa"/>
+            <w:vAlign w:val="center"/>
+            <w:vMerge w:val="continue"/>
+          </w:tcPr>
+          <w:p>
+            <w:pPr>
+              <w:pStyle w:val="Normal"/>
+              <w:widowControl/>
+              <w:spacing w:after="0" w:line="240" w:lineRule="auto" w:before="0"/>
+              <w:jc w:val="center"/>
+            </w:pPr>
+            <w:r>
+              <w:rPr>
+                <w:rFonts w:ascii="Times New Roman" w:hAnsi="Times New Roman" w:cs="Times New Roman"/>
+                <w:color w:val="000000"/>
+                <w:sz w:val="22"/>
+                <w:szCs w:val="22"/>
+                <w:lang w:val="en-US"/>
+              </w:rPr>
+              <w:t/>
+            </w:r>
+          </w:p>
+        </w:tc>
+        <w:tc>
+          <w:tcPr>
+            <w:tcW w:w="2000" w:type="dxa"/>
+            <w:vAlign w:val="center"/>
+          </w:tcPr>
+          <w:p>
+            <w:pPr>
+              <w:pStyle w:val="Normal"/>
+              <w:widowControl/>
+              <w:spacing w:after="0" w:line="240" w:lineRule="auto" w:before="0"/>
+              <w:jc w:val="left"/>
+            </w:pPr>
+            <w:r>
+              <w:rPr>
+                <w:rFonts w:ascii="Times New Roman" w:hAnsi="Times New Roman" w:cs="Times New Roman"/>
+                <w:color w:val="000000"/>
+                <w:sz w:val="22"/>
+                <w:szCs w:val="22"/>
+                <w:lang w:val="en-US"/>
+              </w:rPr>
+              <w:t>Analogy</w:t>
+            </w:r>
+          </w:p>
+        </w:tc>
+        <w:tc>
+          <w:tcPr>
+            <w:tcW w:w="1800" w:type="dxa"/>
+            <w:vAlign w:val="center"/>
+          </w:tcPr>
+          <w:p>
+            <w:pPr>
+              <w:pStyle w:val="Normal"/>
+              <w:widowControl/>
+              <w:spacing w:after="0" w:line="240" w:lineRule="auto" w:before="0"/>
+              <w:jc w:val="center"/>
+            </w:pPr>
+            <w:r>
+              <w:rPr>
+                <w:rFonts w:ascii="Times New Roman" w:hAnsi="Times New Roman" w:cs="Times New Roman"/>
+                <w:color w:val="000000"/>
+                <w:sz w:val="22"/>
+                <w:szCs w:val="22"/>
+                <w:lang w:val="en-US"/>
+              </w:rPr>
+              <w:t>0.926962</w:t>
+            </w:r>
+          </w:p>
+        </w:tc>
+        <w:tc>
+          <w:tcPr>
+            <w:tcW w:w="1500" w:type="dxa"/>
+            <w:vAlign w:val="center"/>
+          </w:tcPr>
+          <w:p>
+            <w:pPr>
+              <w:pStyle w:val="Normal"/>
+              <w:widowControl/>
+              <w:spacing w:after="0" w:line="240" w:lineRule="auto" w:before="0"/>
+              <w:jc w:val="center"/>
+            </w:pPr>
+            <w:r>
+              <w:rPr>
+                <w:rFonts w:ascii="Times New Roman" w:hAnsi="Times New Roman" w:cs="Times New Roman"/>
+                <w:color w:val="000000"/>
+                <w:sz w:val="22"/>
+                <w:szCs w:val="22"/>
+                <w:lang w:val="en-US"/>
+              </w:rPr>
+              <w:t>1.8931</w:t>
+            </w:r>
+          </w:p>
+        </w:tc>
+        <w:tc>
+          <w:tcPr>
+            <w:tcW w:w="1700" w:type="dxa"/>
+            <w:vAlign w:val="center"/>
+          </w:tcPr>
+          <w:p>
+            <w:pPr>
+              <w:pStyle w:val="Normal"/>
+              <w:widowControl/>
+              <w:spacing w:after="0" w:line="240" w:lineRule="auto" w:before="0"/>
+              <w:jc w:val="center"/>
+            </w:pPr>
+            <w:r>
+              <w:rPr>
+                <w:rFonts w:ascii="Times New Roman" w:hAnsi="Times New Roman" w:cs="Times New Roman"/>
+                <w:color w:val="000000"/>
+                <w:sz w:val="22"/>
+                <w:szCs w:val="22"/>
+                <w:lang w:val="en-US"/>
+              </w:rPr>
+              <w:t>−0.007341</w:t>
+            </w:r>
+          </w:p>
+        </w:tc>
+        <w:tc>
+          <w:tcPr>
+            <w:tcW w:w="1660" w:type="dxa"/>
+            <w:vAlign w:val="center"/>
+          </w:tcPr>
+          <w:p>
+            <w:pPr>
+              <w:pStyle w:val="Normal"/>
+              <w:widowControl/>
+              <w:spacing w:after="0" w:line="240" w:lineRule="auto" w:before="0"/>
+              <w:jc w:val="center"/>
+            </w:pPr>
+            <w:r>
+              <w:rPr>
+                <w:rFonts w:ascii="Times New Roman" w:hAnsi="Times New Roman" w:cs="Times New Roman"/>
+                <w:color w:val="000000"/>
+                <w:sz w:val="22"/>
+                <w:szCs w:val="22"/>
+                <w:lang w:val="en-US"/>
+              </w:rPr>
+              <w:t>+0.3505</w:t>
+            </w:r>
+          </w:p>
+        </w:tc>
+      </w:tr>
+      <w:tr>
+        <w:trPr>
+          <w:cantSplit/>
+        </w:trPr>
+        <w:tc>
+          <w:tcPr>
+            <w:tcW w:w="700" w:type="dxa"/>
+            <w:vAlign w:val="center"/>
+            <w:vMerge w:val="restart"/>
+          </w:tcPr>
+          <w:p>
+            <w:pPr>
+              <w:pStyle w:val="Normal"/>
+              <w:widowControl/>
+              <w:spacing w:after="0" w:line="240" w:lineRule="auto" w:before="0"/>
+              <w:keepNext/>
+              <w:jc w:val="center"/>
+            </w:pPr>
+            <w:r>
+              <w:rPr>
+                <w:rFonts w:ascii="Times New Roman" w:hAnsi="Times New Roman" w:cs="Times New Roman"/>
+                <w:color w:val="000000"/>
+                <w:sz w:val="22"/>
+                <w:szCs w:val="22"/>
+                <w:lang w:val="en-US"/>
+              </w:rPr>
+              <w:t>006</w:t>
+            </w:r>
+          </w:p>
+        </w:tc>
+        <w:tc>
+          <w:tcPr>
+            <w:tcW w:w="2000" w:type="dxa"/>
+            <w:vAlign w:val="center"/>
+          </w:tcPr>
+          <w:p>
+            <w:pPr>
+              <w:pStyle w:val="Normal"/>
+              <w:widowControl/>
+              <w:spacing w:after="0" w:line="240" w:lineRule="auto" w:before="0"/>
+              <w:keepNext/>
+              <w:jc w:val="left"/>
+            </w:pPr>
+            <w:r>
+              <w:rPr>
+                <w:rFonts w:ascii="Times New Roman" w:hAnsi="Times New Roman" w:cs="Times New Roman"/>
+                <w:color w:val="000000"/>
+                <w:sz w:val="22"/>
+                <w:szCs w:val="22"/>
+                <w:lang w:val="en-US"/>
+              </w:rPr>
+              <w:t>Baseline</w:t>
+            </w:r>
+          </w:p>
+        </w:tc>
+        <w:tc>
+          <w:tcPr>
+            <w:tcW w:w="1800" w:type="dxa"/>
+            <w:vAlign w:val="center"/>
+          </w:tcPr>
+          <w:p>
+            <w:pPr>
+              <w:pStyle w:val="Normal"/>
+              <w:widowControl/>
+              <w:spacing w:after="0" w:line="240" w:lineRule="auto" w:before="0"/>
+              <w:keepNext/>
+              <w:jc w:val="center"/>
+            </w:pPr>
+            <w:r>
+              <w:rPr>
+                <w:rFonts w:ascii="Times New Roman" w:hAnsi="Times New Roman" w:cs="Times New Roman"/>
+                <w:color w:val="000000"/>
+                <w:sz w:val="22"/>
+                <w:szCs w:val="22"/>
+                <w:lang w:val="en-US"/>
+              </w:rPr>
+              <w:t>0.932469</w:t>
+            </w:r>
+          </w:p>
+        </w:tc>
+        <w:tc>
+          <w:tcPr>
+            <w:tcW w:w="1500" w:type="dxa"/>
+            <w:vAlign w:val="center"/>
+          </w:tcPr>
+          <w:p>
+            <w:pPr>
+              <w:pStyle w:val="Normal"/>
+              <w:widowControl/>
+              <w:spacing w:after="0" w:line="240" w:lineRule="auto" w:before="0"/>
+              <w:keepNext/>
+              <w:jc w:val="center"/>
+            </w:pPr>
+            <w:r>
+              <w:rPr>
+                <w:rFonts w:ascii="Times New Roman" w:hAnsi="Times New Roman" w:cs="Times New Roman"/>
+                <w:color w:val="000000"/>
+                <w:sz w:val="22"/>
+                <w:szCs w:val="22"/>
+                <w:lang w:val="en-US"/>
+              </w:rPr>
+              <w:t>1.5215</w:t>
+            </w:r>
+          </w:p>
+        </w:tc>
+        <w:tc>
+          <w:tcPr>
+            <w:tcW w:w="1700" w:type="dxa"/>
+            <w:vAlign w:val="center"/>
+          </w:tcPr>
+          <w:p>
+            <w:pPr>
+              <w:pStyle w:val="Normal"/>
+              <w:widowControl/>
+              <w:spacing w:after="0" w:line="240" w:lineRule="auto" w:before="0"/>
+              <w:keepNext/>
+              <w:jc w:val="center"/>
+            </w:pPr>
+            <w:r>
+              <w:rPr>
+                <w:rFonts w:ascii="Times New Roman" w:hAnsi="Times New Roman" w:cs="Times New Roman"/>
+                <w:color w:val="000000"/>
+                <w:sz w:val="22"/>
+                <w:szCs w:val="22"/>
+                <w:lang w:val="en-US"/>
+              </w:rPr>
+              <w:t>—</w:t>
+            </w:r>
+          </w:p>
+        </w:tc>
+        <w:tc>
+          <w:tcPr>
+            <w:tcW w:w="1660" w:type="dxa"/>
+            <w:vAlign w:val="center"/>
+          </w:tcPr>
+          <w:p>
+            <w:pPr>
+              <w:pStyle w:val="Normal"/>
+              <w:widowControl/>
+              <w:spacing w:after="0" w:line="240" w:lineRule="auto" w:before="0"/>
+              <w:keepNext/>
+              <w:jc w:val="center"/>
+            </w:pPr>
+            <w:r>
+              <w:rPr>
+                <w:rFonts w:ascii="Times New Roman" w:hAnsi="Times New Roman" w:cs="Times New Roman"/>
+                <w:color w:val="000000"/>
+                <w:sz w:val="22"/>
+                <w:szCs w:val="22"/>
+                <w:lang w:val="en-US"/>
+              </w:rPr>
+              <w:t>—</w:t>
+            </w:r>
+          </w:p>
+        </w:tc>
+      </w:tr>
+      <w:tr>
+        <w:trPr>
+          <w:cantSplit/>
+        </w:trPr>
+        <w:tc>
+          <w:tcPr>
+            <w:tcW w:w="700" w:type="dxa"/>
+            <w:vAlign w:val="center"/>
+            <w:vMerge w:val="continue"/>
+          </w:tcPr>
+          <w:p>
+            <w:pPr>
+              <w:pStyle w:val="Normal"/>
+              <w:widowControl/>
+              <w:spacing w:after="0" w:line="240" w:lineRule="auto" w:before="0"/>
+              <w:jc w:val="center"/>
+            </w:pPr>
+            <w:r>
+              <w:rPr>
+                <w:rFonts w:ascii="Times New Roman" w:hAnsi="Times New Roman" w:cs="Times New Roman"/>
+                <w:color w:val="000000"/>
+                <w:sz w:val="22"/>
+                <w:szCs w:val="22"/>
+                <w:lang w:val="en-US"/>
+              </w:rPr>
+              <w:t/>
+            </w:r>
+          </w:p>
+        </w:tc>
+        <w:tc>
+          <w:tcPr>
+            <w:tcW w:w="2000" w:type="dxa"/>
+            <w:vAlign w:val="center"/>
+          </w:tcPr>
+          <w:p>
+            <w:pPr>
+              <w:pStyle w:val="Normal"/>
+              <w:widowControl/>
+              <w:spacing w:after="0" w:line="240" w:lineRule="auto" w:before="0"/>
+              <w:jc w:val="left"/>
+            </w:pPr>
+            <w:r>
+              <w:rPr>
+                <w:rFonts w:ascii="Times New Roman" w:hAnsi="Times New Roman" w:cs="Times New Roman"/>
+                <w:color w:val="000000"/>
+                <w:sz w:val="22"/>
+                <w:szCs w:val="22"/>
+                <w:lang w:val="en-US"/>
+              </w:rPr>
+              <w:t>Analogy</w:t>
+            </w:r>
+          </w:p>
+        </w:tc>
+        <w:tc>
+          <w:tcPr>
+            <w:tcW w:w="1800" w:type="dxa"/>
+            <w:vAlign w:val="center"/>
+          </w:tcPr>
+          <w:p>
+            <w:pPr>
+              <w:pStyle w:val="Normal"/>
+              <w:widowControl/>
+              <w:spacing w:after="0" w:line="240" w:lineRule="auto" w:before="0"/>
+              <w:jc w:val="center"/>
+            </w:pPr>
+            <w:r>
+              <w:rPr>
+                <w:rFonts w:ascii="Times New Roman" w:hAnsi="Times New Roman" w:cs="Times New Roman"/>
+                <w:color w:val="000000"/>
+                <w:sz w:val="22"/>
+                <w:szCs w:val="22"/>
+                <w:lang w:val="en-US"/>
+              </w:rPr>
+              <w:t>0.928950</w:t>
+            </w:r>
+          </w:p>
+        </w:tc>
+        <w:tc>
+          <w:tcPr>
+            <w:tcW w:w="1500" w:type="dxa"/>
+            <w:vAlign w:val="center"/>
+          </w:tcPr>
+          <w:p>
+            <w:pPr>
+              <w:pStyle w:val="Normal"/>
+              <w:widowControl/>
+              <w:spacing w:after="0" w:line="240" w:lineRule="auto" w:before="0"/>
+              <w:jc w:val="center"/>
+            </w:pPr>
+            <w:r>
+              <w:rPr>
+                <w:rFonts w:ascii="Times New Roman" w:hAnsi="Times New Roman" w:cs="Times New Roman"/>
+                <w:color w:val="000000"/>
+                <w:sz w:val="22"/>
+                <w:szCs w:val="22"/>
+                <w:lang w:val="en-US"/>
+              </w:rPr>
+              <w:t>1.6824</w:t>
+            </w:r>
+          </w:p>
+        </w:tc>
+        <w:tc>
+          <w:tcPr>
+            <w:tcW w:w="1700" w:type="dxa"/>
+            <w:vAlign w:val="center"/>
+          </w:tcPr>
+          <w:p>
+            <w:pPr>
+              <w:pStyle w:val="Normal"/>
+              <w:widowControl/>
+              <w:spacing w:after="0" w:line="240" w:lineRule="auto" w:before="0"/>
+              <w:jc w:val="center"/>
+            </w:pPr>
+            <w:r>
+              <w:rPr>
+                <w:rFonts w:ascii="Times New Roman" w:hAnsi="Times New Roman" w:cs="Times New Roman"/>
+                <w:color w:val="000000"/>
+                <w:sz w:val="22"/>
+                <w:szCs w:val="22"/>
+                <w:lang w:val="en-US"/>
+              </w:rPr>
+              <w:t>−0.003519</w:t>
+            </w:r>
+          </w:p>
+        </w:tc>
+        <w:tc>
+          <w:tcPr>
+            <w:tcW w:w="1660" w:type="dxa"/>
+            <w:vAlign w:val="center"/>
+          </w:tcPr>
+          <w:p>
+            <w:pPr>
+              <w:pStyle w:val="Normal"/>
+              <w:widowControl/>
+              <w:spacing w:after="0" w:line="240" w:lineRule="auto" w:before="0"/>
+              <w:jc w:val="center"/>
+            </w:pPr>
+            <w:r>
+              <w:rPr>
+                <w:rFonts w:ascii="Times New Roman" w:hAnsi="Times New Roman" w:cs="Times New Roman"/>
+                <w:color w:val="000000"/>
+                <w:sz w:val="22"/>
+                <w:szCs w:val="22"/>
+                <w:lang w:val="en-US"/>
+              </w:rPr>
+              <w:t>+0.1609</w:t>
+            </w:r>
+          </w:p>
+        </w:tc>
+      </w:tr>
+    </w:tbl>
+    <w:p>
+      <w:pPr>
+        <w:pStyle w:val="Normal"/>
+        <w:widowControl/>
+        <w:spacing w:after="160" w:line="278" w:lineRule="auto" w:before="100"/>
+      </w:pPr>
+      <w:r>
+        <w:rPr>
+          <w:rFonts w:ascii="Times New Roman" w:hAnsi="Times New Roman" w:cs="Times New Roman"/>
+          <w:color w:val="000000"/>
+          <w:sz w:val="22"/>
+          <w:szCs w:val="22"/>
+          <w:lang w:val="en-US"/>
+        </w:rPr>
+        <w:t>Vendi uses subsets of m = 7. Positive deltas indicate higher scores or greater diversity. Deltas are analogy minus baseline, calculated before rounding; they may differ from subtraction of displayed values.</w:t>
+      </w:r>
+    </w:p>
+    <w:p>
+      <w:pPr>
+        <w:pStyle w:val="Normal"/>
+        <w:widowControl/>
+        <w:spacing w:after="160" w:line="278" w:lineRule="auto" w:before="0"/>
+      </w:pPr>
+      <w:r>
+        <w:rPr>
+          <w:rFonts w:ascii="Times New Roman" w:hAnsi="Times New Roman" w:cs="Times New Roman"/>
+          <w:color w:val="000000"/>
+          <w:sz w:val="24"/>
+          <w:szCs w:val="24"/>
+          <w:lang w:val="en-US"/>
+        </w:rPr>
+        <w:t>Analogy has a higher validation score only in pair 002, while Vendi is higher in all six pairs. Greater measured diversity therefore coincides with lower validation performance in five pairs. Vendi does not establish candidate correctness or scientific novelty.</w:t>
       </w:r>
     </w:p>
     <w:p>
